--- a/pc_package/INV-001_investigation.docx
+++ b/pc_package/INV-001_investigation.docx
@@ -348,7 +348,7 @@
               <w:jc w:val="left"/>
             </w:pPr>
             <w:r>
-              <w:t xml:space="preserve">Sponsor / sites</w:t>
+              <w:t xml:space="preserve">Sponsor</w:t>
             </w:r>
           </w:p>
         </w:tc>
@@ -360,7 +360,59 @@
               <w:jc w:val="left"/>
             </w:pPr>
             <w:r>
-              <w:t xml:space="preserve">Novacyte Biologics; Novacyte Biologics — Cambridge, MA (Development) → Novacyte Biologics — Grafton, WI (Commercial DS)</w:t>
+              <w:t xml:space="preserve">Novacyte Biologics</w:t>
+            </w:r>
+          </w:p>
+        </w:tc>
+      </w:tr>
+      <w:tr>
+        <w:tc>
+          <w:tcPr/>
+          <w:p>
+            <w:pPr>
+              <w:pStyle w:val="Compact"/>
+              <w:jc w:val="left"/>
+            </w:pPr>
+            <w:r>
+              <w:t xml:space="preserve">Development site</w:t>
+            </w:r>
+          </w:p>
+        </w:tc>
+        <w:tc>
+          <w:tcPr/>
+          <w:p>
+            <w:pPr>
+              <w:pStyle w:val="Compact"/>
+              <w:jc w:val="left"/>
+            </w:pPr>
+            <w:r>
+              <w:t xml:space="preserve">Cambridge, MA</w:t>
+            </w:r>
+          </w:p>
+        </w:tc>
+      </w:tr>
+      <w:tr>
+        <w:tc>
+          <w:tcPr/>
+          <w:p>
+            <w:pPr>
+              <w:pStyle w:val="Compact"/>
+              <w:jc w:val="left"/>
+            </w:pPr>
+            <w:r>
+              <w:t xml:space="preserve">Commercial drug substance site</w:t>
+            </w:r>
+          </w:p>
+        </w:tc>
+        <w:tc>
+          <w:tcPr/>
+          <w:p>
+            <w:pPr>
+              <w:pStyle w:val="Compact"/>
+              <w:jc w:val="left"/>
+            </w:pPr>
+            <w:r>
+              <w:t xml:space="preserve">Grafton, WI</w:t>
             </w:r>
           </w:p>
         </w:tc>
@@ -1706,7 +1758,7 @@
         <w:pStyle w:val="BodyText"/>
       </w:pPr>
       <w:r>
-        <w:t xml:space="preserve">Under corrective action CA1, the investigation defined intermediate acceptance criteria by a rule written before any report applied it. Each criterion is carried back from the drug-substance criterion through the platform worst case of each downstream step, with no margin. This campaign’s data can move a criterion only through the 95 % confidence bound of a downstream step’s worst case within its normal operating range (NOR). The same rule set fixes how a scale-down model whose mean differs from manufacturing scale is qualified, and that viral clearance is judged at the least favourable combination of the other parameters. Corrective action CA1 issues all of this in PCMP-001 Version 2.0. Corrective actions CA2 and CA3 reissue the step plans and every other document of the package against it, with fragments measured by nrCE-SDS. They are due on 2026-09-30 and were open at closure. Preventive action PA1 revises SOP-1002 so that a characterization protocol cannot be approved without its criteria (§7).</w:t>
+        <w:t xml:space="preserve">Under corrective action CA1, the investigation defined intermediate acceptance criteria by a rule written before any report applied it. Each criterion is carried back from the drug-substance criterion through the platform worst case of each downstream step, with no margin. This campaign’s data can move a criterion only through the one-sided 95 % prediction bound of a single batch of a downstream step, at the least favourable combination within its normal operating range (NOR). The same rule set fixes how a scale-down model whose mean differs from manufacturing scale is qualified, and that viral clearance is judged at the least favourable combination of the other parameters. Corrective action CA1 issues all of this in PCMP-001 Version 2.0. Corrective actions CA2 and CA3 reissue the step plans and every other document of the package against it, with fragments measured by nrCE-SDS. They are due on 2026-09-30 and were open at closure. Preventive action PA1 revises SOP-1002 so that a characterization protocol cannot be approved without its criteria (§7).</w:t>
       </w:r>
     </w:p>
     <w:p>
@@ -1714,7 +1766,7 @@
         <w:pStyle w:val="BodyText"/>
       </w:pPr>
       <w:r>
-        <w:t xml:space="preserve">Of the 61 proven acceptable ranges that Version 1.0 reported with the other parameters varying within their NORs, 29 are wider in the re-analysis, 3 are narrower, 3 have moved, 3 no longer give a range and 23 are unchanged. In the re-analysis, acidic variants at the production bioreactor step and XMuLV clearance at the low-pH viral inactivation step do not meet their Version 2.0 criterion across the whole NOR, although each meets it with every parameter at its set-point (§6.3). At Version 2.0, the low-pH viral inactivation report PCR-006 moves the NOR of inactivation pH lower and narrows the NORs of hold time and temperature, because XMuLV clearance does not meet its claim at the least favourable combination of the NOR as it was characterized (§6.3). The lowest capability index of the drug substance is now that of acidic variants, at 1.03, against its lower limit. No GMP batch was dispositioned on these documents, and there is no product impact (§6.6).</w:t>
+        <w:t xml:space="preserve">Of the 61 proven acceptable ranges that Version 1.0 reported with the other parameters varying within their NORs, 29 are wider in the re-analysis, 3 are narrower, 3 have moved, 3 no longer give a range and 23 are unchanged. In the re-analysis, acidic variants at the production bioreactor step and XMuLV clearance at the low-pH viral inactivation step do not meet their Version 2.0 criterion across the whole NOR, although each meets it with every parameter at its set-point (§6.3). At Version 2.0, the Protein A report PCR-005 narrows the NOR of protein load, because over the NOR as it was characterized the scale-down model is not qualified for pool host cell protein (§2). The low-pH viral inactivation report PCR-006 moves the NOR and the set-point of inactivation pH lower and narrows the NORs of hold time and temperature, because XMuLV clearance does not meet its claim at the least favourable combination of the NOR as it was characterized (§6.3). The lowest capability index of the drug substance is now that of acidic variants, at 1.03, against its lower limit. No GMP batch was dispositioned on these documents, and there is no product impact (§6.6).</w:t>
       </w:r>
     </w:p>
     <w:bookmarkEnd w:id="23"/>
@@ -1740,7 +1792,7 @@
         <w:pStyle w:val="BodyText"/>
       </w:pPr>
       <w:r>
-        <w:t xml:space="preserve">Version 1.0 reported 30 studies, executed between 2025-08-27 and 2026-05-15. Each of them closed before the Version 1.0 reports were approved. The count covers every study in the campaign chronology except four. The comparability study S-CEX-FRC and the retests of retained samples by nrCE-SDS (S-PA-RET and S-VI-RET) produced only fragment results, which Version 1.0 did not report (§4.7). The further Protein A scale-down runs, study S-PA-SDM2, were made during the investigation (§2).</w:t>
+        <w:t xml:space="preserve">Version 1.0 reported 30 studies, executed between 2025-08-11 and 2026-05-15. Each of them closed before the Version 1.0 reports were approved. The count covers every study that started before this investigation closed, except the two augmentation studies of INV-002 (§2), which belong to that investigation, and five others. The comparability study S-CEX-FRC and the retests of retained samples by nrCE-SDS (S-PA-RET and S-VI-RET) produced only fragment results, which Version 1.0 did not report (§4.7). The further Protein A scale-down runs, study S-PA-SDM2, were made during the investigation (§2). The osmolality study S-BRX-OSM at the production bioreactor started on 2026-09-01, during the investigation, and is outside its scope. The bioreactor report PCR-003 Version 2.0 records it as PD-003-01, a discrepancy from the plan.</w:t>
       </w:r>
     </w:p>
     <w:p>
@@ -2753,7 +2805,15 @@
         <w:pStyle w:val="BodyText"/>
       </w:pPr>
       <w:r>
-        <w:t xml:space="preserve">The Protein A plan, PCP-005, had planned 3 set-point runs for the qualification of that model (study S-PA-SDM). The further runs were made during the re-analysis, to narrow the confidence interval of the offset of the model for pool host cell protein. Of the Protein A pool attributes, host cell protein comes nearest its criterion. On the model that PCR-005 Version 2.0 uses, its upper 95 % prediction limit over the NOR is 72 % of the criterion, and it rises with lower elution buffer pH and higher protein load. That model is fitted on the log scale, so the offset is a difference of mean logarithms. It is stated as a ratio, the geometric mean of the scale-down runs divided by that of the manufacturing-scale batches. On the planned runs alone, the ratio is 0.935, with a 90 % confidence interval of 0.795 to 1.100. On all runs it is 0.973, with an interval of 0.891 to 1.063. A scale-down model is qualified for an output when the conclusion against its criterion over the NOR is the same with the offset at either end of that interval (§6.1). On the planned runs alone and on all runs, host cell protein and leached Protein A each meet their criterion over the NOR with the offset at either end of its interval. The model is therefore qualified on the planned runs alone as well. The further runs narrowed the interval and did not change the conclusion. The plan did not foresee the further runs, so the Protein A report PCR-005 Version 2.0 records them as PD-005-01, a discrepancy from the plan. They are not a deviation, because no approved procedure or GMP requirement was departed from.</w:t>
+        <w:t xml:space="preserve">The Protein A plan, PCP-005, had planned 3 set-point runs for the qualification of that model (study S-PA-SDM). The further runs were made during the re-analysis, to narrow the confidence interval of the offset of the model for pool host cell protein. Of the Protein A pool attributes, host cell protein comes nearest its criterion of 17,069 ng/mg. On the model that PCR-005 Version 2.0 uses, its upper 95 % prediction limit over the NOR as characterized is 92 % of the criterion, and it rises with lower elution buffer pH and higher protein load. That model is fitted on the log scale, so the offset is a difference of mean logarithms. It is stated as a ratio, the geometric mean of the scale-down runs divided by that of the manufacturing-scale batches. On the planned runs alone, the ratio is 0.935, with a 90 % confidence interval of 0.795 to 1.100. On all runs it is 0.973, with an interval of 0.891 to 1.063. The plan did not foresee the further runs, so the Protein A report PCR-005 Version 2.0 records them as PD-005-01, a discrepancy from the plan. They are not a deviation, because no approved procedure or GMP requirement was departed from.</w:t>
+      </w:r>
+    </w:p>
+    <w:p>
+      <w:pPr>
+        <w:pStyle w:val="BodyText"/>
+      </w:pPr>
+      <w:r>
+        <w:t xml:space="preserve">A scale-down model is qualified for an output when the conclusion against its criterion over the NOR is the same with the offset at either end of that interval (§6.1). Over the NOR as characterized, the model is not qualified for pool host cell protein, on the planned runs alone or on all runs. With the ratio at the low end of its interval, which raises the prediction at manufacturing scale, the upper prediction limit over that NOR is 17,143 ng/mg on all runs, above the criterion. The Protein A report PCR-005 Version 2.0 therefore narrows the NOR of protein load at its high end, from 20–40 g/L resin to 20–39 g/L resin. Over the narrowed NOR, that limit is 16,763 ng/mg on all runs, and the model is qualified. On the planned runs alone it is 18,786 ng/mg, and the model would not be qualified. The further runs therefore made the qualification possible. The decision to make them was taken after the result on the planned runs was known. The qualification therefore rests on runs added after a result was seen, and this is a limitation of it. The qualification rule and the criterion were not changed, and only the number of runs grew. For leached Protein A the model is qualified on either set of runs.</w:t>
       </w:r>
     </w:p>
     <w:bookmarkEnd w:id="26"/>
@@ -3166,6 +3226,12 @@
                     </w:rPr>
                     <w:t xml:space="preserve">b)</w:t>
                   </w:r>
+                  <w:r>
+                    <w:t xml:space="preserve"> </w:t>
+                  </w:r>
+                  <w:r>
+                    <w:t xml:space="preserve">from 18.0–39.0</w:t>
+                  </w:r>
                 </w:p>
               </w:tc>
             </w:tr>
@@ -3294,7 +3360,7 @@
                     <w:jc w:val="center"/>
                   </w:pPr>
                   <w:r>
-                    <w:t xml:space="preserve">≤ 7.04</w:t>
+                    <w:t xml:space="preserve">≤ 6.46</w:t>
                   </w:r>
                 </w:p>
               </w:tc>
@@ -3326,6 +3392,12 @@
                     </w:rPr>
                     <w:t xml:space="preserve">b)</w:t>
                   </w:r>
+                  <w:r>
+                    <w:t xml:space="preserve"> </w:t>
+                  </w:r>
+                  <w:r>
+                    <w:t xml:space="preserve">from ≤ 9.30</w:t>
+                  </w:r>
                 </w:p>
               </w:tc>
             </w:tr>
@@ -3499,9 +3571,7 @@
                 </w:p>
               </w:tc>
               <w:tc>
-                <w:tcPr>
-                  <w:gridSpan w:val="2"/>
-                </w:tcPr>
+                <w:tcPr/>
                 <w:p>
                   <w:pPr>
                     <w:pStyle w:val="Compact"/>
@@ -3526,6 +3596,18 @@
                     <w:jc w:val="center"/>
                   </w:pPr>
                   <w:r>
+                    <w:t xml:space="preserve">–</w:t>
+                  </w:r>
+                </w:p>
+              </w:tc>
+              <w:tc>
+                <w:tcPr/>
+                <w:p>
+                  <w:pPr>
+                    <w:pStyle w:val="Compact"/>
+                    <w:jc w:val="center"/>
+                  </w:pPr>
+                  <w:r>
                     <w:t xml:space="preserve">≤ 158</w:t>
                   </w:r>
                 </w:p>
@@ -3566,9 +3648,7 @@
                 </w:p>
               </w:tc>
               <w:tc>
-                <w:tcPr>
-                  <w:gridSpan w:val="2"/>
-                </w:tcPr>
+                <w:tcPr/>
                 <w:p>
                   <w:pPr>
                     <w:pStyle w:val="Compact"/>
@@ -3593,6 +3673,18 @@
                     <w:jc w:val="center"/>
                   </w:pPr>
                   <w:r>
+                    <w:t xml:space="preserve">–</w:t>
+                  </w:r>
+                </w:p>
+              </w:tc>
+              <w:tc>
+                <w:tcPr/>
+                <w:p>
+                  <w:pPr>
+                    <w:pStyle w:val="Compact"/>
+                    <w:jc w:val="center"/>
+                  </w:pPr>
+                  <w:r>
                     <w:t xml:space="preserve">≤ 2.45</w:t>
                   </w:r>
                 </w:p>
@@ -3664,7 +3756,7 @@
                     <w:jc w:val="center"/>
                   </w:pPr>
                   <w:r>
-                    <w:t xml:space="preserve">≤ 21,662</w:t>
+                    <w:t xml:space="preserve">≤ 17,069</w:t>
                   </w:r>
                 </w:p>
               </w:tc>
@@ -3684,6 +3776,12 @@
                     </w:rPr>
                     <w:t xml:space="preserve">b)</w:t>
                   </w:r>
+                  <w:r>
+                    <w:t xml:space="preserve"> </w:t>
+                  </w:r>
+                  <w:r>
+                    <w:t xml:space="preserve">from ≤ 16,000</w:t>
+                  </w:r>
                 </w:p>
               </w:tc>
             </w:tr>
@@ -3715,9 +3813,7 @@
                 </w:p>
               </w:tc>
               <w:tc>
-                <w:tcPr>
-                  <w:gridSpan w:val="2"/>
-                </w:tcPr>
+                <w:tcPr/>
                 <w:p>
                   <w:pPr>
                     <w:pStyle w:val="Compact"/>
@@ -3742,6 +3838,18 @@
                     <w:jc w:val="center"/>
                   </w:pPr>
                   <w:r>
+                    <w:t xml:space="preserve">–</w:t>
+                  </w:r>
+                </w:p>
+              </w:tc>
+              <w:tc>
+                <w:tcPr/>
+                <w:p>
+                  <w:pPr>
+                    <w:pStyle w:val="Compact"/>
+                    <w:jc w:val="center"/>
+                  </w:pPr>
+                  <w:r>
                     <w:t xml:space="preserve">18.0–40.0</w:t>
                   </w:r>
                 </w:p>
@@ -3813,7 +3921,7 @@
                     <w:jc w:val="center"/>
                   </w:pPr>
                   <w:r>
-                    <w:t xml:space="preserve">≤ 7.58</w:t>
+                    <w:t xml:space="preserve">≤ 7.02</w:t>
                   </w:r>
                 </w:p>
               </w:tc>
@@ -3833,6 +3941,12 @@
                     </w:rPr>
                     <w:t xml:space="preserve">c)</w:t>
                   </w:r>
+                  <w:r>
+                    <w:t xml:space="preserve"> </w:t>
+                  </w:r>
+                  <w:r>
+                    <w:t xml:space="preserve">from ≤ 10.0</w:t>
+                  </w:r>
                 </w:p>
               </w:tc>
             </w:tr>
@@ -3859,9 +3973,7 @@
                 </w:p>
               </w:tc>
               <w:tc>
-                <w:tcPr>
-                  <w:gridSpan w:val="2"/>
-                </w:tcPr>
+                <w:tcPr/>
                 <w:p>
                   <w:pPr>
                     <w:pStyle w:val="Compact"/>
@@ -3886,6 +3998,18 @@
                     <w:jc w:val="center"/>
                   </w:pPr>
                   <w:r>
+                    <w:t xml:space="preserve">–</w:t>
+                  </w:r>
+                </w:p>
+              </w:tc>
+              <w:tc>
+                <w:tcPr/>
+                <w:p>
+                  <w:pPr>
+                    <w:pStyle w:val="Compact"/>
+                    <w:jc w:val="center"/>
+                  </w:pPr>
+                  <w:r>
                     <w:t xml:space="preserve">≤ 2.60</w:t>
                   </w:r>
                 </w:p>
@@ -4104,7 +4228,7 @@
                     <w:jc w:val="center"/>
                   </w:pPr>
                   <w:r>
-                    <w:t xml:space="preserve">≤ 518</w:t>
+                    <w:t xml:space="preserve">≤ 427</w:t>
                   </w:r>
                 </w:p>
               </w:tc>
@@ -4124,6 +4248,12 @@
                     </w:rPr>
                     <w:t xml:space="preserve">b)</w:t>
                   </w:r>
+                  <w:r>
+                    <w:t xml:space="preserve"> </w:t>
+                  </w:r>
+                  <w:r>
+                    <w:t xml:space="preserve">from ≤ 400</w:t>
+                  </w:r>
                 </w:p>
               </w:tc>
             </w:tr>
@@ -4150,9 +4280,7 @@
                 </w:p>
               </w:tc>
               <w:tc>
-                <w:tcPr>
-                  <w:gridSpan w:val="2"/>
-                </w:tcPr>
+                <w:tcPr/>
                 <w:p>
                   <w:pPr>
                     <w:pStyle w:val="Compact"/>
@@ -4177,6 +4305,18 @@
                     <w:jc w:val="center"/>
                   </w:pPr>
                   <w:r>
+                    <w:t xml:space="preserve">–</w:t>
+                  </w:r>
+                </w:p>
+              </w:tc>
+              <w:tc>
+                <w:tcPr/>
+                <w:p>
+                  <w:pPr>
+                    <w:pStyle w:val="Compact"/>
+                    <w:jc w:val="center"/>
+                  </w:pPr>
+                  <w:r>
                     <w:t xml:space="preserve">≤ 2.00</w:t>
                   </w:r>
                 </w:p>
@@ -4293,9 +4433,7 @@
                 </w:p>
               </w:tc>
               <w:tc>
-                <w:tcPr>
-                  <w:gridSpan w:val="2"/>
-                </w:tcPr>
+                <w:tcPr/>
                 <w:p>
                   <w:pPr>
                     <w:pStyle w:val="Compact"/>
@@ -4320,6 +4458,18 @@
                     <w:jc w:val="center"/>
                   </w:pPr>
                   <w:r>
+                    <w:t xml:space="preserve">–</w:t>
+                  </w:r>
+                </w:p>
+              </w:tc>
+              <w:tc>
+                <w:tcPr/>
+                <w:p>
+                  <w:pPr>
+                    <w:pStyle w:val="Compact"/>
+                    <w:jc w:val="center"/>
+                  </w:pPr>
+                  <w:r>
                     <w:t xml:space="preserve">≤ 2.00</w:t>
                   </w:r>
                 </w:p>
@@ -4507,9 +4657,7 @@
                 </w:p>
               </w:tc>
               <w:tc>
-                <w:tcPr>
-                  <w:gridSpan w:val="2"/>
-                </w:tcPr>
+                <w:tcPr/>
                 <w:p>
                   <w:pPr>
                     <w:pStyle w:val="Compact"/>
@@ -4534,6 +4682,18 @@
                     <w:jc w:val="center"/>
                   </w:pPr>
                   <w:r>
+                    <w:t xml:space="preserve">–</w:t>
+                  </w:r>
+                </w:p>
+              </w:tc>
+              <w:tc>
+                <w:tcPr/>
+                <w:p>
+                  <w:pPr>
+                    <w:pStyle w:val="Compact"/>
+                    <w:jc w:val="center"/>
+                  </w:pPr>
+                  <w:r>
                     <w:t xml:space="preserve">≤ 2.00</w:t>
                   </w:r>
                 </w:p>
@@ -4738,7 +4898,7 @@
                     <w:t xml:space="preserve"> </w:t>
                   </w:r>
                   <w:r>
-                    <w:t xml:space="preserve">Widened on verification: a downstream step did better than the platform worst case at its 95 % confidence bound, on an adequate model.</w:t>
+                    <w:t xml:space="preserve">Widened on verification: a downstream step did better than the platform worst case at the one-sided 95 % prediction bound of a single batch, on an adequate model.</w:t>
                   </w:r>
                 </w:p>
               </w:tc>
@@ -4888,7 +5048,7 @@
                     <w:t xml:space="preserve"> </w:t>
                   </w:r>
                   <w:r>
-                    <w:t xml:space="preserve">Version 1.0 rule: requirement - nominal of other steps.</w:t>
+                    <w:t xml:space="preserve">Version 1.0 rule: requirement − nominal of other steps.</w:t>
                   </w:r>
                 </w:p>
               </w:tc>
@@ -6589,19 +6749,19 @@
                     <w:jc w:val="center"/>
                   </w:pPr>
                   <w:r>
-                    <w:t xml:space="preserve">2025-08-25</w:t>
-                  </w:r>
-                </w:p>
-              </w:tc>
-              <w:tc>
-                <w:tcPr/>
-                <w:p>
-                  <w:pPr>
-                    <w:pStyle w:val="Compact"/>
-                    <w:jc w:val="center"/>
-                  </w:pPr>
-                  <w:r>
-                    <w:t xml:space="preserve">2025-08-27</w:t>
+                    <w:t xml:space="preserve">2025-08-07</w:t>
+                  </w:r>
+                </w:p>
+              </w:tc>
+              <w:tc>
+                <w:tcPr/>
+                <w:p>
+                  <w:pPr>
+                    <w:pStyle w:val="Compact"/>
+                    <w:jc w:val="center"/>
+                  </w:pPr>
+                  <w:r>
+                    <w:t xml:space="preserve">2025-08-11</w:t>
                   </w:r>
                 </w:p>
               </w:tc>
@@ -7357,7 +7517,7 @@
                     <w:jc w:val="center"/>
                   </w:pPr>
                   <w:r>
-                    <w:t xml:space="preserve">2025-08-27</w:t>
+                    <w:t xml:space="preserve">2025-08-11</w:t>
                   </w:r>
                 </w:p>
               </w:tc>
@@ -7522,7 +7682,7 @@
                     <w:jc w:val="center"/>
                   </w:pPr>
                   <w:r>
-                    <w:t xml:space="preserve">2025-10-17</w:t>
+                    <w:t xml:space="preserve">2025-10-31</w:t>
                   </w:r>
                 </w:p>
               </w:tc>
@@ -10278,7 +10438,7 @@
                     <w:t xml:space="preserve"> </w:t>
                   </w:r>
                   <w:r>
-                    <w:t xml:space="preserve">Retained response-surface samples, tested 2026-04-06 to 2026-04-17.</w:t>
+                    <w:t xml:space="preserve">Retained samples of the response-surface design and of the hold study, tested 2026-04-06 to 2026-04-17.</w:t>
                   </w:r>
                 </w:p>
               </w:tc>
@@ -10508,7 +10668,7 @@
         </w:numPr>
       </w:pPr>
       <w:r>
-        <w:t xml:space="preserve">Verification against the A-Mab data replaces a platform worst case with the 95 % confidence bound of the A-Mab worst case within the NOR of the downstream step, in either direction. Where the bound is worse than the platform value, the criteria upstream tighten. Where it is better, they widen, but only if the model passes the adequacy tests of PCMP-001 Version 2.0 (R² less predicted R² at most 0.2, and no lack of fit at the 0.05 level). The point prediction is never used to move a criterion.</w:t>
+        <w:t xml:space="preserve">Verification compares each platform worst case with the A-Mab worst case that the response surface model of the downstream step predicts within its NOR. The bound that can replace a platform value is the one-sided 95 % prediction bound of a single batch at the least favourable combination of NOR low, set-point and NOR high (the single-batch bound). Where the A-Mab prediction is worse than the platform value, the single-batch bound replaces it and the criteria upstream tighten. Where the single-batch bound is better than the platform value, it replaces it and the criteria upstream widen, but only if the model passes the adequacy tests of PCMP-001 Version 2.0 (R² less predicted R² at most 0.2, and no lack of fit at the 0.05 level). Otherwise the platform value stands. No criterion is set from a point prediction or from a confidence bound of the mean.</w:t>
       </w:r>
     </w:p>
     <w:p>
@@ -10584,7 +10744,8 @@
           <w:tbl>
             <w:tblPr>
               <w:tblStyle w:val="Table"/>
-              <w:tblW w:type="auto" w:w="0"/>
+              <w:tblW w:type="pct" w:w="5000"/>
+              <w:tblLayout w:type="fixed"/>
               <w:tblLook w:firstRow="1" w:lastRow="1" w:firstColumn="0" w:lastColumn="0" w:noHBand="0" w:noVBand="0" w:val="0020"/>
             </w:tblPr>
             <w:tblGrid>
@@ -10654,6 +10815,12 @@
                   <w:r>
                     <w:t xml:space="preserve">Downstream worst case</w:t>
                   </w:r>
+                  <w:r>
+                    <w:br/>
+                  </w:r>
+                  <w:r>
+                    <w:t xml:space="preserve">(platform or verified)</w:t>
+                  </w:r>
                 </w:p>
               </w:tc>
               <w:tc>
@@ -10724,7 +10891,7 @@
                     <w:jc w:val="center"/>
                   </w:pPr>
                   <w:r>
-                    <w:t xml:space="preserve">Clearance fold</w:t>
+                    <w:t xml:space="preserve">Clearance factor</w:t>
                   </w:r>
                 </w:p>
               </w:tc>
@@ -10808,7 +10975,7 @@
                     <w:jc w:val="center"/>
                   </w:pPr>
                   <w:r>
-                    <w:t xml:space="preserve">217</w:t>
+                    <w:t xml:space="preserve">171</w:t>
                   </w:r>
                 </w:p>
               </w:tc>
@@ -10832,7 +10999,7 @@
                     <w:jc w:val="center"/>
                   </w:pPr>
                   <w:r>
-                    <w:t xml:space="preserve">≤ 21,662</w:t>
+                    <w:t xml:space="preserve">≤ 17,069</w:t>
                   </w:r>
                 </w:p>
               </w:tc>
@@ -10894,7 +11061,7 @@
                     <w:jc w:val="center"/>
                   </w:pPr>
                   <w:r>
-                    <w:t xml:space="preserve">5.18</w:t>
+                    <w:t xml:space="preserve">4.27</w:t>
                   </w:r>
                 </w:p>
               </w:tc>
@@ -10918,7 +11085,7 @@
                     <w:jc w:val="center"/>
                   </w:pPr>
                   <w:r>
-                    <w:t xml:space="preserve">≤ 518</w:t>
+                    <w:t xml:space="preserve">≤ 427</w:t>
                   </w:r>
                 </w:p>
               </w:tc>
@@ -11076,31 +11243,31 @@
                     <w:jc w:val="center"/>
                   </w:pPr>
                   <w:r>
-                    <w:t xml:space="preserve">1.52</w:t>
-                  </w:r>
-                </w:p>
-              </w:tc>
-              <w:tc>
-                <w:tcPr/>
-                <w:p>
-                  <w:pPr>
-                    <w:pStyle w:val="Compact"/>
-                    <w:jc w:val="center"/>
-                  </w:pPr>
-                  <w:r>
-                    <w:t xml:space="preserve">0.53</w:t>
-                  </w:r>
-                </w:p>
-              </w:tc>
-              <w:tc>
-                <w:tcPr/>
-                <w:p>
-                  <w:pPr>
-                    <w:pStyle w:val="Compact"/>
-                    <w:jc w:val="center"/>
-                  </w:pPr>
-                  <w:r>
-                    <w:t xml:space="preserve">≤ 7.04</w:t>
+                    <w:t xml:space="preserve">1.40</w:t>
+                  </w:r>
+                </w:p>
+              </w:tc>
+              <w:tc>
+                <w:tcPr/>
+                <w:p>
+                  <w:pPr>
+                    <w:pStyle w:val="Compact"/>
+                    <w:jc w:val="center"/>
+                  </w:pPr>
+                  <w:r>
+                    <w:t xml:space="preserve">0.56</w:t>
+                  </w:r>
+                </w:p>
+              </w:tc>
+              <w:tc>
+                <w:tcPr/>
+                <w:p>
+                  <w:pPr>
+                    <w:pStyle w:val="Compact"/>
+                    <w:jc w:val="center"/>
+                  </w:pPr>
+                  <w:r>
+                    <w:t xml:space="preserve">≤ 6.46</w:t>
                   </w:r>
                 </w:p>
               </w:tc>
@@ -11174,7 +11341,7 @@
                     <w:jc w:val="center"/>
                   </w:pPr>
                   <w:r>
-                    <w:t xml:space="preserve">1.52</w:t>
+                    <w:t xml:space="preserve">1.40</w:t>
                   </w:r>
                 </w:p>
               </w:tc>
@@ -11198,7 +11365,7 @@
                     <w:jc w:val="center"/>
                   </w:pPr>
                   <w:r>
-                    <w:t xml:space="preserve">≤ 7.58</w:t>
+                    <w:t xml:space="preserve">≤ 7.02</w:t>
                   </w:r>
                 </w:p>
               </w:tc>
@@ -12711,7 +12878,7 @@
                     <w:t xml:space="preserve"> </w:t>
                   </w:r>
                   <w:r>
-                    <w:t xml:space="preserve">The 95 % confidence bound of a downstream step's A-Mab worst case within its NOR was better than the platform worst case. The bound replaced it.</w:t>
+                    <w:t xml:space="preserve">The one-sided 95 % prediction bound of a single batch at a downstream step's A-Mab worst case within its NOR was better than the platform worst case. The bound replaced it.</w:t>
                   </w:r>
                 </w:p>
               </w:tc>
@@ -12761,7 +12928,7 @@
                     <w:t xml:space="preserve"> </w:t>
                   </w:r>
                   <w:r>
-                    <w:t xml:space="preserve">The response-surface model of a downstream step predicted, within its NOR, a worse value than the platform worst case. The 95 % confidence bound of that prediction replaced it.</w:t>
+                    <w:t xml:space="preserve">The response-surface model of a downstream step predicted, within its NOR, a worse value than the platform worst case. The one-sided 95 % prediction bound of a single batch there replaced it.</w:t>
                   </w:r>
                 </w:p>
               </w:tc>
@@ -12859,7 +13026,7 @@
         <w:pStyle w:val="BodyText"/>
       </w:pPr>
       <w:r>
-        <w:t xml:space="preserve">This campaign’s data enter the Version 2.0 criteria, as they entered the Version 1.0 criteria. The difference lies in how they enter. Version 1.0 set its criteria after the data were seen, from the nominal performance of the downstream steps, with a safety factor chosen step by step. Version 2.0 starts from the platform worst case, by a rule written before any report applied it. This campaign’s data can then move a criterion only through the 95 % confidence bound of a downstream step’s worst case within its NOR, in either direction. The data of a step never set its own criterion.</w:t>
+        <w:t xml:space="preserve">This campaign’s data enter the Version 2.0 criteria, as they entered the Version 1.0 criteria. The difference lies in how they enter. Version 1.0 set its criteria after the data were seen, from the nominal performance of the downstream steps, with a safety factor chosen step by step. Version 2.0 starts from the platform worst case, by a rule written before any report applied it. This campaign’s data can then move a criterion only through the single-batch bound of a downstream step within its NOR, in either direction. The data of a step never set its own criterion.</w:t>
       </w:r>
     </w:p>
     <w:bookmarkEnd w:id="48"/>
@@ -12877,7 +13044,7 @@
         <w:pStyle w:val="FirstParagraph"/>
       </w:pPr>
       <w:r>
-        <w:t xml:space="preserve">The platform worst cases are assumptions about A-Mab. Each was checked against the data of the downstream step it describes, under the first rule of CA1 in §6.1 (the 95 % confidence bound of the A-Mab worst case within the NOR replaces the platform value). The value observed at the edges of the characterization range is shown for information.</w:t>
+        <w:t xml:space="preserve">The platform worst cases are assumptions about A-Mab. Each was checked against the data of the downstream step it describes, under the first rule of CA1 in §6.1. The value observed at the edges of the characterization range is shown for information.</w:t>
       </w:r>
       <w:r>
         <w:t xml:space="preserve"> </w:t>
@@ -12894,7 +13061,7 @@
         <w:t xml:space="preserve"> </w:t>
       </w:r>
       <w:r>
-        <w:t xml:space="preserve">gives the result. Of the 7 assumptions that could be tested, 6 were confirmed. For 4 of them the 95 % bound was better than the platform value on an adequate model, and the criteria upstream were recalculated with the bound. For 2 more the bound was also better, but the model failed an adequacy test, so the platform value stands.</w:t>
+        <w:t xml:space="preserve">gives the result. Of the 7 assumptions that could be tested, 6 were confirmed, because the prediction within the NOR was no worse than the platform value. For 3 of them the single-batch bound was also better than the platform value, on an adequate model, and the criteria upstream were recalculated with the bound. For the other three the single-batch bound was not better than the platform value, so the platform value stands.</w:t>
       </w:r>
     </w:p>
     <w:tbl>
@@ -13223,7 +13390,7 @@
                     <w:jc w:val="center"/>
                   </w:pPr>
                   <w:r>
-                    <w:t xml:space="preserve">0.54</w:t>
+                    <w:t xml:space="preserve">0.56</w:t>
                   </w:r>
                 </w:p>
               </w:tc>
@@ -13321,19 +13488,311 @@
                     <w:jc w:val="center"/>
                   </w:pPr>
                   <w:r>
-                    <w:t xml:space="preserve">0.15</w:t>
-                  </w:r>
-                </w:p>
-              </w:tc>
-              <w:tc>
-                <w:tcPr/>
-                <w:p>
-                  <w:pPr>
-                    <w:pStyle w:val="Compact"/>
-                    <w:jc w:val="center"/>
-                  </w:pPr>
-                  <w:r>
-                    <w:t xml:space="preserve">Confirmed, not widened</w:t>
+                    <w:t xml:space="preserve">0.19</w:t>
+                  </w:r>
+                </w:p>
+              </w:tc>
+              <w:tc>
+                <w:tcPr/>
+                <w:p>
+                  <w:pPr>
+                    <w:pStyle w:val="Compact"/>
+                    <w:jc w:val="center"/>
+                  </w:pPr>
+                  <w:r>
+                    <w:t xml:space="preserve">Confirmed</w:t>
+                  </w:r>
+                </w:p>
+              </w:tc>
+            </w:tr>
+            <w:tr>
+              <w:tc>
+                <w:tcPr>
+                  <w:gridSpan w:val="1"/>
+                  <w:vMerge w:val="continue"/>
+                </w:tcPr>
+                <w:p>
+                  <w:pPr/>
+                </w:p>
+              </w:tc>
+              <w:tc>
+                <w:tcPr/>
+                <w:p>
+                  <w:pPr>
+                    <w:pStyle w:val="Compact"/>
+                    <w:jc w:val="center"/>
+                  </w:pPr>
+                  <w:r>
+                    <w:t xml:space="preserve">Acidic variants</w:t>
+                  </w:r>
+                </w:p>
+              </w:tc>
+              <w:tc>
+                <w:tcPr>
+                  <w:gridSpan w:val="1"/>
+                  <w:vMerge w:val="continue"/>
+                </w:tcPr>
+                <w:p>
+                  <w:pPr/>
+                </w:p>
+              </w:tc>
+              <w:tc>
+                <w:tcPr/>
+                <w:p>
+                  <w:pPr>
+                    <w:pStyle w:val="Compact"/>
+                    <w:jc w:val="center"/>
+                  </w:pPr>
+                  <w:r>
+                    <w:t xml:space="preserve">1.00</w:t>
+                  </w:r>
+                </w:p>
+              </w:tc>
+              <w:tc>
+                <w:tcPr/>
+                <w:p>
+                  <w:pPr>
+                    <w:pStyle w:val="Compact"/>
+                    <w:jc w:val="center"/>
+                  </w:pPr>
+                  <w:r>
+                    <w:t xml:space="preserve">0.60</w:t>
+                  </w:r>
+                </w:p>
+              </w:tc>
+              <w:tc>
+                <w:tcPr/>
+                <w:p>
+                  <w:pPr>
+                    <w:pStyle w:val="Compact"/>
+                    <w:jc w:val="center"/>
+                  </w:pPr>
+                  <w:r>
+                    <w:t xml:space="preserve">0.40</w:t>
+                  </w:r>
+                </w:p>
+              </w:tc>
+              <w:tc>
+                <w:tcPr/>
+                <w:p>
+                  <w:pPr>
+                    <w:pStyle w:val="Compact"/>
+                    <w:jc w:val="center"/>
+                  </w:pPr>
+                  <w:r>
+                    <w:t xml:space="preserve">0.40</w:t>
+                  </w:r>
+                </w:p>
+              </w:tc>
+              <w:tc>
+                <w:tcPr/>
+                <w:p>
+                  <w:pPr>
+                    <w:pStyle w:val="Compact"/>
+                    <w:jc w:val="center"/>
+                  </w:pPr>
+                  <w:r>
+                    <w:t xml:space="preserve">Better, widened</w:t>
+                  </w:r>
+                  <w:r>
+                    <w:rPr>
+                      <w:vertAlign w:val="superscript"/>
+                    </w:rPr>
+                    <w:t xml:space="preserve">a)</w:t>
+                  </w:r>
+                </w:p>
+              </w:tc>
+            </w:tr>
+            <w:tr>
+              <w:tc>
+                <w:tcPr>
+                  <w:vMerge w:val="restart"/>
+                </w:tcPr>
+                <w:p>
+                  <w:pPr>
+                    <w:pStyle w:val="Compact"/>
+                    <w:jc w:val="center"/>
+                  </w:pPr>
+                  <w:r>
+                    <w:t xml:space="preserve">Cation exchange</w:t>
+                  </w:r>
+                </w:p>
+              </w:tc>
+              <w:tc>
+                <w:tcPr/>
+                <w:p>
+                  <w:pPr>
+                    <w:pStyle w:val="Compact"/>
+                    <w:jc w:val="center"/>
+                  </w:pPr>
+                  <w:r>
+                    <w:t xml:space="preserve">Host cell protein</w:t>
+                  </w:r>
+                </w:p>
+              </w:tc>
+              <w:tc>
+                <w:tcPr>
+                  <w:vMerge w:val="restart"/>
+                </w:tcPr>
+                <w:p>
+                  <w:pPr>
+                    <w:pStyle w:val="Compact"/>
+                    <w:jc w:val="center"/>
+                  </w:pPr>
+                  <w:r>
+                    <w:t xml:space="preserve">Clearance factor, lowest</w:t>
+                  </w:r>
+                </w:p>
+              </w:tc>
+              <w:tc>
+                <w:tcPr/>
+                <w:p>
+                  <w:pPr>
+                    <w:pStyle w:val="Compact"/>
+                    <w:jc w:val="center"/>
+                  </w:pPr>
+                  <w:r>
+                    <w:t xml:space="preserve">40.0</w:t>
+                  </w:r>
+                </w:p>
+              </w:tc>
+              <w:tc>
+                <w:tcPr/>
+                <w:p>
+                  <w:pPr>
+                    <w:pStyle w:val="Compact"/>
+                    <w:jc w:val="center"/>
+                  </w:pPr>
+                  <w:r>
+                    <w:t xml:space="preserve">30.3</w:t>
+                  </w:r>
+                </w:p>
+              </w:tc>
+              <w:tc>
+                <w:tcPr/>
+                <w:p>
+                  <w:pPr>
+                    <w:pStyle w:val="Compact"/>
+                    <w:jc w:val="center"/>
+                  </w:pPr>
+                  <w:r>
+                    <w:t xml:space="preserve">44.9</w:t>
+                  </w:r>
+                </w:p>
+              </w:tc>
+              <w:tc>
+                <w:tcPr/>
+                <w:p>
+                  <w:pPr>
+                    <w:pStyle w:val="Compact"/>
+                    <w:jc w:val="center"/>
+                  </w:pPr>
+                  <w:r>
+                    <w:t xml:space="preserve">36.7</w:t>
+                  </w:r>
+                </w:p>
+              </w:tc>
+              <w:tc>
+                <w:tcPr/>
+                <w:p>
+                  <w:pPr>
+                    <w:pStyle w:val="Compact"/>
+                    <w:jc w:val="center"/>
+                  </w:pPr>
+                  <w:r>
+                    <w:t xml:space="preserve">Confirmed</w:t>
+                  </w:r>
+                </w:p>
+              </w:tc>
+            </w:tr>
+            <w:tr>
+              <w:tc>
+                <w:tcPr>
+                  <w:gridSpan w:val="1"/>
+                  <w:vMerge w:val="continue"/>
+                </w:tcPr>
+                <w:p>
+                  <w:pPr/>
+                </w:p>
+              </w:tc>
+              <w:tc>
+                <w:tcPr/>
+                <w:p>
+                  <w:pPr>
+                    <w:pStyle w:val="Compact"/>
+                    <w:jc w:val="center"/>
+                  </w:pPr>
+                  <w:r>
+                    <w:t xml:space="preserve">Aggregates, HMW</w:t>
+                  </w:r>
+                </w:p>
+              </w:tc>
+              <w:tc>
+                <w:tcPr>
+                  <w:gridSpan w:val="1"/>
+                  <w:vMerge w:val="continue"/>
+                </w:tcPr>
+                <w:p>
+                  <w:pPr/>
+                </w:p>
+              </w:tc>
+              <w:tc>
+                <w:tcPr/>
+                <w:p>
+                  <w:pPr>
+                    <w:pStyle w:val="Compact"/>
+                    <w:jc w:val="center"/>
+                  </w:pPr>
+                  <w:r>
+                    <w:t xml:space="preserve">2.00</w:t>
+                  </w:r>
+                </w:p>
+              </w:tc>
+              <w:tc>
+                <w:tcPr/>
+                <w:p>
+                  <w:pPr>
+                    <w:pStyle w:val="Compact"/>
+                    <w:jc w:val="center"/>
+                  </w:pPr>
+                  <w:r>
+                    <w:t xml:space="preserve">1.01</w:t>
+                  </w:r>
+                </w:p>
+              </w:tc>
+              <w:tc>
+                <w:tcPr/>
+                <w:p>
+                  <w:pPr>
+                    <w:pStyle w:val="Compact"/>
+                    <w:jc w:val="center"/>
+                  </w:pPr>
+                  <w:r>
+                    <w:t xml:space="preserve">1.58</w:t>
+                  </w:r>
+                </w:p>
+              </w:tc>
+              <w:tc>
+                <w:tcPr/>
+                <w:p>
+                  <w:pPr>
+                    <w:pStyle w:val="Compact"/>
+                    <w:jc w:val="center"/>
+                  </w:pPr>
+                  <w:r>
+                    <w:t xml:space="preserve">1.40</w:t>
+                  </w:r>
+                </w:p>
+              </w:tc>
+              <w:tc>
+                <w:tcPr/>
+                <w:p>
+                  <w:pPr>
+                    <w:pStyle w:val="Compact"/>
+                    <w:jc w:val="center"/>
+                  </w:pPr>
+                  <w:r>
+                    <w:t xml:space="preserve">Not confirmed, tightened</w:t>
                   </w:r>
                   <w:r>
                     <w:rPr>
@@ -13362,7 +13821,7 @@
                     <w:jc w:val="center"/>
                   </w:pPr>
                   <w:r>
-                    <w:t xml:space="preserve">Acidic variants</w:t>
+                    <w:t xml:space="preserve">Fragments, LMW</w:t>
                   </w:r>
                 </w:p>
               </w:tc>
@@ -13383,43 +13842,209 @@
                     <w:jc w:val="center"/>
                   </w:pPr>
                   <w:r>
-                    <w:t xml:space="preserve">1.00</w:t>
-                  </w:r>
-                </w:p>
-              </w:tc>
-              <w:tc>
-                <w:tcPr/>
-                <w:p>
-                  <w:pPr>
-                    <w:pStyle w:val="Compact"/>
-                    <w:jc w:val="center"/>
-                  </w:pPr>
-                  <w:r>
-                    <w:t xml:space="preserve">0.60</w:t>
-                  </w:r>
-                </w:p>
-              </w:tc>
-              <w:tc>
-                <w:tcPr/>
-                <w:p>
-                  <w:pPr>
-                    <w:pStyle w:val="Compact"/>
-                    <w:jc w:val="center"/>
-                  </w:pPr>
-                  <w:r>
-                    <w:t xml:space="preserve">0.40</w:t>
-                  </w:r>
-                </w:p>
-              </w:tc>
-              <w:tc>
-                <w:tcPr/>
-                <w:p>
-                  <w:pPr>
-                    <w:pStyle w:val="Compact"/>
-                    <w:jc w:val="center"/>
-                  </w:pPr>
-                  <w:r>
-                    <w:t xml:space="preserve">0.40</w:t>
+                    <w:t xml:space="preserve">1.30</w:t>
+                  </w:r>
+                </w:p>
+              </w:tc>
+              <w:tc>
+                <w:tcPr/>
+                <w:p>
+                  <w:pPr>
+                    <w:pStyle w:val="Compact"/>
+                    <w:jc w:val="center"/>
+                  </w:pPr>
+                  <w:r>
+                    <w:t xml:space="preserve">1.28</w:t>
+                  </w:r>
+                </w:p>
+              </w:tc>
+              <w:tc>
+                <w:tcPr/>
+                <w:p>
+                  <w:pPr>
+                    <w:pStyle w:val="Compact"/>
+                    <w:jc w:val="center"/>
+                  </w:pPr>
+                  <w:r>
+                    <w:t xml:space="preserve">1.45</w:t>
+                  </w:r>
+                </w:p>
+              </w:tc>
+              <w:tc>
+                <w:tcPr/>
+                <w:p>
+                  <w:pPr>
+                    <w:pStyle w:val="Compact"/>
+                    <w:jc w:val="center"/>
+                  </w:pPr>
+                  <w:r>
+                    <w:t xml:space="preserve">1.27</w:t>
+                  </w:r>
+                </w:p>
+              </w:tc>
+              <w:tc>
+                <w:tcPr/>
+                <w:p>
+                  <w:pPr>
+                    <w:pStyle w:val="Compact"/>
+                    <w:jc w:val="center"/>
+                  </w:pPr>
+                  <w:r>
+                    <w:t xml:space="preserve">Confirmed</w:t>
+                  </w:r>
+                </w:p>
+              </w:tc>
+            </w:tr>
+            <w:tr>
+              <w:tc>
+                <w:tcPr>
+                  <w:gridSpan w:val="1"/>
+                  <w:vMerge w:val="continue"/>
+                </w:tcPr>
+                <w:p>
+                  <w:pPr/>
+                </w:p>
+              </w:tc>
+              <w:tc>
+                <w:tcPr/>
+                <w:p>
+                  <w:pPr>
+                    <w:pStyle w:val="Compact"/>
+                    <w:jc w:val="center"/>
+                  </w:pPr>
+                  <w:r>
+                    <w:t xml:space="preserve">Leached Protein A</w:t>
+                  </w:r>
+                </w:p>
+              </w:tc>
+              <w:tc>
+                <w:tcPr>
+                  <w:gridSpan w:val="1"/>
+                  <w:vMerge w:val="continue"/>
+                </w:tcPr>
+                <w:p>
+                  <w:pPr/>
+                </w:p>
+              </w:tc>
+              <w:tc>
+                <w:tcPr/>
+                <w:p>
+                  <w:pPr>
+                    <w:pStyle w:val="Compact"/>
+                    <w:jc w:val="center"/>
+                  </w:pPr>
+                  <w:r>
+                    <w:t xml:space="preserve">3.16</w:t>
+                  </w:r>
+                </w:p>
+              </w:tc>
+              <w:tc>
+                <w:tcPr>
+                  <w:gridSpan w:val="4"/>
+                </w:tcPr>
+                <w:p>
+                  <w:pPr>
+                    <w:pStyle w:val="Compact"/>
+                    <w:jc w:val="center"/>
+                  </w:pPr>
+                  <w:r>
+                    <w:t xml:space="preserve">not a response</w:t>
+                  </w:r>
+                  <w:r>
+                    <w:rPr>
+                      <w:vertAlign w:val="superscript"/>
+                    </w:rPr>
+                    <w:t xml:space="preserve">c)</w:t>
+                  </w:r>
+                </w:p>
+              </w:tc>
+            </w:tr>
+            <w:tr>
+              <w:tc>
+                <w:tcPr>
+                  <w:vMerge w:val="restart"/>
+                </w:tcPr>
+                <w:p>
+                  <w:pPr>
+                    <w:pStyle w:val="Compact"/>
+                    <w:jc w:val="center"/>
+                  </w:pPr>
+                  <w:r>
+                    <w:t xml:space="preserve">Anion exchange</w:t>
+                  </w:r>
+                </w:p>
+              </w:tc>
+              <w:tc>
+                <w:tcPr/>
+                <w:p>
+                  <w:pPr>
+                    <w:pStyle w:val="Compact"/>
+                    <w:jc w:val="center"/>
+                  </w:pPr>
+                  <w:r>
+                    <w:t xml:space="preserve">Host cell protein</w:t>
+                  </w:r>
+                </w:p>
+              </w:tc>
+              <w:tc>
+                <w:tcPr>
+                  <w:vMerge w:val="restart"/>
+                </w:tcPr>
+                <w:p>
+                  <w:pPr>
+                    <w:pStyle w:val="Compact"/>
+                    <w:jc w:val="center"/>
+                  </w:pPr>
+                  <w:r>
+                    <w:t xml:space="preserve">Clearance factor, lowest</w:t>
+                  </w:r>
+                </w:p>
+              </w:tc>
+              <w:tc>
+                <w:tcPr/>
+                <w:p>
+                  <w:pPr>
+                    <w:pStyle w:val="Compact"/>
+                    <w:jc w:val="center"/>
+                  </w:pPr>
+                  <w:r>
+                    <w:t xml:space="preserve">4.00</w:t>
+                  </w:r>
+                </w:p>
+              </w:tc>
+              <w:tc>
+                <w:tcPr/>
+                <w:p>
+                  <w:pPr>
+                    <w:pStyle w:val="Compact"/>
+                    <w:jc w:val="center"/>
+                  </w:pPr>
+                  <w:r>
+                    <w:t xml:space="preserve">3.63</w:t>
+                  </w:r>
+                </w:p>
+              </w:tc>
+              <w:tc>
+                <w:tcPr/>
+                <w:p>
+                  <w:pPr>
+                    <w:pStyle w:val="Compact"/>
+                    <w:jc w:val="center"/>
+                  </w:pPr>
+                  <w:r>
+                    <w:t xml:space="preserve">5.51</w:t>
+                  </w:r>
+                </w:p>
+              </w:tc>
+              <w:tc>
+                <w:tcPr/>
+                <w:p>
+                  <w:pPr>
+                    <w:pStyle w:val="Compact"/>
+                    <w:jc w:val="center"/>
+                  </w:pPr>
+                  <w:r>
+                    <w:t xml:space="preserve">4.27</w:t>
                   </w:r>
                 </w:p>
               </w:tc>
@@ -13445,633 +14070,132 @@
             <w:tr>
               <w:tc>
                 <w:tcPr>
-                  <w:vMerge w:val="restart"/>
-                </w:tcPr>
-                <w:p>
-                  <w:pPr>
-                    <w:pStyle w:val="Compact"/>
-                    <w:jc w:val="center"/>
-                  </w:pPr>
-                  <w:r>
-                    <w:t xml:space="preserve">Cation exchange</w:t>
-                  </w:r>
-                </w:p>
-              </w:tc>
-              <w:tc>
-                <w:tcPr/>
-                <w:p>
-                  <w:pPr>
-                    <w:pStyle w:val="Compact"/>
-                    <w:jc w:val="center"/>
-                  </w:pPr>
-                  <w:r>
-                    <w:t xml:space="preserve">Host cell protein</w:t>
-                  </w:r>
-                </w:p>
-              </w:tc>
-              <w:tc>
-                <w:tcPr>
-                  <w:vMerge w:val="restart"/>
-                </w:tcPr>
-                <w:p>
-                  <w:pPr>
-                    <w:pStyle w:val="Compact"/>
-                    <w:jc w:val="center"/>
-                  </w:pPr>
-                  <w:r>
-                    <w:t xml:space="preserve">Clearance fold, lowest</w:t>
-                  </w:r>
-                </w:p>
-              </w:tc>
-              <w:tc>
-                <w:tcPr/>
-                <w:p>
-                  <w:pPr>
-                    <w:pStyle w:val="Compact"/>
-                    <w:jc w:val="center"/>
-                  </w:pPr>
-                  <w:r>
-                    <w:t xml:space="preserve">40.0</w:t>
-                  </w:r>
-                </w:p>
-              </w:tc>
-              <w:tc>
-                <w:tcPr/>
-                <w:p>
-                  <w:pPr>
-                    <w:pStyle w:val="Compact"/>
-                    <w:jc w:val="center"/>
-                  </w:pPr>
-                  <w:r>
-                    <w:t xml:space="preserve">30.3</w:t>
-                  </w:r>
-                </w:p>
-              </w:tc>
-              <w:tc>
-                <w:tcPr/>
-                <w:p>
-                  <w:pPr>
-                    <w:pStyle w:val="Compact"/>
-                    <w:jc w:val="center"/>
-                  </w:pPr>
-                  <w:r>
-                    <w:t xml:space="preserve">44.9</w:t>
-                  </w:r>
-                </w:p>
-              </w:tc>
-              <w:tc>
-                <w:tcPr/>
-                <w:p>
-                  <w:pPr>
-                    <w:pStyle w:val="Compact"/>
-                    <w:jc w:val="center"/>
-                  </w:pPr>
-                  <w:r>
-                    <w:t xml:space="preserve">41.8</w:t>
-                  </w:r>
-                </w:p>
-              </w:tc>
-              <w:tc>
-                <w:tcPr/>
-                <w:p>
-                  <w:pPr>
-                    <w:pStyle w:val="Compact"/>
-                    <w:jc w:val="center"/>
-                  </w:pPr>
-                  <w:r>
-                    <w:t xml:space="preserve">Better, widened</w:t>
-                  </w:r>
+                  <w:gridSpan w:val="1"/>
+                  <w:vMerge w:val="continue"/>
+                </w:tcPr>
+                <w:p>
+                  <w:pPr/>
+                </w:p>
+              </w:tc>
+              <w:tc>
+                <w:tcPr/>
+                <w:p>
+                  <w:pPr>
+                    <w:pStyle w:val="Compact"/>
+                    <w:jc w:val="center"/>
+                  </w:pPr>
+                  <w:r>
+                    <w:t xml:space="preserve">Leached Protein A</w:t>
+                  </w:r>
+                </w:p>
+              </w:tc>
+              <w:tc>
+                <w:tcPr>
+                  <w:gridSpan w:val="1"/>
+                  <w:vMerge w:val="continue"/>
+                </w:tcPr>
+                <w:p>
+                  <w:pPr/>
+                </w:p>
+              </w:tc>
+              <w:tc>
+                <w:tcPr/>
+                <w:p>
+                  <w:pPr>
+                    <w:pStyle w:val="Compact"/>
+                    <w:jc w:val="center"/>
+                  </w:pPr>
+                  <w:r>
+                    <w:t xml:space="preserve">10.0</w:t>
+                  </w:r>
+                </w:p>
+              </w:tc>
+              <w:tc>
+                <w:tcPr>
+                  <w:gridSpan w:val="4"/>
+                </w:tcPr>
+                <w:p>
+                  <w:pPr>
+                    <w:pStyle w:val="Compact"/>
+                    <w:jc w:val="center"/>
+                  </w:pPr>
+                  <w:r>
+                    <w:t xml:space="preserve">not a response</w:t>
+                  </w:r>
+                  <w:r>
+                    <w:rPr>
+                      <w:vertAlign w:val="superscript"/>
+                    </w:rPr>
+                    <w:t xml:space="preserve">c)</w:t>
+                  </w:r>
+                </w:p>
+              </w:tc>
+            </w:tr>
+            <w:tr>
+              <w:tc>
+                <w:tcPr>
+                  <w:gridSpan w:val="8"/>
+                </w:tcPr>
+                <w:p>
+                  <w:pPr>
+                    <w:pStyle w:val="Compact"/>
+                    <w:jc w:val="center"/>
+                  </w:pPr>
                   <w:r>
                     <w:rPr>
                       <w:vertAlign w:val="superscript"/>
                     </w:rPr>
                     <w:t xml:space="preserve">a)</w:t>
                   </w:r>
-                </w:p>
-              </w:tc>
-            </w:tr>
-            <w:tr>
-              <w:tc>
-                <w:tcPr>
-                  <w:gridSpan w:val="1"/>
-                  <w:vMerge w:val="continue"/>
-                </w:tcPr>
-                <w:p>
-                  <w:pPr/>
-                </w:p>
-              </w:tc>
-              <w:tc>
-                <w:tcPr/>
-                <w:p>
-                  <w:pPr>
-                    <w:pStyle w:val="Compact"/>
-                    <w:jc w:val="center"/>
-                  </w:pPr>
-                  <w:r>
-                    <w:t xml:space="preserve">Aggregates, HMW</w:t>
-                  </w:r>
-                </w:p>
-              </w:tc>
-              <w:tc>
-                <w:tcPr>
-                  <w:gridSpan w:val="1"/>
-                  <w:vMerge w:val="continue"/>
-                </w:tcPr>
-                <w:p>
-                  <w:pPr/>
-                </w:p>
-              </w:tc>
-              <w:tc>
-                <w:tcPr/>
-                <w:p>
-                  <w:pPr>
-                    <w:pStyle w:val="Compact"/>
-                    <w:jc w:val="center"/>
-                  </w:pPr>
-                  <w:r>
-                    <w:t xml:space="preserve">2.00</w:t>
-                  </w:r>
-                </w:p>
-              </w:tc>
-              <w:tc>
-                <w:tcPr/>
-                <w:p>
-                  <w:pPr>
-                    <w:pStyle w:val="Compact"/>
-                    <w:jc w:val="center"/>
-                  </w:pPr>
-                  <w:r>
-                    <w:t xml:space="preserve">1.01</w:t>
-                  </w:r>
-                </w:p>
-              </w:tc>
-              <w:tc>
-                <w:tcPr/>
-                <w:p>
-                  <w:pPr>
-                    <w:pStyle w:val="Compact"/>
-                    <w:jc w:val="center"/>
-                  </w:pPr>
-                  <w:r>
-                    <w:t xml:space="preserve">1.58</w:t>
-                  </w:r>
-                </w:p>
-              </w:tc>
-              <w:tc>
-                <w:tcPr/>
-                <w:p>
-                  <w:pPr>
-                    <w:pStyle w:val="Compact"/>
-                    <w:jc w:val="center"/>
-                  </w:pPr>
-                  <w:r>
-                    <w:t xml:space="preserve">1.52</w:t>
-                  </w:r>
-                </w:p>
-              </w:tc>
-              <w:tc>
-                <w:tcPr/>
-                <w:p>
-                  <w:pPr>
-                    <w:pStyle w:val="Compact"/>
-                    <w:jc w:val="center"/>
-                  </w:pPr>
-                  <w:r>
-                    <w:t xml:space="preserve">Not confirmed, tightened</w:t>
-                  </w:r>
+                  <w:r>
+                    <w:t xml:space="preserve"> </w:t>
+                  </w:r>
+                  <w:r>
+                    <w:t xml:space="preserve">The one-sided 95 % prediction bound of a single batch is better than the platform worst case. The criteria upstream of this step were recalculated with the bound.</w:t>
+                  </w:r>
+                </w:p>
+              </w:tc>
+            </w:tr>
+            <w:tr>
+              <w:tc>
+                <w:tcPr>
+                  <w:gridSpan w:val="8"/>
+                </w:tcPr>
+                <w:p>
+                  <w:pPr>
+                    <w:pStyle w:val="Compact"/>
+                    <w:jc w:val="center"/>
+                  </w:pPr>
+                  <w:r>
+                    <w:rPr>
+                      <w:vertAlign w:val="superscript"/>
+                    </w:rPr>
+                    <w:t xml:space="preserve">b)</w:t>
+                  </w:r>
+                  <w:r>
+                    <w:t xml:space="preserve"> </w:t>
+                  </w:r>
+                  <w:r>
+                    <w:t xml:space="preserve">The criteria upstream of this step were recalculated with the one-sided 95 % prediction bound of a single batch at the value predicted within the NOR.</w:t>
+                  </w:r>
+                </w:p>
+              </w:tc>
+            </w:tr>
+            <w:tr>
+              <w:tc>
+                <w:tcPr>
+                  <w:gridSpan w:val="8"/>
+                </w:tcPr>
+                <w:p>
+                  <w:pPr>
+                    <w:pStyle w:val="Compact"/>
+                    <w:jc w:val="center"/>
+                  </w:pPr>
                   <w:r>
                     <w:rPr>
                       <w:vertAlign w:val="superscript"/>
                     </w:rPr>
                     <w:t xml:space="preserve">c)</w:t>
-                  </w:r>
-                </w:p>
-              </w:tc>
-            </w:tr>
-            <w:tr>
-              <w:tc>
-                <w:tcPr>
-                  <w:gridSpan w:val="1"/>
-                  <w:vMerge w:val="continue"/>
-                </w:tcPr>
-                <w:p>
-                  <w:pPr/>
-                </w:p>
-              </w:tc>
-              <w:tc>
-                <w:tcPr/>
-                <w:p>
-                  <w:pPr>
-                    <w:pStyle w:val="Compact"/>
-                    <w:jc w:val="center"/>
-                  </w:pPr>
-                  <w:r>
-                    <w:t xml:space="preserve">Fragments, LMW</w:t>
-                  </w:r>
-                </w:p>
-              </w:tc>
-              <w:tc>
-                <w:tcPr>
-                  <w:gridSpan w:val="1"/>
-                  <w:vMerge w:val="continue"/>
-                </w:tcPr>
-                <w:p>
-                  <w:pPr/>
-                </w:p>
-              </w:tc>
-              <w:tc>
-                <w:tcPr/>
-                <w:p>
-                  <w:pPr>
-                    <w:pStyle w:val="Compact"/>
-                    <w:jc w:val="center"/>
-                  </w:pPr>
-                  <w:r>
-                    <w:t xml:space="preserve">1.30</w:t>
-                  </w:r>
-                </w:p>
-              </w:tc>
-              <w:tc>
-                <w:tcPr/>
-                <w:p>
-                  <w:pPr>
-                    <w:pStyle w:val="Compact"/>
-                    <w:jc w:val="center"/>
-                  </w:pPr>
-                  <w:r>
-                    <w:t xml:space="preserve">1.28</w:t>
-                  </w:r>
-                </w:p>
-              </w:tc>
-              <w:tc>
-                <w:tcPr/>
-                <w:p>
-                  <w:pPr>
-                    <w:pStyle w:val="Compact"/>
-                    <w:jc w:val="center"/>
-                  </w:pPr>
-                  <w:r>
-                    <w:t xml:space="preserve">1.45</w:t>
-                  </w:r>
-                </w:p>
-              </w:tc>
-              <w:tc>
-                <w:tcPr/>
-                <w:p>
-                  <w:pPr>
-                    <w:pStyle w:val="Compact"/>
-                    <w:jc w:val="center"/>
-                  </w:pPr>
-                  <w:r>
-                    <w:t xml:space="preserve">1.39</w:t>
-                  </w:r>
-                </w:p>
-              </w:tc>
-              <w:tc>
-                <w:tcPr/>
-                <w:p>
-                  <w:pPr>
-                    <w:pStyle w:val="Compact"/>
-                    <w:jc w:val="center"/>
-                  </w:pPr>
-                  <w:r>
-                    <w:t xml:space="preserve">Confirmed, not widened</w:t>
-                  </w:r>
-                  <w:r>
-                    <w:rPr>
-                      <w:vertAlign w:val="superscript"/>
-                    </w:rPr>
-                    <w:t xml:space="preserve">b)</w:t>
-                  </w:r>
-                </w:p>
-              </w:tc>
-            </w:tr>
-            <w:tr>
-              <w:tc>
-                <w:tcPr>
-                  <w:gridSpan w:val="1"/>
-                  <w:vMerge w:val="continue"/>
-                </w:tcPr>
-                <w:p>
-                  <w:pPr/>
-                </w:p>
-              </w:tc>
-              <w:tc>
-                <w:tcPr/>
-                <w:p>
-                  <w:pPr>
-                    <w:pStyle w:val="Compact"/>
-                    <w:jc w:val="center"/>
-                  </w:pPr>
-                  <w:r>
-                    <w:t xml:space="preserve">Leached Protein A</w:t>
-                  </w:r>
-                </w:p>
-              </w:tc>
-              <w:tc>
-                <w:tcPr>
-                  <w:gridSpan w:val="1"/>
-                  <w:vMerge w:val="continue"/>
-                </w:tcPr>
-                <w:p>
-                  <w:pPr/>
-                </w:p>
-              </w:tc>
-              <w:tc>
-                <w:tcPr/>
-                <w:p>
-                  <w:pPr>
-                    <w:pStyle w:val="Compact"/>
-                    <w:jc w:val="center"/>
-                  </w:pPr>
-                  <w:r>
-                    <w:t xml:space="preserve">3.16</w:t>
-                  </w:r>
-                </w:p>
-              </w:tc>
-              <w:tc>
-                <w:tcPr>
-                  <w:gridSpan w:val="4"/>
-                </w:tcPr>
-                <w:p>
-                  <w:pPr>
-                    <w:pStyle w:val="Compact"/>
-                    <w:jc w:val="center"/>
-                  </w:pPr>
-                  <w:r>
-                    <w:t xml:space="preserve">not a response</w:t>
-                  </w:r>
-                  <w:r>
-                    <w:rPr>
-                      <w:vertAlign w:val="superscript"/>
-                    </w:rPr>
-                    <w:t xml:space="preserve">d)</w:t>
-                  </w:r>
-                </w:p>
-              </w:tc>
-            </w:tr>
-            <w:tr>
-              <w:tc>
-                <w:tcPr>
-                  <w:vMerge w:val="restart"/>
-                </w:tcPr>
-                <w:p>
-                  <w:pPr>
-                    <w:pStyle w:val="Compact"/>
-                    <w:jc w:val="center"/>
-                  </w:pPr>
-                  <w:r>
-                    <w:t xml:space="preserve">Anion exchange</w:t>
-                  </w:r>
-                </w:p>
-              </w:tc>
-              <w:tc>
-                <w:tcPr/>
-                <w:p>
-                  <w:pPr>
-                    <w:pStyle w:val="Compact"/>
-                    <w:jc w:val="center"/>
-                  </w:pPr>
-                  <w:r>
-                    <w:t xml:space="preserve">Host cell protein</w:t>
-                  </w:r>
-                </w:p>
-              </w:tc>
-              <w:tc>
-                <w:tcPr>
-                  <w:vMerge w:val="restart"/>
-                </w:tcPr>
-                <w:p>
-                  <w:pPr>
-                    <w:pStyle w:val="Compact"/>
-                    <w:jc w:val="center"/>
-                  </w:pPr>
-                  <w:r>
-                    <w:t xml:space="preserve">Clearance fold, lowest</w:t>
-                  </w:r>
-                </w:p>
-              </w:tc>
-              <w:tc>
-                <w:tcPr/>
-                <w:p>
-                  <w:pPr>
-                    <w:pStyle w:val="Compact"/>
-                    <w:jc w:val="center"/>
-                  </w:pPr>
-                  <w:r>
-                    <w:t xml:space="preserve">4.00</w:t>
-                  </w:r>
-                </w:p>
-              </w:tc>
-              <w:tc>
-                <w:tcPr/>
-                <w:p>
-                  <w:pPr>
-                    <w:pStyle w:val="Compact"/>
-                    <w:jc w:val="center"/>
-                  </w:pPr>
-                  <w:r>
-                    <w:t xml:space="preserve">3.63</w:t>
-                  </w:r>
-                </w:p>
-              </w:tc>
-              <w:tc>
-                <w:tcPr/>
-                <w:p>
-                  <w:pPr>
-                    <w:pStyle w:val="Compact"/>
-                    <w:jc w:val="center"/>
-                  </w:pPr>
-                  <w:r>
-                    <w:t xml:space="preserve">5.51</w:t>
-                  </w:r>
-                </w:p>
-              </w:tc>
-              <w:tc>
-                <w:tcPr/>
-                <w:p>
-                  <w:pPr>
-                    <w:pStyle w:val="Compact"/>
-                    <w:jc w:val="center"/>
-                  </w:pPr>
-                  <w:r>
-                    <w:t xml:space="preserve">5.18</w:t>
-                  </w:r>
-                </w:p>
-              </w:tc>
-              <w:tc>
-                <w:tcPr/>
-                <w:p>
-                  <w:pPr>
-                    <w:pStyle w:val="Compact"/>
-                    <w:jc w:val="center"/>
-                  </w:pPr>
-                  <w:r>
-                    <w:t xml:space="preserve">Better, widened</w:t>
-                  </w:r>
-                  <w:r>
-                    <w:rPr>
-                      <w:vertAlign w:val="superscript"/>
-                    </w:rPr>
-                    <w:t xml:space="preserve">a)</w:t>
-                  </w:r>
-                </w:p>
-              </w:tc>
-            </w:tr>
-            <w:tr>
-              <w:tc>
-                <w:tcPr>
-                  <w:gridSpan w:val="1"/>
-                  <w:vMerge w:val="continue"/>
-                </w:tcPr>
-                <w:p>
-                  <w:pPr/>
-                </w:p>
-              </w:tc>
-              <w:tc>
-                <w:tcPr/>
-                <w:p>
-                  <w:pPr>
-                    <w:pStyle w:val="Compact"/>
-                    <w:jc w:val="center"/>
-                  </w:pPr>
-                  <w:r>
-                    <w:t xml:space="preserve">Leached Protein A</w:t>
-                  </w:r>
-                </w:p>
-              </w:tc>
-              <w:tc>
-                <w:tcPr>
-                  <w:gridSpan w:val="1"/>
-                  <w:vMerge w:val="continue"/>
-                </w:tcPr>
-                <w:p>
-                  <w:pPr/>
-                </w:p>
-              </w:tc>
-              <w:tc>
-                <w:tcPr/>
-                <w:p>
-                  <w:pPr>
-                    <w:pStyle w:val="Compact"/>
-                    <w:jc w:val="center"/>
-                  </w:pPr>
-                  <w:r>
-                    <w:t xml:space="preserve">10.0</w:t>
-                  </w:r>
-                </w:p>
-              </w:tc>
-              <w:tc>
-                <w:tcPr>
-                  <w:gridSpan w:val="4"/>
-                </w:tcPr>
-                <w:p>
-                  <w:pPr>
-                    <w:pStyle w:val="Compact"/>
-                    <w:jc w:val="center"/>
-                  </w:pPr>
-                  <w:r>
-                    <w:t xml:space="preserve">not a response</w:t>
-                  </w:r>
-                  <w:r>
-                    <w:rPr>
-                      <w:vertAlign w:val="superscript"/>
-                    </w:rPr>
-                    <w:t xml:space="preserve">d)</w:t>
-                  </w:r>
-                </w:p>
-              </w:tc>
-            </w:tr>
-            <w:tr>
-              <w:tc>
-                <w:tcPr>
-                  <w:gridSpan w:val="8"/>
-                </w:tcPr>
-                <w:p>
-                  <w:pPr>
-                    <w:pStyle w:val="Compact"/>
-                    <w:jc w:val="center"/>
-                  </w:pPr>
-                  <w:r>
-                    <w:rPr>
-                      <w:vertAlign w:val="superscript"/>
-                    </w:rPr>
-                    <w:t xml:space="preserve">a)</w:t>
-                  </w:r>
-                  <w:r>
-                    <w:t xml:space="preserve"> </w:t>
-                  </w:r>
-                  <w:r>
-                    <w:t xml:space="preserve">The 95 % confidence bound is better than the platform worst case. The criteria upstream of this step were recalculated with the bound.</w:t>
-                  </w:r>
-                </w:p>
-              </w:tc>
-            </w:tr>
-            <w:tr>
-              <w:tc>
-                <w:tcPr>
-                  <w:gridSpan w:val="8"/>
-                </w:tcPr>
-                <w:p>
-                  <w:pPr>
-                    <w:pStyle w:val="Compact"/>
-                    <w:jc w:val="center"/>
-                  </w:pPr>
-                  <w:r>
-                    <w:rPr>
-                      <w:vertAlign w:val="superscript"/>
-                    </w:rPr>
-                    <w:t xml:space="preserve">b)</w:t>
-                  </w:r>
-                  <w:r>
-                    <w:t xml:space="preserve"> </w:t>
-                  </w:r>
-                  <w:r>
-                    <w:t xml:space="preserve">The 95 % confidence bound is better than the platform worst case, but the model fails an adequacy test of PCMP-001, so the platform value stands.</w:t>
-                  </w:r>
-                </w:p>
-              </w:tc>
-            </w:tr>
-            <w:tr>
-              <w:tc>
-                <w:tcPr>
-                  <w:gridSpan w:val="8"/>
-                </w:tcPr>
-                <w:p>
-                  <w:pPr>
-                    <w:pStyle w:val="Compact"/>
-                    <w:jc w:val="center"/>
-                  </w:pPr>
-                  <w:r>
-                    <w:rPr>
-                      <w:vertAlign w:val="superscript"/>
-                    </w:rPr>
-                    <w:t xml:space="preserve">c)</w:t>
-                  </w:r>
-                  <w:r>
-                    <w:t xml:space="preserve"> </w:t>
-                  </w:r>
-                  <w:r>
-                    <w:t xml:space="preserve">The criteria upstream of this step were recalculated with the 95 % confidence bound of the value predicted within the NOR.</w:t>
-                  </w:r>
-                </w:p>
-              </w:tc>
-            </w:tr>
-            <w:tr>
-              <w:tc>
-                <w:tcPr>
-                  <w:gridSpan w:val="8"/>
-                </w:tcPr>
-                <w:p>
-                  <w:pPr>
-                    <w:pStyle w:val="Compact"/>
-                    <w:jc w:val="center"/>
-                  </w:pPr>
-                  <w:r>
-                    <w:rPr>
-                      <w:vertAlign w:val="superscript"/>
-                    </w:rPr>
-                    <w:t xml:space="preserve">d)</w:t>
                   </w:r>
                   <w:r>
                     <w:t xml:space="preserve"> </w:t>
@@ -14109,7 +14233,7 @@
         <w:pStyle w:val="BodyText"/>
       </w:pPr>
       <w:r>
-        <w:t xml:space="preserve">At the edges of the characterization range, cation exchange cleared host cell protein 30.3-fold, short of the platform worst case of 40.0-fold. Within the NOR, the model predicts 44.9-fold, with a 95 % confidence bound of 41.8-fold. The edges of the characterization range lie outside the NOR, so the edge value does not decide the criterion. The verification used the models that INV-002 corrective action CA3 selects for each output (§2). The cation exchange model passes the adequacy tests, so the bound of 41.8-fold replaced the platform value. At anion exchange, the 95 % bound for host cell protein is 5.18-fold, which is better than the platform value of 4.00-fold. The anion exchange model also passes the adequacy tests, so this bound replaced the platform value as well. The anion exchange bound widened the cation exchange criterion for host cell protein from 400 to 518 ng/mg. Carried back through both bounds, the Protein A criterion for host cell protein was widened from 16,000 to 21,662 ng/mg. The Protein A criterion is also wider than the Version 1.0 limit of 10,724 ng/mg, which was never an approved criterion (finding F1). In all, 4 criteria were widened, for acidic variants at the production bioreactor step, aggregates at the production bioreactor step, host cell protein at the Protein A step and host cell protein at the cation exchange step.</w:t>
+        <w:t xml:space="preserve">At the edges of the characterization range, cation exchange cleared host cell protein 30.3-fold, short of the platform worst case of 40.0-fold. Within the NOR, the lowest clearance the model predicts is 44.9-fold, and the single-batch bound is 36.7-fold. The edges of the characterization range lie outside the NOR, so the edge value does not decide the criterion. The prediction within the NOR confirms the platform value. The single-batch bound is below it, so the platform value of 40.0-fold stands for cation exchange. The verification used the models that INV-002 corrective action CA3 selects for each output (§2). At anion exchange, the single-batch bound for host cell protein is 4.27-fold, which is better than the platform value of 4.00-fold. The anion exchange model passes the adequacy tests, so this bound replaced the platform value. The anion exchange bound widened the cation exchange criterion for host cell protein from 400 to 427 ng/mg. Carried back through the platform value at cation exchange and this bound at anion exchange, the Protein A criterion for host cell protein was widened from 16,000 to 17,069 ng/mg. The Protein A criterion is also wider than the Version 1.0 limit of 10,724 ng/mg, which was never an approved criterion (finding F1). In all, 4 criteria were widened, for acidic variants at the production bioreactor step, aggregates at the production bioreactor step, host cell protein at the Protein A step and host cell protein at the cation exchange step.</w:t>
       </w:r>
       <w:r>
         <w:t xml:space="preserve"> </w:t>
@@ -14134,7 +14258,7 @@
         <w:pStyle w:val="BodyText"/>
       </w:pPr>
       <w:r>
-        <w:t xml:space="preserve">One assumption was not confirmed. The platform worst case for aggregate at cation exchange is a fold clearance of 2.0. Within its NOR, the response surface model of this campaign predicts a fold clearance of 1.58, with a 95 % confidence bound of 1.52. The aggregate criteria upstream of cation exchange were recalculated with the bound, and the 2 aggregate criteria at the production bioreactor and low-pH viral inactivation steps were tightened. At the bioreactor the same criterion was also widened, because the 95 % bound of the aggregate increase at low-pH viral inactivation, 0.54 percentage points, is smaller than the platform value of 0.70. Against the tightened criteria, every aggregate proven acceptable range at these two steps still spans the whole characterization range, so the tightening moved no range.</w:t>
+        <w:t xml:space="preserve">One assumption was not confirmed. The platform worst case for aggregate at cation exchange is a fold clearance of 2.0. Within its NOR, the lowest fold clearance the response surface model of this campaign predicts is 1.58, and the single-batch bound is 1.40. The aggregate criteria upstream of cation exchange were recalculated with the bound, and the 2 aggregate criteria at the production bioreactor and low-pH viral inactivation steps were tightened. At the bioreactor the same criterion was also widened, because the single-batch bound of the aggregate increase at low-pH viral inactivation, 0.56 percentage points, is smaller than the platform value of 0.70. The bioreactor criterion for acidic variants was widened in the same way, on the increase of acidic variants at low-pH viral inactivation (0.40 points against a platform value of 1.00). Both platform values are increases over a hold of 180 min. The A-Mab values are increases within the NOR as characterized, where the hold lasts at most 120 min. These two criteria therefore moved because the A-Mab hold is shorter, not because A-Mab is more stable at low pH. They are still the right criteria, because routine manufacture does not hold longer than the NOR. Against the tightened criteria, every aggregate proven acceptable range at these two steps still spans the whole characterization range, so the tightening moved no range.</w:t>
       </w:r>
     </w:p>
     <w:p>
@@ -15692,7 +15816,7 @@
                     <w:jc w:val="center"/>
                   </w:pPr>
                   <w:r>
-                    <w:t xml:space="preserve">≤ 7.04</w:t>
+                    <w:t xml:space="preserve">≤ 6.46</w:t>
                   </w:r>
                 </w:p>
               </w:tc>
@@ -15768,7 +15892,7 @@
                     <w:jc w:val="center"/>
                   </w:pPr>
                   <w:r>
-                    <w:t xml:space="preserve">≤ 21,662</w:t>
+                    <w:t xml:space="preserve">≤ 17,069</w:t>
                   </w:r>
                 </w:p>
               </w:tc>
@@ -15986,7 +16110,7 @@
                     <w:jc w:val="center"/>
                   </w:pPr>
                   <w:r>
-                    <w:t xml:space="preserve">≤ 7.58</w:t>
+                    <w:t xml:space="preserve">≤ 7.02</w:t>
                   </w:r>
                 </w:p>
               </w:tc>
@@ -16275,7 +16399,7 @@
                     <w:jc w:val="center"/>
                   </w:pPr>
                   <w:r>
-                    <w:t xml:space="preserve">≤ 518</w:t>
+                    <w:t xml:space="preserve">≤ 427</w:t>
                   </w:r>
                 </w:p>
               </w:tc>
@@ -16647,7 +16771,7 @@
         <w:t xml:space="preserve"> </w:t>
       </w:r>
       <w:r>
-        <w:t xml:space="preserve">and at the NOR and set-points as characterized. With every parameter at its set-point, every one of the 5 claims is met. At the least favourable combination, 4 of the 5 claims are met. With every parameter at its set-point, the mean predicted XMuLV clearance of low-pH viral inactivation is 6.87 log10, which meets the claim of 6.6 log10. At the least favourable combination, with inactivation pH at its NOR high (3.6), hold time at its NOR low (60 min) and temperature at its NOR low (19 °C), it is 6.43 log10, which is below the claim. On the model that INV-002 corrective action CA3 selects for XMuLV clearance, the claim is also not met at the least favourable combination of the NOR as characterized. On that model it is met across the NOR in force at Version 2.0. For this reason, the low-pH viral inactivation report PCR-006 Version 2.0 changes three NORs of the step. The NOR of inactivation pH is moved lower, from 3.4–3.6 to 3.3–3.5, and keeps its width. The inactivation pH set-point is moved with the NOR, from 3.5 to 3.4. The NOR of hold time is narrowed at its low end, from 60–120 min to 90–120 min. The hold time set-point is moved to the middle of the new NOR, from 90 to 105 min. The NOR of temperature is narrowed at its low end, from 19–23 °C to 20–23 °C. PCR-006 gives the reason for the new set-points, which rests on how closely pH can be controlled at large scale.</w:t>
+        <w:t xml:space="preserve">and at the NOR and set-points as characterized. With every parameter at its set-point, every one of the 5 claims is met. At the least favourable combination, 4 of the 5 claims are met. With every parameter at its set-point, the mean predicted XMuLV clearance of low-pH viral inactivation is 6.87 log10, which meets the claim of 6.6 log10. At the least favourable combination, with inactivation pH at its NOR high (3.6), hold time at its NOR low (60 min) and temperature at its NOR low (19 °C), it is 6.43 log10, which is below the claim. On the model that INV-002 corrective action CA3 selects for XMuLV clearance, the claim is also not met at the least favourable combination of the NOR as characterized. For this reason, the low-pH viral inactivation report PCR-006 Version 2.0 moves the NOR and the set-point of inactivation pH lower and narrows the NORs of hold time and temperature. PCR-006 gives the values and the reasons.</w:t>
       </w:r>
     </w:p>
     <w:tbl>
@@ -17236,7 +17360,7 @@
         <w:pStyle w:val="FirstParagraph"/>
       </w:pPr>
       <w:r>
-        <w:t xml:space="preserve">No GMP batch of A-Mab was manufactured or dispositioned on the basis of these documents, and Version 1.0 was not used in a regulatory submission. The findings concern how the characterization data were judged. The experiments and the drug-substance criteria that existed in Version 1.0 are unchanged. The process is unchanged except at low-pH viral inactivation, where PCR-006 Version 2.0 moves the NOR and the set-points (§6.3). Version 2.0 adds one drug-substance criterion, for fragments, at ≤ 2.00 %. There is no product impact.</w:t>
+        <w:t xml:space="preserve">No GMP batch of A-Mab was manufactured or dispositioned on the basis of these documents, and Version 1.0 was not used in a regulatory submission. The findings concern how the characterization data were judged. The experiments and the drug-substance criteria that existed in Version 1.0 are unchanged. The process is unchanged except for NORs at the Protein A and low-pH viral inactivation steps and set-points at low-pH viral inactivation, which PCR-005 and PCR-006 Version 2.0 change (§2, §6.3). Version 2.0 adds one drug-substance criterion, for fragments, at ≤ 2.00 %. There is no product impact.</w:t>
       </w:r>
     </w:p>
     <w:bookmarkEnd w:id="57"/>

--- a/pc_package/INV-001_investigation.docx
+++ b/pc_package/INV-001_investigation.docx
@@ -14258,7 +14258,7 @@
         <w:pStyle w:val="BodyText"/>
       </w:pPr>
       <w:r>
-        <w:t xml:space="preserve">One assumption was not confirmed. The platform worst case for aggregate at cation exchange is a fold clearance of 2.0. Within its NOR, the lowest fold clearance the response surface model of this campaign predicts is 1.58, and the single-batch bound is 1.40. The aggregate criteria upstream of cation exchange were recalculated with the bound, and the 2 aggregate criteria at the production bioreactor and low-pH viral inactivation steps were tightened. At the bioreactor the same criterion was also widened, because the single-batch bound of the aggregate increase at low-pH viral inactivation, 0.56 percentage points, is smaller than the platform value of 0.70. The bioreactor criterion for acidic variants was widened in the same way, on the increase of acidic variants at low-pH viral inactivation (0.40 points against a platform value of 1.00). Both platform values are increases over a hold of 180 min. The A-Mab values are increases within the NOR as characterized, where the hold lasts at most 120 min. These two criteria therefore moved because the A-Mab hold is shorter, not because A-Mab is more stable at low pH. They are still the right criteria, because routine manufacture does not hold longer than the NOR. Against the tightened criteria, every aggregate proven acceptable range at these two steps still spans the whole characterization range, so the tightening moved no range.</w:t>
+        <w:t xml:space="preserve">One assumption was not confirmed. The platform worst case for aggregate at cation exchange is a fold clearance of 2.0. Within its NOR, the lowest fold clearance the response surface model of this campaign predicts is 1.58, and the single-batch bound is 1.40. The aggregate criteria upstream of cation exchange were recalculated with the bound, and the 2 aggregate criteria at the production bioreactor and low-pH viral inactivation steps were tightened. At the bioreactor the same criterion was also widened, because the single-batch bound of the aggregate increase at low-pH viral inactivation, 0.56 percentage points, is smaller than the platform value of 0.70. The bioreactor criterion for acidic variants was widened in the same way, on the increase of acidic variants at low-pH viral inactivation (0.40 points against a platform value of 1.00). Both platform values are increases over a hold of 180 min. The A-Mab values are increases within the NOR as characterized, where the hold lasts at most 120 min. For aggregate, the largest increase measured at the edges of the range studied, which include a hold of 180 min, is 0.84 points, above the platform value. That criterion therefore moved because the A-Mab hold is shorter, not because A-Mab is more stable at low pH. For acidic variants, the largest increase measured at the edges of the range studied is 0.60 points, below the platform value even over a hold of 180 min. A-Mab therefore adds less than the platform products over the same hold, and its shorter hold lowers the increase further. Both are still the right criteria, because routine manufacture does not hold longer than the NOR. Against the tightened criteria, every aggregate proven acceptable range at these two steps still spans the whole characterization range, so the tightening moved no range.</w:t>
       </w:r>
     </w:p>
     <w:p>

--- a/pc_package/INV-001_investigation.docx
+++ b/pc_package/INV-001_investigation.docx
@@ -1792,7 +1792,7 @@
         <w:pStyle w:val="BodyText"/>
       </w:pPr>
       <w:r>
-        <w:t xml:space="preserve">Version 1.0 reported 30 studies, executed between 2025-08-11 and 2026-05-15. Each of them closed before the Version 1.0 reports were approved. The count covers every study that started before this investigation closed, except the two augmentation studies of INV-002 (§2), which belong to that investigation, and five others. The comparability study S-CEX-FRC and the retests of retained samples by nrCE-SDS (S-PA-RET and S-VI-RET) produced only fragment results, which Version 1.0 did not report (§4.7). The further Protein A scale-down runs, study S-PA-SDM2, were made during the investigation (§2). The osmolality study S-BRX-OSM at the production bioreactor started on 2026-09-01, during the investigation, and is outside its scope. The bioreactor report PCR-003 Version 2.0 records it as PD-003-01, a discrepancy from the plan.</w:t>
+        <w:t xml:space="preserve">Version 1.0 reported 27 studies, executed between 2025-08-11 and 2026-05-15. Each of them closed before the Version 1.0 reports were approved. The count covers every study that started before this investigation closed, except the two augmentation studies of INV-002 (§2), which belong to that investigation, and five others. The comparability study S-CEX-FRC and the retests of retained samples by nrCE-SDS (S-PA-RET and S-VI-RET) produced only fragment results, which Version 1.0 did not report (§4.7). The further Protein A scale-down runs, study S-PA-SDM2, were made during the investigation (§2). The osmolality study S-BRX-OSM at the production bioreactor started on 2026-09-01, during the investigation, and is outside its scope. The bioreactor report PCR-003 Version 2.0 records it as PD-003-01, a discrepancy from the plan.</w:t>
       </w:r>
     </w:p>
     <w:p>
@@ -3206,19 +3206,161 @@
                     <w:jc w:val="center"/>
                   </w:pPr>
                   <w:r>
-                    <w:t xml:space="preserve">18.0–39.6</w:t>
-                  </w:r>
-                </w:p>
-              </w:tc>
-              <w:tc>
-                <w:tcPr/>
-                <w:p>
-                  <w:pPr>
-                    <w:pStyle w:val="Compact"/>
-                    <w:jc w:val="center"/>
-                  </w:pPr>
-                  <w:r>
-                    <w:t xml:space="preserve">Carried back, widened</w:t>
+                    <w:t xml:space="preserve">18.0–39.0</w:t>
+                  </w:r>
+                </w:p>
+              </w:tc>
+              <w:tc>
+                <w:tcPr/>
+                <w:p>
+                  <w:pPr>
+                    <w:pStyle w:val="Compact"/>
+                    <w:jc w:val="center"/>
+                  </w:pPr>
+                  <w:r>
+                    <w:t xml:space="preserve">Carried back</w:t>
+                  </w:r>
+                </w:p>
+              </w:tc>
+            </w:tr>
+            <w:tr>
+              <w:tc>
+                <w:tcPr>
+                  <w:gridSpan w:val="1"/>
+                  <w:vMerge w:val="continue"/>
+                </w:tcPr>
+                <w:p>
+                  <w:pPr/>
+                </w:p>
+              </w:tc>
+              <w:tc>
+                <w:tcPr/>
+                <w:p>
+                  <w:pPr>
+                    <w:pStyle w:val="Compact"/>
+                    <w:jc w:val="center"/>
+                  </w:pPr>
+                  <w:r>
+                    <w:t xml:space="preserve">Afucosylation (%)</w:t>
+                  </w:r>
+                </w:p>
+              </w:tc>
+              <w:tc>
+                <w:tcPr/>
+                <w:p>
+                  <w:pPr>
+                    <w:pStyle w:val="Compact"/>
+                    <w:jc w:val="center"/>
+                  </w:pPr>
+                  <w:r>
+                    <w:t xml:space="preserve">2.00–9.43</w:t>
+                  </w:r>
+                </w:p>
+              </w:tc>
+              <w:tc>
+                <w:tcPr/>
+                <w:p>
+                  <w:pPr>
+                    <w:pStyle w:val="Compact"/>
+                    <w:jc w:val="center"/>
+                  </w:pPr>
+                  <w:r>
+                    <w:t xml:space="preserve">R2</w:t>
+                  </w:r>
+                </w:p>
+              </w:tc>
+              <w:tc>
+                <w:tcPr/>
+                <w:p>
+                  <w:pPr>
+                    <w:pStyle w:val="Compact"/>
+                    <w:jc w:val="center"/>
+                  </w:pPr>
+                  <w:r>
+                    <w:t xml:space="preserve">2.00–13.0</w:t>
+                  </w:r>
+                </w:p>
+              </w:tc>
+              <w:tc>
+                <w:tcPr/>
+                <w:p>
+                  <w:pPr>
+                    <w:pStyle w:val="Compact"/>
+                    <w:jc w:val="center"/>
+                  </w:pPr>
+                  <w:r>
+                    <w:t xml:space="preserve">Drug substance</w:t>
+                  </w:r>
+                </w:p>
+              </w:tc>
+            </w:tr>
+            <w:tr>
+              <w:tc>
+                <w:tcPr>
+                  <w:gridSpan w:val="1"/>
+                  <w:vMerge w:val="continue"/>
+                </w:tcPr>
+                <w:p>
+                  <w:pPr/>
+                </w:p>
+              </w:tc>
+              <w:tc>
+                <w:tcPr/>
+                <w:p>
+                  <w:pPr>
+                    <w:pStyle w:val="Compact"/>
+                    <w:jc w:val="center"/>
+                  </w:pPr>
+                  <w:r>
+                    <w:t xml:space="preserve">Aggregates, HMW (%)</w:t>
+                  </w:r>
+                </w:p>
+              </w:tc>
+              <w:tc>
+                <w:tcPr/>
+                <w:p>
+                  <w:pPr>
+                    <w:pStyle w:val="Compact"/>
+                    <w:jc w:val="center"/>
+                  </w:pPr>
+                  <w:r>
+                    <w:t xml:space="preserve">≤ 1.86</w:t>
+                  </w:r>
+                </w:p>
+              </w:tc>
+              <w:tc>
+                <w:tcPr/>
+                <w:p>
+                  <w:pPr>
+                    <w:pStyle w:val="Compact"/>
+                    <w:jc w:val="center"/>
+                  </w:pPr>
+                  <w:r>
+                    <w:t xml:space="preserve">R1, margin 6.8</w:t>
+                  </w:r>
+                </w:p>
+              </w:tc>
+              <w:tc>
+                <w:tcPr/>
+                <w:p>
+                  <w:pPr>
+                    <w:pStyle w:val="Compact"/>
+                    <w:jc w:val="center"/>
+                  </w:pPr>
+                  <w:r>
+                    <w:t xml:space="preserve">≤ 6.46</w:t>
+                  </w:r>
+                </w:p>
+              </w:tc>
+              <w:tc>
+                <w:tcPr/>
+                <w:p>
+                  <w:pPr>
+                    <w:pStyle w:val="Compact"/>
+                    <w:jc w:val="center"/>
+                  </w:pPr>
+                  <w:r>
+                    <w:t xml:space="preserve">Carried back, tightened</w:t>
                   </w:r>
                   <w:r>
                     <w:rPr>
@@ -3230,149 +3372,7 @@
                     <w:t xml:space="preserve"> </w:t>
                   </w:r>
                   <w:r>
-                    <w:t xml:space="preserve">from 18.0–39.0</w:t>
-                  </w:r>
-                </w:p>
-              </w:tc>
-            </w:tr>
-            <w:tr>
-              <w:tc>
-                <w:tcPr>
-                  <w:gridSpan w:val="1"/>
-                  <w:vMerge w:val="continue"/>
-                </w:tcPr>
-                <w:p>
-                  <w:pPr/>
-                </w:p>
-              </w:tc>
-              <w:tc>
-                <w:tcPr/>
-                <w:p>
-                  <w:pPr>
-                    <w:pStyle w:val="Compact"/>
-                    <w:jc w:val="center"/>
-                  </w:pPr>
-                  <w:r>
-                    <w:t xml:space="preserve">Afucosylation (%)</w:t>
-                  </w:r>
-                </w:p>
-              </w:tc>
-              <w:tc>
-                <w:tcPr/>
-                <w:p>
-                  <w:pPr>
-                    <w:pStyle w:val="Compact"/>
-                    <w:jc w:val="center"/>
-                  </w:pPr>
-                  <w:r>
-                    <w:t xml:space="preserve">2.00–9.43</w:t>
-                  </w:r>
-                </w:p>
-              </w:tc>
-              <w:tc>
-                <w:tcPr/>
-                <w:p>
-                  <w:pPr>
-                    <w:pStyle w:val="Compact"/>
-                    <w:jc w:val="center"/>
-                  </w:pPr>
-                  <w:r>
-                    <w:t xml:space="preserve">R2</w:t>
-                  </w:r>
-                </w:p>
-              </w:tc>
-              <w:tc>
-                <w:tcPr/>
-                <w:p>
-                  <w:pPr>
-                    <w:pStyle w:val="Compact"/>
-                    <w:jc w:val="center"/>
-                  </w:pPr>
-                  <w:r>
-                    <w:t xml:space="preserve">2.00–13.0</w:t>
-                  </w:r>
-                </w:p>
-              </w:tc>
-              <w:tc>
-                <w:tcPr/>
-                <w:p>
-                  <w:pPr>
-                    <w:pStyle w:val="Compact"/>
-                    <w:jc w:val="center"/>
-                  </w:pPr>
-                  <w:r>
-                    <w:t xml:space="preserve">Drug substance</w:t>
-                  </w:r>
-                </w:p>
-              </w:tc>
-            </w:tr>
-            <w:tr>
-              <w:tc>
-                <w:tcPr>
-                  <w:gridSpan w:val="1"/>
-                  <w:vMerge w:val="continue"/>
-                </w:tcPr>
-                <w:p>
-                  <w:pPr/>
-                </w:p>
-              </w:tc>
-              <w:tc>
-                <w:tcPr/>
-                <w:p>
-                  <w:pPr>
-                    <w:pStyle w:val="Compact"/>
-                    <w:jc w:val="center"/>
-                  </w:pPr>
-                  <w:r>
-                    <w:t xml:space="preserve">Aggregates, HMW (%)</w:t>
-                  </w:r>
-                </w:p>
-              </w:tc>
-              <w:tc>
-                <w:tcPr/>
-                <w:p>
-                  <w:pPr>
-                    <w:pStyle w:val="Compact"/>
-                    <w:jc w:val="center"/>
-                  </w:pPr>
-                  <w:r>
-                    <w:t xml:space="preserve">≤ 1.86</w:t>
-                  </w:r>
-                </w:p>
-              </w:tc>
-              <w:tc>
-                <w:tcPr/>
-                <w:p>
-                  <w:pPr>
-                    <w:pStyle w:val="Compact"/>
-                    <w:jc w:val="center"/>
-                  </w:pPr>
-                  <w:r>
-                    <w:t xml:space="preserve">R1, margin 6.8</w:t>
-                  </w:r>
-                </w:p>
-              </w:tc>
-              <w:tc>
-                <w:tcPr/>
-                <w:p>
-                  <w:pPr>
-                    <w:pStyle w:val="Compact"/>
-                    <w:jc w:val="center"/>
-                  </w:pPr>
-                  <w:r>
-                    <w:t xml:space="preserve">≤ 6.46</w:t>
-                  </w:r>
-                </w:p>
-              </w:tc>
-              <w:tc>
-                <w:tcPr/>
-                <w:p>
-                  <w:pPr>
-                    <w:pStyle w:val="Compact"/>
-                    <w:jc w:val="center"/>
-                  </w:pPr>
-                  <w:r>
-                    <w:t xml:space="preserve">Carried back, tightened</w:t>
+                    <w:t xml:space="preserve">and widened</w:t>
                   </w:r>
                   <w:r>
                     <w:rPr>
@@ -3384,7 +3384,544 @@
                     <w:t xml:space="preserve"> </w:t>
                   </w:r>
                   <w:r>
-                    <w:t xml:space="preserve">and widened</w:t>
+                    <w:t xml:space="preserve">from ≤ 9.30</w:t>
+                  </w:r>
+                </w:p>
+              </w:tc>
+            </w:tr>
+            <w:tr>
+              <w:tc>
+                <w:tcPr>
+                  <w:gridSpan w:val="1"/>
+                  <w:vMerge w:val="continue"/>
+                </w:tcPr>
+                <w:p>
+                  <w:pPr/>
+                </w:p>
+              </w:tc>
+              <w:tc>
+                <w:tcPr/>
+                <w:p>
+                  <w:pPr>
+                    <w:pStyle w:val="Compact"/>
+                    <w:jc w:val="center"/>
+                  </w:pPr>
+                  <w:r>
+                    <w:t xml:space="preserve">Galactosylation (%)</w:t>
+                  </w:r>
+                </w:p>
+              </w:tc>
+              <w:tc>
+                <w:tcPr/>
+                <w:p>
+                  <w:pPr>
+                    <w:pStyle w:val="Compact"/>
+                    <w:jc w:val="center"/>
+                  </w:pPr>
+                  <w:r>
+                    <w:t xml:space="preserve">10.0–30.1</w:t>
+                  </w:r>
+                </w:p>
+              </w:tc>
+              <w:tc>
+                <w:tcPr/>
+                <w:p>
+                  <w:pPr>
+                    <w:pStyle w:val="Compact"/>
+                    <w:jc w:val="center"/>
+                  </w:pPr>
+                  <w:r>
+                    <w:t xml:space="preserve">R2</w:t>
+                  </w:r>
+                </w:p>
+              </w:tc>
+              <w:tc>
+                <w:tcPr/>
+                <w:p>
+                  <w:pPr>
+                    <w:pStyle w:val="Compact"/>
+                    <w:jc w:val="center"/>
+                  </w:pPr>
+                  <w:r>
+                    <w:t xml:space="preserve">10.0–40.0</w:t>
+                  </w:r>
+                </w:p>
+              </w:tc>
+              <w:tc>
+                <w:tcPr/>
+                <w:p>
+                  <w:pPr>
+                    <w:pStyle w:val="Compact"/>
+                    <w:jc w:val="center"/>
+                  </w:pPr>
+                  <w:r>
+                    <w:t xml:space="preserve">Drug substance</w:t>
+                  </w:r>
+                </w:p>
+              </w:tc>
+            </w:tr>
+            <w:tr>
+              <w:tc>
+                <w:tcPr>
+                  <w:gridSpan w:val="1"/>
+                  <w:vMerge w:val="continue"/>
+                </w:tcPr>
+                <w:p>
+                  <w:pPr/>
+                </w:p>
+              </w:tc>
+              <w:tc>
+                <w:tcPr/>
+                <w:p>
+                  <w:pPr>
+                    <w:pStyle w:val="Compact"/>
+                    <w:jc w:val="center"/>
+                  </w:pPr>
+                  <w:r>
+                    <w:t xml:space="preserve">High mannose (%)</w:t>
+                  </w:r>
+                </w:p>
+              </w:tc>
+              <w:tc>
+                <w:tcPr/>
+                <w:p>
+                  <w:pPr>
+                    <w:pStyle w:val="Compact"/>
+                    <w:jc w:val="center"/>
+                  </w:pPr>
+                  <w:r>
+                    <w:t xml:space="preserve">3.00–7.28</w:t>
+                  </w:r>
+                </w:p>
+              </w:tc>
+              <w:tc>
+                <w:tcPr/>
+                <w:p>
+                  <w:pPr>
+                    <w:pStyle w:val="Compact"/>
+                    <w:jc w:val="center"/>
+                  </w:pPr>
+                  <w:r>
+                    <w:t xml:space="preserve">R2</w:t>
+                  </w:r>
+                </w:p>
+              </w:tc>
+              <w:tc>
+                <w:tcPr/>
+                <w:p>
+                  <w:pPr>
+                    <w:pStyle w:val="Compact"/>
+                    <w:jc w:val="center"/>
+                  </w:pPr>
+                  <w:r>
+                    <w:t xml:space="preserve">3.00–10.0</w:t>
+                  </w:r>
+                </w:p>
+              </w:tc>
+              <w:tc>
+                <w:tcPr/>
+                <w:p>
+                  <w:pPr>
+                    <w:pStyle w:val="Compact"/>
+                    <w:jc w:val="center"/>
+                  </w:pPr>
+                  <w:r>
+                    <w:t xml:space="preserve">Drug substance</w:t>
+                  </w:r>
+                </w:p>
+              </w:tc>
+            </w:tr>
+            <w:tr>
+              <w:tc>
+                <w:tcPr>
+                  <w:vMerge w:val="restart"/>
+                </w:tcPr>
+                <w:p>
+                  <w:pPr>
+                    <w:pStyle w:val="Compact"/>
+                    <w:jc w:val="center"/>
+                  </w:pPr>
+                  <w:r>
+                    <w:t xml:space="preserve">Protein A</w:t>
+                  </w:r>
+                </w:p>
+              </w:tc>
+              <w:tc>
+                <w:tcPr/>
+                <w:p>
+                  <w:pPr>
+                    <w:pStyle w:val="Compact"/>
+                    <w:jc w:val="center"/>
+                  </w:pPr>
+                  <w:r>
+                    <w:t xml:space="preserve">Leached Protein A (ppm)</w:t>
+                  </w:r>
+                </w:p>
+              </w:tc>
+              <w:tc>
+                <w:tcPr/>
+                <w:p>
+                  <w:pPr>
+                    <w:pStyle w:val="Compact"/>
+                    <w:jc w:val="center"/>
+                  </w:pPr>
+                  <w:r>
+                    <w:t xml:space="preserve">none</w:t>
+                  </w:r>
+                  <w:r>
+                    <w:rPr>
+                      <w:vertAlign w:val="superscript"/>
+                    </w:rPr>
+                    <w:t xml:space="preserve">d)</w:t>
+                  </w:r>
+                </w:p>
+              </w:tc>
+              <w:tc>
+                <w:tcPr/>
+                <w:p>
+                  <w:pPr>
+                    <w:pStyle w:val="Compact"/>
+                    <w:jc w:val="center"/>
+                  </w:pPr>
+                  <w:r>
+                    <w:t xml:space="preserve">–</w:t>
+                  </w:r>
+                </w:p>
+              </w:tc>
+              <w:tc>
+                <w:tcPr/>
+                <w:p>
+                  <w:pPr>
+                    <w:pStyle w:val="Compact"/>
+                    <w:jc w:val="center"/>
+                  </w:pPr>
+                  <w:r>
+                    <w:t xml:space="preserve">≤ 158</w:t>
+                  </w:r>
+                </w:p>
+              </w:tc>
+              <w:tc>
+                <w:tcPr/>
+                <w:p>
+                  <w:pPr>
+                    <w:pStyle w:val="Compact"/>
+                    <w:jc w:val="center"/>
+                  </w:pPr>
+                  <w:r>
+                    <w:t xml:space="preserve">Carried back</w:t>
+                  </w:r>
+                </w:p>
+              </w:tc>
+            </w:tr>
+            <w:tr>
+              <w:tc>
+                <w:tcPr>
+                  <w:gridSpan w:val="1"/>
+                  <w:vMerge w:val="continue"/>
+                </w:tcPr>
+                <w:p>
+                  <w:pPr/>
+                </w:p>
+              </w:tc>
+              <w:tc>
+                <w:tcPr/>
+                <w:p>
+                  <w:pPr>
+                    <w:pStyle w:val="Compact"/>
+                    <w:jc w:val="center"/>
+                  </w:pPr>
+                  <w:r>
+                    <w:t xml:space="preserve">Fragments, LMW (%)</w:t>
+                  </w:r>
+                </w:p>
+              </w:tc>
+              <w:tc>
+                <w:tcPr/>
+                <w:p>
+                  <w:pPr>
+                    <w:pStyle w:val="Compact"/>
+                    <w:jc w:val="center"/>
+                  </w:pPr>
+                  <w:r>
+                    <w:t xml:space="preserve">not assessed</w:t>
+                  </w:r>
+                  <w:r>
+                    <w:rPr>
+                      <w:vertAlign w:val="superscript"/>
+                    </w:rPr>
+                    <w:t xml:space="preserve">e)</w:t>
+                  </w:r>
+                </w:p>
+              </w:tc>
+              <w:tc>
+                <w:tcPr/>
+                <w:p>
+                  <w:pPr>
+                    <w:pStyle w:val="Compact"/>
+                    <w:jc w:val="center"/>
+                  </w:pPr>
+                  <w:r>
+                    <w:t xml:space="preserve">–</w:t>
+                  </w:r>
+                </w:p>
+              </w:tc>
+              <w:tc>
+                <w:tcPr/>
+                <w:p>
+                  <w:pPr>
+                    <w:pStyle w:val="Compact"/>
+                    <w:jc w:val="center"/>
+                  </w:pPr>
+                  <w:r>
+                    <w:t xml:space="preserve">≤ 2.45</w:t>
+                  </w:r>
+                </w:p>
+              </w:tc>
+              <w:tc>
+                <w:tcPr/>
+                <w:p>
+                  <w:pPr>
+                    <w:pStyle w:val="Compact"/>
+                    <w:jc w:val="center"/>
+                  </w:pPr>
+                  <w:r>
+                    <w:t xml:space="preserve">Carried back</w:t>
+                  </w:r>
+                </w:p>
+              </w:tc>
+            </w:tr>
+            <w:tr>
+              <w:tc>
+                <w:tcPr>
+                  <w:gridSpan w:val="1"/>
+                  <w:vMerge w:val="continue"/>
+                </w:tcPr>
+                <w:p>
+                  <w:pPr/>
+                </w:p>
+              </w:tc>
+              <w:tc>
+                <w:tcPr/>
+                <w:p>
+                  <w:pPr>
+                    <w:pStyle w:val="Compact"/>
+                    <w:jc w:val="center"/>
+                  </w:pPr>
+                  <w:r>
+                    <w:t xml:space="preserve">Host cell protein (ng/mg)</w:t>
+                  </w:r>
+                </w:p>
+              </w:tc>
+              <w:tc>
+                <w:tcPr/>
+                <w:p>
+                  <w:pPr>
+                    <w:pStyle w:val="Compact"/>
+                    <w:jc w:val="center"/>
+                  </w:pPr>
+                  <w:r>
+                    <w:t xml:space="preserve">≤ 10,724</w:t>
+                  </w:r>
+                </w:p>
+              </w:tc>
+              <w:tc>
+                <w:tcPr/>
+                <w:p>
+                  <w:pPr>
+                    <w:pStyle w:val="Compact"/>
+                    <w:jc w:val="center"/>
+                  </w:pPr>
+                  <w:r>
+                    <w:t xml:space="preserve">R1, margin 4.5</w:t>
+                  </w:r>
+                </w:p>
+              </w:tc>
+              <w:tc>
+                <w:tcPr/>
+                <w:p>
+                  <w:pPr>
+                    <w:pStyle w:val="Compact"/>
+                    <w:jc w:val="center"/>
+                  </w:pPr>
+                  <w:r>
+                    <w:t xml:space="preserve">≤ 17,069</w:t>
+                  </w:r>
+                </w:p>
+              </w:tc>
+              <w:tc>
+                <w:tcPr/>
+                <w:p>
+                  <w:pPr>
+                    <w:pStyle w:val="Compact"/>
+                    <w:jc w:val="center"/>
+                  </w:pPr>
+                  <w:r>
+                    <w:t xml:space="preserve">Carried back, widened</w:t>
+                  </w:r>
+                  <w:r>
+                    <w:rPr>
+                      <w:vertAlign w:val="superscript"/>
+                    </w:rPr>
+                    <w:t xml:space="preserve">c)</w:t>
+                  </w:r>
+                  <w:r>
+                    <w:t xml:space="preserve"> </w:t>
+                  </w:r>
+                  <w:r>
+                    <w:t xml:space="preserve">from ≤ 16,000</w:t>
+                  </w:r>
+                </w:p>
+              </w:tc>
+            </w:tr>
+            <w:tr>
+              <w:tc>
+                <w:tcPr>
+                  <w:vMerge w:val="restart"/>
+                </w:tcPr>
+                <w:p>
+                  <w:pPr>
+                    <w:pStyle w:val="Compact"/>
+                    <w:jc w:val="center"/>
+                  </w:pPr>
+                  <w:r>
+                    <w:t xml:space="preserve">Low-pH viral inactivation</w:t>
+                  </w:r>
+                </w:p>
+              </w:tc>
+              <w:tc>
+                <w:tcPr/>
+                <w:p>
+                  <w:pPr>
+                    <w:pStyle w:val="Compact"/>
+                    <w:jc w:val="center"/>
+                  </w:pPr>
+                  <w:r>
+                    <w:t xml:space="preserve">Acidic variants (%)</w:t>
+                  </w:r>
+                </w:p>
+              </w:tc>
+              <w:tc>
+                <w:tcPr/>
+                <w:p>
+                  <w:pPr>
+                    <w:pStyle w:val="Compact"/>
+                    <w:jc w:val="center"/>
+                  </w:pPr>
+                  <w:r>
+                    <w:t xml:space="preserve">none</w:t>
+                  </w:r>
+                  <w:r>
+                    <w:rPr>
+                      <w:vertAlign w:val="superscript"/>
+                    </w:rPr>
+                    <w:t xml:space="preserve">d)</w:t>
+                  </w:r>
+                </w:p>
+              </w:tc>
+              <w:tc>
+                <w:tcPr/>
+                <w:p>
+                  <w:pPr>
+                    <w:pStyle w:val="Compact"/>
+                    <w:jc w:val="center"/>
+                  </w:pPr>
+                  <w:r>
+                    <w:t xml:space="preserve">–</w:t>
+                  </w:r>
+                </w:p>
+              </w:tc>
+              <w:tc>
+                <w:tcPr/>
+                <w:p>
+                  <w:pPr>
+                    <w:pStyle w:val="Compact"/>
+                    <w:jc w:val="center"/>
+                  </w:pPr>
+                  <w:r>
+                    <w:t xml:space="preserve">18.0–40.0</w:t>
+                  </w:r>
+                </w:p>
+              </w:tc>
+              <w:tc>
+                <w:tcPr/>
+                <w:p>
+                  <w:pPr>
+                    <w:pStyle w:val="Compact"/>
+                    <w:jc w:val="center"/>
+                  </w:pPr>
+                  <w:r>
+                    <w:t xml:space="preserve">Drug substance</w:t>
+                  </w:r>
+                </w:p>
+              </w:tc>
+            </w:tr>
+            <w:tr>
+              <w:tc>
+                <w:tcPr>
+                  <w:gridSpan w:val="1"/>
+                  <w:vMerge w:val="continue"/>
+                </w:tcPr>
+                <w:p>
+                  <w:pPr/>
+                </w:p>
+              </w:tc>
+              <w:tc>
+                <w:tcPr/>
+                <w:p>
+                  <w:pPr>
+                    <w:pStyle w:val="Compact"/>
+                    <w:jc w:val="center"/>
+                  </w:pPr>
+                  <w:r>
+                    <w:t xml:space="preserve">Aggregates, HMW (%)</w:t>
+                  </w:r>
+                </w:p>
+              </w:tc>
+              <w:tc>
+                <w:tcPr/>
+                <w:p>
+                  <w:pPr>
+                    <w:pStyle w:val="Compact"/>
+                    <w:jc w:val="center"/>
+                  </w:pPr>
+                  <w:r>
+                    <w:t xml:space="preserve">≤ 2.17</w:t>
+                  </w:r>
+                </w:p>
+              </w:tc>
+              <w:tc>
+                <w:tcPr/>
+                <w:p>
+                  <w:pPr>
+                    <w:pStyle w:val="Compact"/>
+                    <w:jc w:val="center"/>
+                  </w:pPr>
+                  <w:r>
+                    <w:t xml:space="preserve">R1, margin 6.0</w:t>
+                  </w:r>
+                </w:p>
+              </w:tc>
+              <w:tc>
+                <w:tcPr/>
+                <w:p>
+                  <w:pPr>
+                    <w:pStyle w:val="Compact"/>
+                    <w:jc w:val="center"/>
+                  </w:pPr>
+                  <w:r>
+                    <w:t xml:space="preserve">≤ 7.02</w:t>
+                  </w:r>
+                </w:p>
+              </w:tc>
+              <w:tc>
+                <w:tcPr/>
+                <w:p>
+                  <w:pPr>
+                    <w:pStyle w:val="Compact"/>
+                    <w:jc w:val="center"/>
+                  </w:pPr>
+                  <w:r>
+                    <w:t xml:space="preserve">Carried back, tightened</w:t>
                   </w:r>
                   <w:r>
                     <w:rPr>
@@ -3396,231 +3933,7 @@
                     <w:t xml:space="preserve"> </w:t>
                   </w:r>
                   <w:r>
-                    <w:t xml:space="preserve">from ≤ 9.30</w:t>
-                  </w:r>
-                </w:p>
-              </w:tc>
-            </w:tr>
-            <w:tr>
-              <w:tc>
-                <w:tcPr>
-                  <w:gridSpan w:val="1"/>
-                  <w:vMerge w:val="continue"/>
-                </w:tcPr>
-                <w:p>
-                  <w:pPr/>
-                </w:p>
-              </w:tc>
-              <w:tc>
-                <w:tcPr/>
-                <w:p>
-                  <w:pPr>
-                    <w:pStyle w:val="Compact"/>
-                    <w:jc w:val="center"/>
-                  </w:pPr>
-                  <w:r>
-                    <w:t xml:space="preserve">Galactosylation (%)</w:t>
-                  </w:r>
-                </w:p>
-              </w:tc>
-              <w:tc>
-                <w:tcPr/>
-                <w:p>
-                  <w:pPr>
-                    <w:pStyle w:val="Compact"/>
-                    <w:jc w:val="center"/>
-                  </w:pPr>
-                  <w:r>
-                    <w:t xml:space="preserve">10.0–30.1</w:t>
-                  </w:r>
-                </w:p>
-              </w:tc>
-              <w:tc>
-                <w:tcPr/>
-                <w:p>
-                  <w:pPr>
-                    <w:pStyle w:val="Compact"/>
-                    <w:jc w:val="center"/>
-                  </w:pPr>
-                  <w:r>
-                    <w:t xml:space="preserve">R2</w:t>
-                  </w:r>
-                </w:p>
-              </w:tc>
-              <w:tc>
-                <w:tcPr/>
-                <w:p>
-                  <w:pPr>
-                    <w:pStyle w:val="Compact"/>
-                    <w:jc w:val="center"/>
-                  </w:pPr>
-                  <w:r>
-                    <w:t xml:space="preserve">10.0–40.0</w:t>
-                  </w:r>
-                </w:p>
-              </w:tc>
-              <w:tc>
-                <w:tcPr/>
-                <w:p>
-                  <w:pPr>
-                    <w:pStyle w:val="Compact"/>
-                    <w:jc w:val="center"/>
-                  </w:pPr>
-                  <w:r>
-                    <w:t xml:space="preserve">Drug substance</w:t>
-                  </w:r>
-                </w:p>
-              </w:tc>
-            </w:tr>
-            <w:tr>
-              <w:tc>
-                <w:tcPr>
-                  <w:gridSpan w:val="1"/>
-                  <w:vMerge w:val="continue"/>
-                </w:tcPr>
-                <w:p>
-                  <w:pPr/>
-                </w:p>
-              </w:tc>
-              <w:tc>
-                <w:tcPr/>
-                <w:p>
-                  <w:pPr>
-                    <w:pStyle w:val="Compact"/>
-                    <w:jc w:val="center"/>
-                  </w:pPr>
-                  <w:r>
-                    <w:t xml:space="preserve">High mannose (%)</w:t>
-                  </w:r>
-                </w:p>
-              </w:tc>
-              <w:tc>
-                <w:tcPr/>
-                <w:p>
-                  <w:pPr>
-                    <w:pStyle w:val="Compact"/>
-                    <w:jc w:val="center"/>
-                  </w:pPr>
-                  <w:r>
-                    <w:t xml:space="preserve">3.00–7.28</w:t>
-                  </w:r>
-                </w:p>
-              </w:tc>
-              <w:tc>
-                <w:tcPr/>
-                <w:p>
-                  <w:pPr>
-                    <w:pStyle w:val="Compact"/>
-                    <w:jc w:val="center"/>
-                  </w:pPr>
-                  <w:r>
-                    <w:t xml:space="preserve">R2</w:t>
-                  </w:r>
-                </w:p>
-              </w:tc>
-              <w:tc>
-                <w:tcPr/>
-                <w:p>
-                  <w:pPr>
-                    <w:pStyle w:val="Compact"/>
-                    <w:jc w:val="center"/>
-                  </w:pPr>
-                  <w:r>
-                    <w:t xml:space="preserve">3.00–10.0</w:t>
-                  </w:r>
-                </w:p>
-              </w:tc>
-              <w:tc>
-                <w:tcPr/>
-                <w:p>
-                  <w:pPr>
-                    <w:pStyle w:val="Compact"/>
-                    <w:jc w:val="center"/>
-                  </w:pPr>
-                  <w:r>
-                    <w:t xml:space="preserve">Drug substance</w:t>
-                  </w:r>
-                </w:p>
-              </w:tc>
-            </w:tr>
-            <w:tr>
-              <w:tc>
-                <w:tcPr>
-                  <w:vMerge w:val="restart"/>
-                </w:tcPr>
-                <w:p>
-                  <w:pPr>
-                    <w:pStyle w:val="Compact"/>
-                    <w:jc w:val="center"/>
-                  </w:pPr>
-                  <w:r>
-                    <w:t xml:space="preserve">Protein A</w:t>
-                  </w:r>
-                </w:p>
-              </w:tc>
-              <w:tc>
-                <w:tcPr/>
-                <w:p>
-                  <w:pPr>
-                    <w:pStyle w:val="Compact"/>
-                    <w:jc w:val="center"/>
-                  </w:pPr>
-                  <w:r>
-                    <w:t xml:space="preserve">Leached Protein A (ppm)</w:t>
-                  </w:r>
-                </w:p>
-              </w:tc>
-              <w:tc>
-                <w:tcPr/>
-                <w:p>
-                  <w:pPr>
-                    <w:pStyle w:val="Compact"/>
-                    <w:jc w:val="center"/>
-                  </w:pPr>
-                  <w:r>
-                    <w:t xml:space="preserve">none</w:t>
-                  </w:r>
-                  <w:r>
-                    <w:rPr>
-                      <w:vertAlign w:val="superscript"/>
-                    </w:rPr>
-                    <w:t xml:space="preserve">d)</w:t>
-                  </w:r>
-                </w:p>
-              </w:tc>
-              <w:tc>
-                <w:tcPr/>
-                <w:p>
-                  <w:pPr>
-                    <w:pStyle w:val="Compact"/>
-                    <w:jc w:val="center"/>
-                  </w:pPr>
-                  <w:r>
-                    <w:t xml:space="preserve">–</w:t>
-                  </w:r>
-                </w:p>
-              </w:tc>
-              <w:tc>
-                <w:tcPr/>
-                <w:p>
-                  <w:pPr>
-                    <w:pStyle w:val="Compact"/>
-                    <w:jc w:val="center"/>
-                  </w:pPr>
-                  <w:r>
-                    <w:t xml:space="preserve">≤ 158</w:t>
-                  </w:r>
-                </w:p>
-              </w:tc>
-              <w:tc>
-                <w:tcPr/>
-                <w:p>
-                  <w:pPr>
-                    <w:pStyle w:val="Compact"/>
-                    <w:jc w:val="center"/>
-                  </w:pPr>
-                  <w:r>
-                    <w:t xml:space="preserve">Carried back</w:t>
+                    <w:t xml:space="preserve">from ≤ 10.0</w:t>
                   </w:r>
                 </w:p>
               </w:tc>
@@ -3685,7 +3998,7 @@
                     <w:jc w:val="center"/>
                   </w:pPr>
                   <w:r>
-                    <w:t xml:space="preserve">≤ 2.45</w:t>
+                    <w:t xml:space="preserve">≤ 2.60</w:t>
                   </w:r>
                 </w:p>
               </w:tc>
@@ -3720,6 +4033,153 @@
                     <w:jc w:val="center"/>
                   </w:pPr>
                   <w:r>
+                    <w:t xml:space="preserve">XMuLV clearance (log10)</w:t>
+                  </w:r>
+                </w:p>
+              </w:tc>
+              <w:tc>
+                <w:tcPr/>
+                <w:p>
+                  <w:pPr>
+                    <w:pStyle w:val="Compact"/>
+                    <w:jc w:val="center"/>
+                  </w:pPr>
+                  <w:r>
+                    <w:t xml:space="preserve">≥ 4.93</w:t>
+                  </w:r>
+                </w:p>
+              </w:tc>
+              <w:tc>
+                <w:tcPr/>
+                <w:p>
+                  <w:pPr>
+                    <w:pStyle w:val="Compact"/>
+                    <w:jc w:val="center"/>
+                  </w:pPr>
+                  <w:r>
+                    <w:t xml:space="preserve">R3</w:t>
+                  </w:r>
+                </w:p>
+              </w:tc>
+              <w:tc>
+                <w:tcPr/>
+                <w:p>
+                  <w:pPr>
+                    <w:pStyle w:val="Compact"/>
+                    <w:jc w:val="center"/>
+                  </w:pPr>
+                  <w:r>
+                    <w:t xml:space="preserve">≥ 6.60</w:t>
+                  </w:r>
+                </w:p>
+              </w:tc>
+              <w:tc>
+                <w:tcPr/>
+                <w:p>
+                  <w:pPr>
+                    <w:pStyle w:val="Compact"/>
+                    <w:jc w:val="center"/>
+                  </w:pPr>
+                  <w:r>
+                    <w:t xml:space="preserve">Platform claim</w:t>
+                  </w:r>
+                </w:p>
+              </w:tc>
+            </w:tr>
+            <w:tr>
+              <w:tc>
+                <w:tcPr>
+                  <w:vMerge w:val="restart"/>
+                </w:tcPr>
+                <w:p>
+                  <w:pPr>
+                    <w:pStyle w:val="Compact"/>
+                    <w:jc w:val="center"/>
+                  </w:pPr>
+                  <w:r>
+                    <w:t xml:space="preserve">Cation exchange</w:t>
+                  </w:r>
+                </w:p>
+              </w:tc>
+              <w:tc>
+                <w:tcPr/>
+                <w:p>
+                  <w:pPr>
+                    <w:pStyle w:val="Compact"/>
+                    <w:jc w:val="center"/>
+                  </w:pPr>
+                  <w:r>
+                    <w:t xml:space="preserve">Aggregates, HMW (%)</w:t>
+                  </w:r>
+                </w:p>
+              </w:tc>
+              <w:tc>
+                <w:tcPr/>
+                <w:p>
+                  <w:pPr>
+                    <w:pStyle w:val="Compact"/>
+                    <w:jc w:val="center"/>
+                  </w:pPr>
+                  <w:r>
+                    <w:t xml:space="preserve">≤ 1.00</w:t>
+                  </w:r>
+                </w:p>
+              </w:tc>
+              <w:tc>
+                <w:tcPr/>
+                <w:p>
+                  <w:pPr>
+                    <w:pStyle w:val="Compact"/>
+                    <w:jc w:val="center"/>
+                  </w:pPr>
+                  <w:r>
+                    <w:t xml:space="preserve">R1, margin 5.0</w:t>
+                  </w:r>
+                </w:p>
+              </w:tc>
+              <w:tc>
+                <w:tcPr/>
+                <w:p>
+                  <w:pPr>
+                    <w:pStyle w:val="Compact"/>
+                    <w:jc w:val="center"/>
+                  </w:pPr>
+                  <w:r>
+                    <w:t xml:space="preserve">≤ 5.00</w:t>
+                  </w:r>
+                </w:p>
+              </w:tc>
+              <w:tc>
+                <w:tcPr/>
+                <w:p>
+                  <w:pPr>
+                    <w:pStyle w:val="Compact"/>
+                    <w:jc w:val="center"/>
+                  </w:pPr>
+                  <w:r>
+                    <w:t xml:space="preserve">Drug substance</w:t>
+                  </w:r>
+                </w:p>
+              </w:tc>
+            </w:tr>
+            <w:tr>
+              <w:tc>
+                <w:tcPr>
+                  <w:gridSpan w:val="1"/>
+                  <w:vMerge w:val="continue"/>
+                </w:tcPr>
+                <w:p>
+                  <w:pPr/>
+                </w:p>
+              </w:tc>
+              <w:tc>
+                <w:tcPr/>
+                <w:p>
+                  <w:pPr>
+                    <w:pStyle w:val="Compact"/>
+                    <w:jc w:val="center"/>
+                  </w:pPr>
+                  <w:r>
                     <w:t xml:space="preserve">Host cell protein (ng/mg)</w:t>
                   </w:r>
                 </w:p>
@@ -3732,31 +4192,31 @@
                     <w:jc w:val="center"/>
                   </w:pPr>
                   <w:r>
-                    <w:t xml:space="preserve">≤ 10,724</w:t>
-                  </w:r>
-                </w:p>
-              </w:tc>
-              <w:tc>
-                <w:tcPr/>
-                <w:p>
-                  <w:pPr>
-                    <w:pStyle w:val="Compact"/>
-                    <w:jc w:val="center"/>
-                  </w:pPr>
-                  <w:r>
-                    <w:t xml:space="preserve">R1, margin 4.5</w:t>
-                  </w:r>
-                </w:p>
-              </w:tc>
-              <w:tc>
-                <w:tcPr/>
-                <w:p>
-                  <w:pPr>
-                    <w:pStyle w:val="Compact"/>
-                    <w:jc w:val="center"/>
-                  </w:pPr>
-                  <w:r>
-                    <w:t xml:space="preserve">≤ 17,069</w:t>
+                    <w:t xml:space="preserve">≤ 193</w:t>
+                  </w:r>
+                </w:p>
+              </w:tc>
+              <w:tc>
+                <w:tcPr/>
+                <w:p>
+                  <w:pPr>
+                    <w:pStyle w:val="Compact"/>
+                    <w:jc w:val="center"/>
+                  </w:pPr>
+                  <w:r>
+                    <w:t xml:space="preserve">R1, margin 3.2</w:t>
+                  </w:r>
+                </w:p>
+              </w:tc>
+              <w:tc>
+                <w:tcPr/>
+                <w:p>
+                  <w:pPr>
+                    <w:pStyle w:val="Compact"/>
+                    <w:jc w:val="center"/>
+                  </w:pPr>
+                  <w:r>
+                    <w:t xml:space="preserve">≤ 427</w:t>
                   </w:r>
                 </w:p>
               </w:tc>
@@ -3770,6 +4230,652 @@
                   <w:r>
                     <w:t xml:space="preserve">Carried back, widened</w:t>
                   </w:r>
+                  <w:r>
+                    <w:rPr>
+                      <w:vertAlign w:val="superscript"/>
+                    </w:rPr>
+                    <w:t xml:space="preserve">c)</w:t>
+                  </w:r>
+                  <w:r>
+                    <w:t xml:space="preserve"> </w:t>
+                  </w:r>
+                  <w:r>
+                    <w:t xml:space="preserve">from ≤ 400</w:t>
+                  </w:r>
+                </w:p>
+              </w:tc>
+            </w:tr>
+            <w:tr>
+              <w:tc>
+                <w:tcPr>
+                  <w:gridSpan w:val="1"/>
+                  <w:vMerge w:val="continue"/>
+                </w:tcPr>
+                <w:p>
+                  <w:pPr/>
+                </w:p>
+              </w:tc>
+              <w:tc>
+                <w:tcPr/>
+                <w:p>
+                  <w:pPr>
+                    <w:pStyle w:val="Compact"/>
+                    <w:jc w:val="center"/>
+                  </w:pPr>
+                  <w:r>
+                    <w:t xml:space="preserve">Fragments, LMW (%)</w:t>
+                  </w:r>
+                </w:p>
+              </w:tc>
+              <w:tc>
+                <w:tcPr/>
+                <w:p>
+                  <w:pPr>
+                    <w:pStyle w:val="Compact"/>
+                    <w:jc w:val="center"/>
+                  </w:pPr>
+                  <w:r>
+                    <w:t xml:space="preserve">not assessed</w:t>
+                  </w:r>
+                  <w:r>
+                    <w:rPr>
+                      <w:vertAlign w:val="superscript"/>
+                    </w:rPr>
+                    <w:t xml:space="preserve">e)</w:t>
+                  </w:r>
+                </w:p>
+              </w:tc>
+              <w:tc>
+                <w:tcPr/>
+                <w:p>
+                  <w:pPr>
+                    <w:pStyle w:val="Compact"/>
+                    <w:jc w:val="center"/>
+                  </w:pPr>
+                  <w:r>
+                    <w:t xml:space="preserve">–</w:t>
+                  </w:r>
+                </w:p>
+              </w:tc>
+              <w:tc>
+                <w:tcPr/>
+                <w:p>
+                  <w:pPr>
+                    <w:pStyle w:val="Compact"/>
+                    <w:jc w:val="center"/>
+                  </w:pPr>
+                  <w:r>
+                    <w:t xml:space="preserve">≤ 2.00</w:t>
+                  </w:r>
+                </w:p>
+              </w:tc>
+              <w:tc>
+                <w:tcPr/>
+                <w:p>
+                  <w:pPr>
+                    <w:pStyle w:val="Compact"/>
+                    <w:jc w:val="center"/>
+                  </w:pPr>
+                  <w:r>
+                    <w:t xml:space="preserve">Drug substance</w:t>
+                  </w:r>
+                </w:p>
+              </w:tc>
+            </w:tr>
+            <w:tr>
+              <w:tc>
+                <w:tcPr>
+                  <w:vMerge w:val="restart"/>
+                </w:tcPr>
+                <w:p>
+                  <w:pPr>
+                    <w:pStyle w:val="Compact"/>
+                    <w:jc w:val="center"/>
+                  </w:pPr>
+                  <w:r>
+                    <w:t xml:space="preserve">Anion exchange</w:t>
+                  </w:r>
+                </w:p>
+              </w:tc>
+              <w:tc>
+                <w:tcPr/>
+                <w:p>
+                  <w:pPr>
+                    <w:pStyle w:val="Compact"/>
+                    <w:jc w:val="center"/>
+                  </w:pPr>
+                  <w:r>
+                    <w:t xml:space="preserve">Host cell protein (ng/mg)</w:t>
+                  </w:r>
+                </w:p>
+              </w:tc>
+              <w:tc>
+                <w:tcPr/>
+                <w:p>
+                  <w:pPr>
+                    <w:pStyle w:val="Compact"/>
+                    <w:jc w:val="center"/>
+                  </w:pPr>
+                  <w:r>
+                    <w:t xml:space="preserve">≤ 21.7</w:t>
+                  </w:r>
+                </w:p>
+              </w:tc>
+              <w:tc>
+                <w:tcPr/>
+                <w:p>
+                  <w:pPr>
+                    <w:pStyle w:val="Compact"/>
+                    <w:jc w:val="center"/>
+                  </w:pPr>
+                  <w:r>
+                    <w:t xml:space="preserve">R1, margin 4.6</w:t>
+                  </w:r>
+                </w:p>
+              </w:tc>
+              <w:tc>
+                <w:tcPr/>
+                <w:p>
+                  <w:pPr>
+                    <w:pStyle w:val="Compact"/>
+                    <w:jc w:val="center"/>
+                  </w:pPr>
+                  <w:r>
+                    <w:t xml:space="preserve">≤ 100</w:t>
+                  </w:r>
+                </w:p>
+              </w:tc>
+              <w:tc>
+                <w:tcPr/>
+                <w:p>
+                  <w:pPr>
+                    <w:pStyle w:val="Compact"/>
+                    <w:jc w:val="center"/>
+                  </w:pPr>
+                  <w:r>
+                    <w:t xml:space="preserve">Drug substance</w:t>
+                  </w:r>
+                </w:p>
+              </w:tc>
+            </w:tr>
+            <w:tr>
+              <w:tc>
+                <w:tcPr>
+                  <w:gridSpan w:val="1"/>
+                  <w:vMerge w:val="continue"/>
+                </w:tcPr>
+                <w:p>
+                  <w:pPr/>
+                </w:p>
+              </w:tc>
+              <w:tc>
+                <w:tcPr/>
+                <w:p>
+                  <w:pPr>
+                    <w:pStyle w:val="Compact"/>
+                    <w:jc w:val="center"/>
+                  </w:pPr>
+                  <w:r>
+                    <w:t xml:space="preserve">Fragments, LMW (%)</w:t>
+                  </w:r>
+                </w:p>
+              </w:tc>
+              <w:tc>
+                <w:tcPr/>
+                <w:p>
+                  <w:pPr>
+                    <w:pStyle w:val="Compact"/>
+                    <w:jc w:val="center"/>
+                  </w:pPr>
+                  <w:r>
+                    <w:t xml:space="preserve">not assessed</w:t>
+                  </w:r>
+                  <w:r>
+                    <w:rPr>
+                      <w:vertAlign w:val="superscript"/>
+                    </w:rPr>
+                    <w:t xml:space="preserve">e)</w:t>
+                  </w:r>
+                </w:p>
+              </w:tc>
+              <w:tc>
+                <w:tcPr/>
+                <w:p>
+                  <w:pPr>
+                    <w:pStyle w:val="Compact"/>
+                    <w:jc w:val="center"/>
+                  </w:pPr>
+                  <w:r>
+                    <w:t xml:space="preserve">–</w:t>
+                  </w:r>
+                </w:p>
+              </w:tc>
+              <w:tc>
+                <w:tcPr/>
+                <w:p>
+                  <w:pPr>
+                    <w:pStyle w:val="Compact"/>
+                    <w:jc w:val="center"/>
+                  </w:pPr>
+                  <w:r>
+                    <w:t xml:space="preserve">≤ 2.00</w:t>
+                  </w:r>
+                </w:p>
+              </w:tc>
+              <w:tc>
+                <w:tcPr/>
+                <w:p>
+                  <w:pPr>
+                    <w:pStyle w:val="Compact"/>
+                    <w:jc w:val="center"/>
+                  </w:pPr>
+                  <w:r>
+                    <w:t xml:space="preserve">Drug substance</w:t>
+                  </w:r>
+                </w:p>
+              </w:tc>
+            </w:tr>
+            <w:tr>
+              <w:tc>
+                <w:tcPr>
+                  <w:gridSpan w:val="1"/>
+                  <w:vMerge w:val="continue"/>
+                </w:tcPr>
+                <w:p>
+                  <w:pPr/>
+                </w:p>
+              </w:tc>
+              <w:tc>
+                <w:tcPr/>
+                <w:p>
+                  <w:pPr>
+                    <w:pStyle w:val="Compact"/>
+                    <w:jc w:val="center"/>
+                  </w:pPr>
+                  <w:r>
+                    <w:t xml:space="preserve">MVM clearance (log10)</w:t>
+                  </w:r>
+                </w:p>
+              </w:tc>
+              <w:tc>
+                <w:tcPr/>
+                <w:p>
+                  <w:pPr>
+                    <w:pStyle w:val="Compact"/>
+                    <w:jc w:val="center"/>
+                  </w:pPr>
+                  <w:r>
+                    <w:t xml:space="preserve">≥ 3.28</w:t>
+                  </w:r>
+                </w:p>
+              </w:tc>
+              <w:tc>
+                <w:tcPr/>
+                <w:p>
+                  <w:pPr>
+                    <w:pStyle w:val="Compact"/>
+                    <w:jc w:val="center"/>
+                  </w:pPr>
+                  <w:r>
+                    <w:t xml:space="preserve">R3</w:t>
+                  </w:r>
+                </w:p>
+              </w:tc>
+              <w:tc>
+                <w:tcPr/>
+                <w:p>
+                  <w:pPr>
+                    <w:pStyle w:val="Compact"/>
+                    <w:jc w:val="center"/>
+                  </w:pPr>
+                  <w:r>
+                    <w:t xml:space="preserve">≥ 4.00</w:t>
+                  </w:r>
+                </w:p>
+              </w:tc>
+              <w:tc>
+                <w:tcPr/>
+                <w:p>
+                  <w:pPr>
+                    <w:pStyle w:val="Compact"/>
+                    <w:jc w:val="center"/>
+                  </w:pPr>
+                  <w:r>
+                    <w:t xml:space="preserve">Platform claim</w:t>
+                  </w:r>
+                </w:p>
+              </w:tc>
+            </w:tr>
+            <w:tr>
+              <w:tc>
+                <w:tcPr>
+                  <w:gridSpan w:val="1"/>
+                  <w:vMerge w:val="continue"/>
+                </w:tcPr>
+                <w:p>
+                  <w:pPr/>
+                </w:p>
+              </w:tc>
+              <w:tc>
+                <w:tcPr/>
+                <w:p>
+                  <w:pPr>
+                    <w:pStyle w:val="Compact"/>
+                    <w:jc w:val="center"/>
+                  </w:pPr>
+                  <w:r>
+                    <w:t xml:space="preserve">XMuLV clearance (log10)</w:t>
+                  </w:r>
+                </w:p>
+              </w:tc>
+              <w:tc>
+                <w:tcPr/>
+                <w:p>
+                  <w:pPr>
+                    <w:pStyle w:val="Compact"/>
+                    <w:jc w:val="center"/>
+                  </w:pPr>
+                  <w:r>
+                    <w:t xml:space="preserve">≥ 3.78</w:t>
+                  </w:r>
+                </w:p>
+              </w:tc>
+              <w:tc>
+                <w:tcPr/>
+                <w:p>
+                  <w:pPr>
+                    <w:pStyle w:val="Compact"/>
+                    <w:jc w:val="center"/>
+                  </w:pPr>
+                  <w:r>
+                    <w:t xml:space="preserve">R3</w:t>
+                  </w:r>
+                </w:p>
+              </w:tc>
+              <w:tc>
+                <w:tcPr/>
+                <w:p>
+                  <w:pPr>
+                    <w:pStyle w:val="Compact"/>
+                    <w:jc w:val="center"/>
+                  </w:pPr>
+                  <w:r>
+                    <w:t xml:space="preserve">≥ 5.50</w:t>
+                  </w:r>
+                </w:p>
+              </w:tc>
+              <w:tc>
+                <w:tcPr/>
+                <w:p>
+                  <w:pPr>
+                    <w:pStyle w:val="Compact"/>
+                    <w:jc w:val="center"/>
+                  </w:pPr>
+                  <w:r>
+                    <w:t xml:space="preserve">Platform claim</w:t>
+                  </w:r>
+                </w:p>
+              </w:tc>
+            </w:tr>
+            <w:tr>
+              <w:tc>
+                <w:tcPr>
+                  <w:vMerge w:val="restart"/>
+                </w:tcPr>
+                <w:p>
+                  <w:pPr>
+                    <w:pStyle w:val="Compact"/>
+                    <w:jc w:val="center"/>
+                  </w:pPr>
+                  <w:r>
+                    <w:t xml:space="preserve">Virus filtration</w:t>
+                  </w:r>
+                </w:p>
+              </w:tc>
+              <w:tc>
+                <w:tcPr/>
+                <w:p>
+                  <w:pPr>
+                    <w:pStyle w:val="Compact"/>
+                    <w:jc w:val="center"/>
+                  </w:pPr>
+                  <w:r>
+                    <w:t xml:space="preserve">Fragments, LMW (%)</w:t>
+                  </w:r>
+                </w:p>
+              </w:tc>
+              <w:tc>
+                <w:tcPr/>
+                <w:p>
+                  <w:pPr>
+                    <w:pStyle w:val="Compact"/>
+                    <w:jc w:val="center"/>
+                  </w:pPr>
+                  <w:r>
+                    <w:t xml:space="preserve">not assessed</w:t>
+                  </w:r>
+                  <w:r>
+                    <w:rPr>
+                      <w:vertAlign w:val="superscript"/>
+                    </w:rPr>
+                    <w:t xml:space="preserve">e)</w:t>
+                  </w:r>
+                </w:p>
+              </w:tc>
+              <w:tc>
+                <w:tcPr/>
+                <w:p>
+                  <w:pPr>
+                    <w:pStyle w:val="Compact"/>
+                    <w:jc w:val="center"/>
+                  </w:pPr>
+                  <w:r>
+                    <w:t xml:space="preserve">–</w:t>
+                  </w:r>
+                </w:p>
+              </w:tc>
+              <w:tc>
+                <w:tcPr/>
+                <w:p>
+                  <w:pPr>
+                    <w:pStyle w:val="Compact"/>
+                    <w:jc w:val="center"/>
+                  </w:pPr>
+                  <w:r>
+                    <w:t xml:space="preserve">≤ 2.00</w:t>
+                  </w:r>
+                </w:p>
+              </w:tc>
+              <w:tc>
+                <w:tcPr/>
+                <w:p>
+                  <w:pPr>
+                    <w:pStyle w:val="Compact"/>
+                    <w:jc w:val="center"/>
+                  </w:pPr>
+                  <w:r>
+                    <w:t xml:space="preserve">Drug substance</w:t>
+                  </w:r>
+                </w:p>
+              </w:tc>
+            </w:tr>
+            <w:tr>
+              <w:tc>
+                <w:tcPr>
+                  <w:gridSpan w:val="1"/>
+                  <w:vMerge w:val="continue"/>
+                </w:tcPr>
+                <w:p>
+                  <w:pPr/>
+                </w:p>
+              </w:tc>
+              <w:tc>
+                <w:tcPr/>
+                <w:p>
+                  <w:pPr>
+                    <w:pStyle w:val="Compact"/>
+                    <w:jc w:val="center"/>
+                  </w:pPr>
+                  <w:r>
+                    <w:t xml:space="preserve">MVM clearance (log10)</w:t>
+                  </w:r>
+                </w:p>
+              </w:tc>
+              <w:tc>
+                <w:tcPr/>
+                <w:p>
+                  <w:pPr>
+                    <w:pStyle w:val="Compact"/>
+                    <w:jc w:val="center"/>
+                  </w:pPr>
+                  <w:r>
+                    <w:t xml:space="preserve">≥ 4.97</w:t>
+                  </w:r>
+                </w:p>
+              </w:tc>
+              <w:tc>
+                <w:tcPr/>
+                <w:p>
+                  <w:pPr>
+                    <w:pStyle w:val="Compact"/>
+                    <w:jc w:val="center"/>
+                  </w:pPr>
+                  <w:r>
+                    <w:t xml:space="preserve">R4</w:t>
+                  </w:r>
+                </w:p>
+              </w:tc>
+              <w:tc>
+                <w:tcPr/>
+                <w:p>
+                  <w:pPr>
+                    <w:pStyle w:val="Compact"/>
+                    <w:jc w:val="center"/>
+                  </w:pPr>
+                  <w:r>
+                    <w:t xml:space="preserve">≥ 4.62</w:t>
+                  </w:r>
+                </w:p>
+              </w:tc>
+              <w:tc>
+                <w:tcPr/>
+                <w:p>
+                  <w:pPr>
+                    <w:pStyle w:val="Compact"/>
+                    <w:jc w:val="center"/>
+                  </w:pPr>
+                  <w:r>
+                    <w:t xml:space="preserve">Platform claim</w:t>
+                  </w:r>
+                </w:p>
+              </w:tc>
+            </w:tr>
+            <w:tr>
+              <w:tc>
+                <w:tcPr>
+                  <w:gridSpan w:val="1"/>
+                  <w:vMerge w:val="continue"/>
+                </w:tcPr>
+                <w:p>
+                  <w:pPr/>
+                </w:p>
+              </w:tc>
+              <w:tc>
+                <w:tcPr/>
+                <w:p>
+                  <w:pPr>
+                    <w:pStyle w:val="Compact"/>
+                    <w:jc w:val="center"/>
+                  </w:pPr>
+                  <w:r>
+                    <w:t xml:space="preserve">XMuLV clearance (log10)</w:t>
+                  </w:r>
+                </w:p>
+              </w:tc>
+              <w:tc>
+                <w:tcPr/>
+                <w:p>
+                  <w:pPr>
+                    <w:pStyle w:val="Compact"/>
+                    <w:jc w:val="center"/>
+                  </w:pPr>
+                  <w:r>
+                    <w:t xml:space="preserve">≥ 5.47</w:t>
+                  </w:r>
+                </w:p>
+              </w:tc>
+              <w:tc>
+                <w:tcPr/>
+                <w:p>
+                  <w:pPr>
+                    <w:pStyle w:val="Compact"/>
+                    <w:jc w:val="center"/>
+                  </w:pPr>
+                  <w:r>
+                    <w:t xml:space="preserve">R4</w:t>
+                  </w:r>
+                </w:p>
+              </w:tc>
+              <w:tc>
+                <w:tcPr/>
+                <w:p>
+                  <w:pPr>
+                    <w:pStyle w:val="Compact"/>
+                    <w:jc w:val="center"/>
+                  </w:pPr>
+                  <w:r>
+                    <w:t xml:space="preserve">≥ 4.62</w:t>
+                  </w:r>
+                </w:p>
+              </w:tc>
+              <w:tc>
+                <w:tcPr/>
+                <w:p>
+                  <w:pPr>
+                    <w:pStyle w:val="Compact"/>
+                    <w:jc w:val="center"/>
+                  </w:pPr>
+                  <w:r>
+                    <w:t xml:space="preserve">Platform claim</w:t>
+                  </w:r>
+                </w:p>
+              </w:tc>
+            </w:tr>
+            <w:tr>
+              <w:tc>
+                <w:tcPr>
+                  <w:gridSpan w:val="6"/>
+                </w:tcPr>
+                <w:p>
+                  <w:pPr>
+                    <w:pStyle w:val="Compact"/>
+                    <w:jc w:val="center"/>
+                  </w:pPr>
+                  <w:r>
+                    <w:rPr>
+                      <w:vertAlign w:val="superscript"/>
+                    </w:rPr>
+                    <w:t xml:space="preserve">a)</w:t>
+                  </w:r>
+                  <w:r>
+                    <w:t xml:space="preserve"> </w:t>
+                  </w:r>
+                  <w:r>
+                    <w:t xml:space="preserve">Applied in the Version 1.0 reports at analysis. No approved Version 1.0 plan contained these criteria (INV-001 finding 1).</w:t>
+                  </w:r>
+                </w:p>
+              </w:tc>
+            </w:tr>
+            <w:tr>
+              <w:tc>
+                <w:tcPr>
+                  <w:gridSpan w:val="6"/>
+                </w:tcPr>
+                <w:p>
+                  <w:pPr>
+                    <w:pStyle w:val="Compact"/>
+                    <w:jc w:val="center"/>
+                  </w:pPr>
                   <w:r>
                     <w:rPr>
                       <w:vertAlign w:val="superscript"/>
@@ -3780,161 +4886,21 @@
                     <w:t xml:space="preserve"> </w:t>
                   </w:r>
                   <w:r>
-                    <w:t xml:space="preserve">from ≤ 16,000</w:t>
-                  </w:r>
-                </w:p>
-              </w:tc>
-            </w:tr>
-            <w:tr>
-              <w:tc>
-                <w:tcPr>
-                  <w:vMerge w:val="restart"/>
-                </w:tcPr>
-                <w:p>
-                  <w:pPr>
-                    <w:pStyle w:val="Compact"/>
-                    <w:jc w:val="center"/>
-                  </w:pPr>
-                  <w:r>
-                    <w:t xml:space="preserve">Low-pH viral inactivation</w:t>
-                  </w:r>
-                </w:p>
-              </w:tc>
-              <w:tc>
-                <w:tcPr/>
-                <w:p>
-                  <w:pPr>
-                    <w:pStyle w:val="Compact"/>
-                    <w:jc w:val="center"/>
-                  </w:pPr>
-                  <w:r>
-                    <w:t xml:space="preserve">Acidic variants (%)</w:t>
-                  </w:r>
-                </w:p>
-              </w:tc>
-              <w:tc>
-                <w:tcPr/>
-                <w:p>
-                  <w:pPr>
-                    <w:pStyle w:val="Compact"/>
-                    <w:jc w:val="center"/>
-                  </w:pPr>
-                  <w:r>
-                    <w:t xml:space="preserve">none</w:t>
-                  </w:r>
-                  <w:r>
-                    <w:rPr>
-                      <w:vertAlign w:val="superscript"/>
-                    </w:rPr>
-                    <w:t xml:space="preserve">d)</w:t>
-                  </w:r>
-                </w:p>
-              </w:tc>
-              <w:tc>
-                <w:tcPr/>
-                <w:p>
-                  <w:pPr>
-                    <w:pStyle w:val="Compact"/>
-                    <w:jc w:val="center"/>
-                  </w:pPr>
-                  <w:r>
-                    <w:t xml:space="preserve">–</w:t>
-                  </w:r>
-                </w:p>
-              </w:tc>
-              <w:tc>
-                <w:tcPr/>
-                <w:p>
-                  <w:pPr>
-                    <w:pStyle w:val="Compact"/>
-                    <w:jc w:val="center"/>
-                  </w:pPr>
-                  <w:r>
-                    <w:t xml:space="preserve">18.0–40.0</w:t>
-                  </w:r>
-                </w:p>
-              </w:tc>
-              <w:tc>
-                <w:tcPr/>
-                <w:p>
-                  <w:pPr>
-                    <w:pStyle w:val="Compact"/>
-                    <w:jc w:val="center"/>
-                  </w:pPr>
-                  <w:r>
-                    <w:t xml:space="preserve">Drug substance</w:t>
-                  </w:r>
-                </w:p>
-              </w:tc>
-            </w:tr>
-            <w:tr>
-              <w:tc>
-                <w:tcPr>
-                  <w:gridSpan w:val="1"/>
-                  <w:vMerge w:val="continue"/>
-                </w:tcPr>
-                <w:p>
-                  <w:pPr/>
-                </w:p>
-              </w:tc>
-              <w:tc>
-                <w:tcPr/>
-                <w:p>
-                  <w:pPr>
-                    <w:pStyle w:val="Compact"/>
-                    <w:jc w:val="center"/>
-                  </w:pPr>
-                  <w:r>
-                    <w:t xml:space="preserve">Aggregates, HMW (%)</w:t>
-                  </w:r>
-                </w:p>
-              </w:tc>
-              <w:tc>
-                <w:tcPr/>
-                <w:p>
-                  <w:pPr>
-                    <w:pStyle w:val="Compact"/>
-                    <w:jc w:val="center"/>
-                  </w:pPr>
-                  <w:r>
-                    <w:t xml:space="preserve">≤ 2.17</w:t>
-                  </w:r>
-                </w:p>
-              </w:tc>
-              <w:tc>
-                <w:tcPr/>
-                <w:p>
-                  <w:pPr>
-                    <w:pStyle w:val="Compact"/>
-                    <w:jc w:val="center"/>
-                  </w:pPr>
-                  <w:r>
-                    <w:t xml:space="preserve">R1, margin 6.0</w:t>
-                  </w:r>
-                </w:p>
-              </w:tc>
-              <w:tc>
-                <w:tcPr/>
-                <w:p>
-                  <w:pPr>
-                    <w:pStyle w:val="Compact"/>
-                    <w:jc w:val="center"/>
-                  </w:pPr>
-                  <w:r>
-                    <w:t xml:space="preserve">≤ 7.02</w:t>
-                  </w:r>
-                </w:p>
-              </w:tc>
-              <w:tc>
-                <w:tcPr/>
-                <w:p>
-                  <w:pPr>
-                    <w:pStyle w:val="Compact"/>
-                    <w:jc w:val="center"/>
-                  </w:pPr>
-                  <w:r>
-                    <w:t xml:space="preserve">Carried back, tightened</w:t>
-                  </w:r>
+                    <w:t xml:space="preserve">Tightened on verification: a downstream step did worse within its NOR than the platform worst case.</w:t>
+                  </w:r>
+                </w:p>
+              </w:tc>
+            </w:tr>
+            <w:tr>
+              <w:tc>
+                <w:tcPr>
+                  <w:gridSpan w:val="6"/>
+                </w:tcPr>
+                <w:p>
+                  <w:pPr>
+                    <w:pStyle w:val="Compact"/>
+                    <w:jc w:val="center"/>
+                  </w:pPr>
                   <w:r>
                     <w:rPr>
                       <w:vertAlign w:val="superscript"/>
@@ -3945,985 +4911,7 @@
                     <w:t xml:space="preserve"> </w:t>
                   </w:r>
                   <w:r>
-                    <w:t xml:space="preserve">from ≤ 10.0</w:t>
-                  </w:r>
-                </w:p>
-              </w:tc>
-            </w:tr>
-            <w:tr>
-              <w:tc>
-                <w:tcPr>
-                  <w:gridSpan w:val="1"/>
-                  <w:vMerge w:val="continue"/>
-                </w:tcPr>
-                <w:p>
-                  <w:pPr/>
-                </w:p>
-              </w:tc>
-              <w:tc>
-                <w:tcPr/>
-                <w:p>
-                  <w:pPr>
-                    <w:pStyle w:val="Compact"/>
-                    <w:jc w:val="center"/>
-                  </w:pPr>
-                  <w:r>
-                    <w:t xml:space="preserve">Fragments, LMW (%)</w:t>
-                  </w:r>
-                </w:p>
-              </w:tc>
-              <w:tc>
-                <w:tcPr/>
-                <w:p>
-                  <w:pPr>
-                    <w:pStyle w:val="Compact"/>
-                    <w:jc w:val="center"/>
-                  </w:pPr>
-                  <w:r>
-                    <w:t xml:space="preserve">not assessed</w:t>
-                  </w:r>
-                  <w:r>
-                    <w:rPr>
-                      <w:vertAlign w:val="superscript"/>
-                    </w:rPr>
-                    <w:t xml:space="preserve">e)</w:t>
-                  </w:r>
-                </w:p>
-              </w:tc>
-              <w:tc>
-                <w:tcPr/>
-                <w:p>
-                  <w:pPr>
-                    <w:pStyle w:val="Compact"/>
-                    <w:jc w:val="center"/>
-                  </w:pPr>
-                  <w:r>
-                    <w:t xml:space="preserve">–</w:t>
-                  </w:r>
-                </w:p>
-              </w:tc>
-              <w:tc>
-                <w:tcPr/>
-                <w:p>
-                  <w:pPr>
-                    <w:pStyle w:val="Compact"/>
-                    <w:jc w:val="center"/>
-                  </w:pPr>
-                  <w:r>
-                    <w:t xml:space="preserve">≤ 2.60</w:t>
-                  </w:r>
-                </w:p>
-              </w:tc>
-              <w:tc>
-                <w:tcPr/>
-                <w:p>
-                  <w:pPr>
-                    <w:pStyle w:val="Compact"/>
-                    <w:jc w:val="center"/>
-                  </w:pPr>
-                  <w:r>
-                    <w:t xml:space="preserve">Carried back</w:t>
-                  </w:r>
-                </w:p>
-              </w:tc>
-            </w:tr>
-            <w:tr>
-              <w:tc>
-                <w:tcPr>
-                  <w:gridSpan w:val="1"/>
-                  <w:vMerge w:val="continue"/>
-                </w:tcPr>
-                <w:p>
-                  <w:pPr/>
-                </w:p>
-              </w:tc>
-              <w:tc>
-                <w:tcPr/>
-                <w:p>
-                  <w:pPr>
-                    <w:pStyle w:val="Compact"/>
-                    <w:jc w:val="center"/>
-                  </w:pPr>
-                  <w:r>
-                    <w:t xml:space="preserve">XMuLV clearance (log10)</w:t>
-                  </w:r>
-                </w:p>
-              </w:tc>
-              <w:tc>
-                <w:tcPr/>
-                <w:p>
-                  <w:pPr>
-                    <w:pStyle w:val="Compact"/>
-                    <w:jc w:val="center"/>
-                  </w:pPr>
-                  <w:r>
-                    <w:t xml:space="preserve">≥ 4.93</w:t>
-                  </w:r>
-                </w:p>
-              </w:tc>
-              <w:tc>
-                <w:tcPr/>
-                <w:p>
-                  <w:pPr>
-                    <w:pStyle w:val="Compact"/>
-                    <w:jc w:val="center"/>
-                  </w:pPr>
-                  <w:r>
-                    <w:t xml:space="preserve">R3</w:t>
-                  </w:r>
-                </w:p>
-              </w:tc>
-              <w:tc>
-                <w:tcPr/>
-                <w:p>
-                  <w:pPr>
-                    <w:pStyle w:val="Compact"/>
-                    <w:jc w:val="center"/>
-                  </w:pPr>
-                  <w:r>
-                    <w:t xml:space="preserve">≥ 6.60</w:t>
-                  </w:r>
-                </w:p>
-              </w:tc>
-              <w:tc>
-                <w:tcPr/>
-                <w:p>
-                  <w:pPr>
-                    <w:pStyle w:val="Compact"/>
-                    <w:jc w:val="center"/>
-                  </w:pPr>
-                  <w:r>
-                    <w:t xml:space="preserve">Platform claim</w:t>
-                  </w:r>
-                </w:p>
-              </w:tc>
-            </w:tr>
-            <w:tr>
-              <w:tc>
-                <w:tcPr>
-                  <w:vMerge w:val="restart"/>
-                </w:tcPr>
-                <w:p>
-                  <w:pPr>
-                    <w:pStyle w:val="Compact"/>
-                    <w:jc w:val="center"/>
-                  </w:pPr>
-                  <w:r>
-                    <w:t xml:space="preserve">Cation exchange</w:t>
-                  </w:r>
-                </w:p>
-              </w:tc>
-              <w:tc>
-                <w:tcPr/>
-                <w:p>
-                  <w:pPr>
-                    <w:pStyle w:val="Compact"/>
-                    <w:jc w:val="center"/>
-                  </w:pPr>
-                  <w:r>
-                    <w:t xml:space="preserve">Aggregates, HMW (%)</w:t>
-                  </w:r>
-                </w:p>
-              </w:tc>
-              <w:tc>
-                <w:tcPr/>
-                <w:p>
-                  <w:pPr>
-                    <w:pStyle w:val="Compact"/>
-                    <w:jc w:val="center"/>
-                  </w:pPr>
-                  <w:r>
-                    <w:t xml:space="preserve">≤ 1.00</w:t>
-                  </w:r>
-                </w:p>
-              </w:tc>
-              <w:tc>
-                <w:tcPr/>
-                <w:p>
-                  <w:pPr>
-                    <w:pStyle w:val="Compact"/>
-                    <w:jc w:val="center"/>
-                  </w:pPr>
-                  <w:r>
-                    <w:t xml:space="preserve">R1, margin 5.0</w:t>
-                  </w:r>
-                </w:p>
-              </w:tc>
-              <w:tc>
-                <w:tcPr/>
-                <w:p>
-                  <w:pPr>
-                    <w:pStyle w:val="Compact"/>
-                    <w:jc w:val="center"/>
-                  </w:pPr>
-                  <w:r>
-                    <w:t xml:space="preserve">≤ 5.00</w:t>
-                  </w:r>
-                </w:p>
-              </w:tc>
-              <w:tc>
-                <w:tcPr/>
-                <w:p>
-                  <w:pPr>
-                    <w:pStyle w:val="Compact"/>
-                    <w:jc w:val="center"/>
-                  </w:pPr>
-                  <w:r>
-                    <w:t xml:space="preserve">Drug substance</w:t>
-                  </w:r>
-                </w:p>
-              </w:tc>
-            </w:tr>
-            <w:tr>
-              <w:tc>
-                <w:tcPr>
-                  <w:gridSpan w:val="1"/>
-                  <w:vMerge w:val="continue"/>
-                </w:tcPr>
-                <w:p>
-                  <w:pPr/>
-                </w:p>
-              </w:tc>
-              <w:tc>
-                <w:tcPr/>
-                <w:p>
-                  <w:pPr>
-                    <w:pStyle w:val="Compact"/>
-                    <w:jc w:val="center"/>
-                  </w:pPr>
-                  <w:r>
-                    <w:t xml:space="preserve">Host cell protein (ng/mg)</w:t>
-                  </w:r>
-                </w:p>
-              </w:tc>
-              <w:tc>
-                <w:tcPr/>
-                <w:p>
-                  <w:pPr>
-                    <w:pStyle w:val="Compact"/>
-                    <w:jc w:val="center"/>
-                  </w:pPr>
-                  <w:r>
-                    <w:t xml:space="preserve">≤ 193</w:t>
-                  </w:r>
-                </w:p>
-              </w:tc>
-              <w:tc>
-                <w:tcPr/>
-                <w:p>
-                  <w:pPr>
-                    <w:pStyle w:val="Compact"/>
-                    <w:jc w:val="center"/>
-                  </w:pPr>
-                  <w:r>
-                    <w:t xml:space="preserve">R1, margin 3.2</w:t>
-                  </w:r>
-                </w:p>
-              </w:tc>
-              <w:tc>
-                <w:tcPr/>
-                <w:p>
-                  <w:pPr>
-                    <w:pStyle w:val="Compact"/>
-                    <w:jc w:val="center"/>
-                  </w:pPr>
-                  <w:r>
-                    <w:t xml:space="preserve">≤ 427</w:t>
-                  </w:r>
-                </w:p>
-              </w:tc>
-              <w:tc>
-                <w:tcPr/>
-                <w:p>
-                  <w:pPr>
-                    <w:pStyle w:val="Compact"/>
-                    <w:jc w:val="center"/>
-                  </w:pPr>
-                  <w:r>
-                    <w:t xml:space="preserve">Carried back, widened</w:t>
-                  </w:r>
-                  <w:r>
-                    <w:rPr>
-                      <w:vertAlign w:val="superscript"/>
-                    </w:rPr>
-                    <w:t xml:space="preserve">b)</w:t>
-                  </w:r>
-                  <w:r>
-                    <w:t xml:space="preserve"> </w:t>
-                  </w:r>
-                  <w:r>
-                    <w:t xml:space="preserve">from ≤ 400</w:t>
-                  </w:r>
-                </w:p>
-              </w:tc>
-            </w:tr>
-            <w:tr>
-              <w:tc>
-                <w:tcPr>
-                  <w:gridSpan w:val="1"/>
-                  <w:vMerge w:val="continue"/>
-                </w:tcPr>
-                <w:p>
-                  <w:pPr/>
-                </w:p>
-              </w:tc>
-              <w:tc>
-                <w:tcPr/>
-                <w:p>
-                  <w:pPr>
-                    <w:pStyle w:val="Compact"/>
-                    <w:jc w:val="center"/>
-                  </w:pPr>
-                  <w:r>
-                    <w:t xml:space="preserve">Fragments, LMW (%)</w:t>
-                  </w:r>
-                </w:p>
-              </w:tc>
-              <w:tc>
-                <w:tcPr/>
-                <w:p>
-                  <w:pPr>
-                    <w:pStyle w:val="Compact"/>
-                    <w:jc w:val="center"/>
-                  </w:pPr>
-                  <w:r>
-                    <w:t xml:space="preserve">not assessed</w:t>
-                  </w:r>
-                  <w:r>
-                    <w:rPr>
-                      <w:vertAlign w:val="superscript"/>
-                    </w:rPr>
-                    <w:t xml:space="preserve">e)</w:t>
-                  </w:r>
-                </w:p>
-              </w:tc>
-              <w:tc>
-                <w:tcPr/>
-                <w:p>
-                  <w:pPr>
-                    <w:pStyle w:val="Compact"/>
-                    <w:jc w:val="center"/>
-                  </w:pPr>
-                  <w:r>
-                    <w:t xml:space="preserve">–</w:t>
-                  </w:r>
-                </w:p>
-              </w:tc>
-              <w:tc>
-                <w:tcPr/>
-                <w:p>
-                  <w:pPr>
-                    <w:pStyle w:val="Compact"/>
-                    <w:jc w:val="center"/>
-                  </w:pPr>
-                  <w:r>
-                    <w:t xml:space="preserve">≤ 2.00</w:t>
-                  </w:r>
-                </w:p>
-              </w:tc>
-              <w:tc>
-                <w:tcPr/>
-                <w:p>
-                  <w:pPr>
-                    <w:pStyle w:val="Compact"/>
-                    <w:jc w:val="center"/>
-                  </w:pPr>
-                  <w:r>
-                    <w:t xml:space="preserve">Drug substance</w:t>
-                  </w:r>
-                </w:p>
-              </w:tc>
-            </w:tr>
-            <w:tr>
-              <w:tc>
-                <w:tcPr>
-                  <w:vMerge w:val="restart"/>
-                </w:tcPr>
-                <w:p>
-                  <w:pPr>
-                    <w:pStyle w:val="Compact"/>
-                    <w:jc w:val="center"/>
-                  </w:pPr>
-                  <w:r>
-                    <w:t xml:space="preserve">Anion exchange</w:t>
-                  </w:r>
-                </w:p>
-              </w:tc>
-              <w:tc>
-                <w:tcPr/>
-                <w:p>
-                  <w:pPr>
-                    <w:pStyle w:val="Compact"/>
-                    <w:jc w:val="center"/>
-                  </w:pPr>
-                  <w:r>
-                    <w:t xml:space="preserve">Host cell protein (ng/mg)</w:t>
-                  </w:r>
-                </w:p>
-              </w:tc>
-              <w:tc>
-                <w:tcPr/>
-                <w:p>
-                  <w:pPr>
-                    <w:pStyle w:val="Compact"/>
-                    <w:jc w:val="center"/>
-                  </w:pPr>
-                  <w:r>
-                    <w:t xml:space="preserve">≤ 21.7</w:t>
-                  </w:r>
-                </w:p>
-              </w:tc>
-              <w:tc>
-                <w:tcPr/>
-                <w:p>
-                  <w:pPr>
-                    <w:pStyle w:val="Compact"/>
-                    <w:jc w:val="center"/>
-                  </w:pPr>
-                  <w:r>
-                    <w:t xml:space="preserve">R1, margin 4.6</w:t>
-                  </w:r>
-                </w:p>
-              </w:tc>
-              <w:tc>
-                <w:tcPr/>
-                <w:p>
-                  <w:pPr>
-                    <w:pStyle w:val="Compact"/>
-                    <w:jc w:val="center"/>
-                  </w:pPr>
-                  <w:r>
-                    <w:t xml:space="preserve">≤ 100</w:t>
-                  </w:r>
-                </w:p>
-              </w:tc>
-              <w:tc>
-                <w:tcPr/>
-                <w:p>
-                  <w:pPr>
-                    <w:pStyle w:val="Compact"/>
-                    <w:jc w:val="center"/>
-                  </w:pPr>
-                  <w:r>
-                    <w:t xml:space="preserve">Drug substance</w:t>
-                  </w:r>
-                </w:p>
-              </w:tc>
-            </w:tr>
-            <w:tr>
-              <w:tc>
-                <w:tcPr>
-                  <w:gridSpan w:val="1"/>
-                  <w:vMerge w:val="continue"/>
-                </w:tcPr>
-                <w:p>
-                  <w:pPr/>
-                </w:p>
-              </w:tc>
-              <w:tc>
-                <w:tcPr/>
-                <w:p>
-                  <w:pPr>
-                    <w:pStyle w:val="Compact"/>
-                    <w:jc w:val="center"/>
-                  </w:pPr>
-                  <w:r>
-                    <w:t xml:space="preserve">Fragments, LMW (%)</w:t>
-                  </w:r>
-                </w:p>
-              </w:tc>
-              <w:tc>
-                <w:tcPr/>
-                <w:p>
-                  <w:pPr>
-                    <w:pStyle w:val="Compact"/>
-                    <w:jc w:val="center"/>
-                  </w:pPr>
-                  <w:r>
-                    <w:t xml:space="preserve">not assessed</w:t>
-                  </w:r>
-                  <w:r>
-                    <w:rPr>
-                      <w:vertAlign w:val="superscript"/>
-                    </w:rPr>
-                    <w:t xml:space="preserve">e)</w:t>
-                  </w:r>
-                </w:p>
-              </w:tc>
-              <w:tc>
-                <w:tcPr/>
-                <w:p>
-                  <w:pPr>
-                    <w:pStyle w:val="Compact"/>
-                    <w:jc w:val="center"/>
-                  </w:pPr>
-                  <w:r>
-                    <w:t xml:space="preserve">–</w:t>
-                  </w:r>
-                </w:p>
-              </w:tc>
-              <w:tc>
-                <w:tcPr/>
-                <w:p>
-                  <w:pPr>
-                    <w:pStyle w:val="Compact"/>
-                    <w:jc w:val="center"/>
-                  </w:pPr>
-                  <w:r>
-                    <w:t xml:space="preserve">≤ 2.00</w:t>
-                  </w:r>
-                </w:p>
-              </w:tc>
-              <w:tc>
-                <w:tcPr/>
-                <w:p>
-                  <w:pPr>
-                    <w:pStyle w:val="Compact"/>
-                    <w:jc w:val="center"/>
-                  </w:pPr>
-                  <w:r>
-                    <w:t xml:space="preserve">Drug substance</w:t>
-                  </w:r>
-                </w:p>
-              </w:tc>
-            </w:tr>
-            <w:tr>
-              <w:tc>
-                <w:tcPr>
-                  <w:gridSpan w:val="1"/>
-                  <w:vMerge w:val="continue"/>
-                </w:tcPr>
-                <w:p>
-                  <w:pPr/>
-                </w:p>
-              </w:tc>
-              <w:tc>
-                <w:tcPr/>
-                <w:p>
-                  <w:pPr>
-                    <w:pStyle w:val="Compact"/>
-                    <w:jc w:val="center"/>
-                  </w:pPr>
-                  <w:r>
-                    <w:t xml:space="preserve">MVM clearance (log10)</w:t>
-                  </w:r>
-                </w:p>
-              </w:tc>
-              <w:tc>
-                <w:tcPr/>
-                <w:p>
-                  <w:pPr>
-                    <w:pStyle w:val="Compact"/>
-                    <w:jc w:val="center"/>
-                  </w:pPr>
-                  <w:r>
-                    <w:t xml:space="preserve">≥ 3.28</w:t>
-                  </w:r>
-                </w:p>
-              </w:tc>
-              <w:tc>
-                <w:tcPr/>
-                <w:p>
-                  <w:pPr>
-                    <w:pStyle w:val="Compact"/>
-                    <w:jc w:val="center"/>
-                  </w:pPr>
-                  <w:r>
-                    <w:t xml:space="preserve">R3</w:t>
-                  </w:r>
-                </w:p>
-              </w:tc>
-              <w:tc>
-                <w:tcPr/>
-                <w:p>
-                  <w:pPr>
-                    <w:pStyle w:val="Compact"/>
-                    <w:jc w:val="center"/>
-                  </w:pPr>
-                  <w:r>
-                    <w:t xml:space="preserve">≥ 4.00</w:t>
-                  </w:r>
-                </w:p>
-              </w:tc>
-              <w:tc>
-                <w:tcPr/>
-                <w:p>
-                  <w:pPr>
-                    <w:pStyle w:val="Compact"/>
-                    <w:jc w:val="center"/>
-                  </w:pPr>
-                  <w:r>
-                    <w:t xml:space="preserve">Platform claim</w:t>
-                  </w:r>
-                </w:p>
-              </w:tc>
-            </w:tr>
-            <w:tr>
-              <w:tc>
-                <w:tcPr>
-                  <w:gridSpan w:val="1"/>
-                  <w:vMerge w:val="continue"/>
-                </w:tcPr>
-                <w:p>
-                  <w:pPr/>
-                </w:p>
-              </w:tc>
-              <w:tc>
-                <w:tcPr/>
-                <w:p>
-                  <w:pPr>
-                    <w:pStyle w:val="Compact"/>
-                    <w:jc w:val="center"/>
-                  </w:pPr>
-                  <w:r>
-                    <w:t xml:space="preserve">XMuLV clearance (log10)</w:t>
-                  </w:r>
-                </w:p>
-              </w:tc>
-              <w:tc>
-                <w:tcPr/>
-                <w:p>
-                  <w:pPr>
-                    <w:pStyle w:val="Compact"/>
-                    <w:jc w:val="center"/>
-                  </w:pPr>
-                  <w:r>
-                    <w:t xml:space="preserve">≥ 3.78</w:t>
-                  </w:r>
-                </w:p>
-              </w:tc>
-              <w:tc>
-                <w:tcPr/>
-                <w:p>
-                  <w:pPr>
-                    <w:pStyle w:val="Compact"/>
-                    <w:jc w:val="center"/>
-                  </w:pPr>
-                  <w:r>
-                    <w:t xml:space="preserve">R3</w:t>
-                  </w:r>
-                </w:p>
-              </w:tc>
-              <w:tc>
-                <w:tcPr/>
-                <w:p>
-                  <w:pPr>
-                    <w:pStyle w:val="Compact"/>
-                    <w:jc w:val="center"/>
-                  </w:pPr>
-                  <w:r>
-                    <w:t xml:space="preserve">≥ 5.50</w:t>
-                  </w:r>
-                </w:p>
-              </w:tc>
-              <w:tc>
-                <w:tcPr/>
-                <w:p>
-                  <w:pPr>
-                    <w:pStyle w:val="Compact"/>
-                    <w:jc w:val="center"/>
-                  </w:pPr>
-                  <w:r>
-                    <w:t xml:space="preserve">Platform claim</w:t>
-                  </w:r>
-                </w:p>
-              </w:tc>
-            </w:tr>
-            <w:tr>
-              <w:tc>
-                <w:tcPr>
-                  <w:vMerge w:val="restart"/>
-                </w:tcPr>
-                <w:p>
-                  <w:pPr>
-                    <w:pStyle w:val="Compact"/>
-                    <w:jc w:val="center"/>
-                  </w:pPr>
-                  <w:r>
-                    <w:t xml:space="preserve">Virus filtration</w:t>
-                  </w:r>
-                </w:p>
-              </w:tc>
-              <w:tc>
-                <w:tcPr/>
-                <w:p>
-                  <w:pPr>
-                    <w:pStyle w:val="Compact"/>
-                    <w:jc w:val="center"/>
-                  </w:pPr>
-                  <w:r>
-                    <w:t xml:space="preserve">Fragments, LMW (%)</w:t>
-                  </w:r>
-                </w:p>
-              </w:tc>
-              <w:tc>
-                <w:tcPr/>
-                <w:p>
-                  <w:pPr>
-                    <w:pStyle w:val="Compact"/>
-                    <w:jc w:val="center"/>
-                  </w:pPr>
-                  <w:r>
-                    <w:t xml:space="preserve">not assessed</w:t>
-                  </w:r>
-                  <w:r>
-                    <w:rPr>
-                      <w:vertAlign w:val="superscript"/>
-                    </w:rPr>
-                    <w:t xml:space="preserve">e)</w:t>
-                  </w:r>
-                </w:p>
-              </w:tc>
-              <w:tc>
-                <w:tcPr/>
-                <w:p>
-                  <w:pPr>
-                    <w:pStyle w:val="Compact"/>
-                    <w:jc w:val="center"/>
-                  </w:pPr>
-                  <w:r>
-                    <w:t xml:space="preserve">–</w:t>
-                  </w:r>
-                </w:p>
-              </w:tc>
-              <w:tc>
-                <w:tcPr/>
-                <w:p>
-                  <w:pPr>
-                    <w:pStyle w:val="Compact"/>
-                    <w:jc w:val="center"/>
-                  </w:pPr>
-                  <w:r>
-                    <w:t xml:space="preserve">≤ 2.00</w:t>
-                  </w:r>
-                </w:p>
-              </w:tc>
-              <w:tc>
-                <w:tcPr/>
-                <w:p>
-                  <w:pPr>
-                    <w:pStyle w:val="Compact"/>
-                    <w:jc w:val="center"/>
-                  </w:pPr>
-                  <w:r>
-                    <w:t xml:space="preserve">Drug substance</w:t>
-                  </w:r>
-                </w:p>
-              </w:tc>
-            </w:tr>
-            <w:tr>
-              <w:tc>
-                <w:tcPr>
-                  <w:gridSpan w:val="1"/>
-                  <w:vMerge w:val="continue"/>
-                </w:tcPr>
-                <w:p>
-                  <w:pPr/>
-                </w:p>
-              </w:tc>
-              <w:tc>
-                <w:tcPr/>
-                <w:p>
-                  <w:pPr>
-                    <w:pStyle w:val="Compact"/>
-                    <w:jc w:val="center"/>
-                  </w:pPr>
-                  <w:r>
-                    <w:t xml:space="preserve">MVM clearance (log10)</w:t>
-                  </w:r>
-                </w:p>
-              </w:tc>
-              <w:tc>
-                <w:tcPr/>
-                <w:p>
-                  <w:pPr>
-                    <w:pStyle w:val="Compact"/>
-                    <w:jc w:val="center"/>
-                  </w:pPr>
-                  <w:r>
-                    <w:t xml:space="preserve">≥ 4.97</w:t>
-                  </w:r>
-                </w:p>
-              </w:tc>
-              <w:tc>
-                <w:tcPr/>
-                <w:p>
-                  <w:pPr>
-                    <w:pStyle w:val="Compact"/>
-                    <w:jc w:val="center"/>
-                  </w:pPr>
-                  <w:r>
-                    <w:t xml:space="preserve">R4</w:t>
-                  </w:r>
-                </w:p>
-              </w:tc>
-              <w:tc>
-                <w:tcPr/>
-                <w:p>
-                  <w:pPr>
-                    <w:pStyle w:val="Compact"/>
-                    <w:jc w:val="center"/>
-                  </w:pPr>
-                  <w:r>
-                    <w:t xml:space="preserve">≥ 4.62</w:t>
-                  </w:r>
-                </w:p>
-              </w:tc>
-              <w:tc>
-                <w:tcPr/>
-                <w:p>
-                  <w:pPr>
-                    <w:pStyle w:val="Compact"/>
-                    <w:jc w:val="center"/>
-                  </w:pPr>
-                  <w:r>
-                    <w:t xml:space="preserve">Platform claim</w:t>
-                  </w:r>
-                </w:p>
-              </w:tc>
-            </w:tr>
-            <w:tr>
-              <w:tc>
-                <w:tcPr>
-                  <w:gridSpan w:val="1"/>
-                  <w:vMerge w:val="continue"/>
-                </w:tcPr>
-                <w:p>
-                  <w:pPr/>
-                </w:p>
-              </w:tc>
-              <w:tc>
-                <w:tcPr/>
-                <w:p>
-                  <w:pPr>
-                    <w:pStyle w:val="Compact"/>
-                    <w:jc w:val="center"/>
-                  </w:pPr>
-                  <w:r>
-                    <w:t xml:space="preserve">XMuLV clearance (log10)</w:t>
-                  </w:r>
-                </w:p>
-              </w:tc>
-              <w:tc>
-                <w:tcPr/>
-                <w:p>
-                  <w:pPr>
-                    <w:pStyle w:val="Compact"/>
-                    <w:jc w:val="center"/>
-                  </w:pPr>
-                  <w:r>
-                    <w:t xml:space="preserve">≥ 5.47</w:t>
-                  </w:r>
-                </w:p>
-              </w:tc>
-              <w:tc>
-                <w:tcPr/>
-                <w:p>
-                  <w:pPr>
-                    <w:pStyle w:val="Compact"/>
-                    <w:jc w:val="center"/>
-                  </w:pPr>
-                  <w:r>
-                    <w:t xml:space="preserve">R4</w:t>
-                  </w:r>
-                </w:p>
-              </w:tc>
-              <w:tc>
-                <w:tcPr/>
-                <w:p>
-                  <w:pPr>
-                    <w:pStyle w:val="Compact"/>
-                    <w:jc w:val="center"/>
-                  </w:pPr>
-                  <w:r>
-                    <w:t xml:space="preserve">≥ 4.62</w:t>
-                  </w:r>
-                </w:p>
-              </w:tc>
-              <w:tc>
-                <w:tcPr/>
-                <w:p>
-                  <w:pPr>
-                    <w:pStyle w:val="Compact"/>
-                    <w:jc w:val="center"/>
-                  </w:pPr>
-                  <w:r>
-                    <w:t xml:space="preserve">Platform claim</w:t>
-                  </w:r>
-                </w:p>
-              </w:tc>
-            </w:tr>
-            <w:tr>
-              <w:tc>
-                <w:tcPr>
-                  <w:gridSpan w:val="6"/>
-                </w:tcPr>
-                <w:p>
-                  <w:pPr>
-                    <w:pStyle w:val="Compact"/>
-                    <w:jc w:val="center"/>
-                  </w:pPr>
-                  <w:r>
-                    <w:rPr>
-                      <w:vertAlign w:val="superscript"/>
-                    </w:rPr>
-                    <w:t xml:space="preserve">a)</w:t>
-                  </w:r>
-                  <w:r>
-                    <w:t xml:space="preserve"> </w:t>
-                  </w:r>
-                  <w:r>
-                    <w:t xml:space="preserve">Applied in the Version 1.0 reports at analysis. No approved Version 1.0 plan contained these criteria (INV-001 finding 1).</w:t>
-                  </w:r>
-                </w:p>
-              </w:tc>
-            </w:tr>
-            <w:tr>
-              <w:tc>
-                <w:tcPr>
-                  <w:gridSpan w:val="6"/>
-                </w:tcPr>
-                <w:p>
-                  <w:pPr>
-                    <w:pStyle w:val="Compact"/>
-                    <w:jc w:val="center"/>
-                  </w:pPr>
-                  <w:r>
-                    <w:rPr>
-                      <w:vertAlign w:val="superscript"/>
-                    </w:rPr>
-                    <w:t xml:space="preserve">b)</w:t>
-                  </w:r>
-                  <w:r>
-                    <w:t xml:space="preserve"> </w:t>
-                  </w:r>
-                  <w:r>
                     <w:t xml:space="preserve">Widened on verification: a downstream step did better than the platform worst case at the one-sided 95 % prediction bound of a single batch, on an adequate model.</w:t>
-                  </w:r>
-                </w:p>
-              </w:tc>
-            </w:tr>
-            <w:tr>
-              <w:tc>
-                <w:tcPr>
-                  <w:gridSpan w:val="6"/>
-                </w:tcPr>
-                <w:p>
-                  <w:pPr>
-                    <w:pStyle w:val="Compact"/>
-                    <w:jc w:val="center"/>
-                  </w:pPr>
-                  <w:r>
-                    <w:rPr>
-                      <w:vertAlign w:val="superscript"/>
-                    </w:rPr>
-                    <w:t xml:space="preserve">c)</w:t>
-                  </w:r>
-                  <w:r>
-                    <w:t xml:space="preserve"> </w:t>
-                  </w:r>
-                  <w:r>
-                    <w:t xml:space="preserve">Tightened on verification: a downstream step did worse within its NOR than the platform worst case.</w:t>
                   </w:r>
                 </w:p>
               </w:tc>
@@ -10413,7 +10401,7 @@
                     <w:t xml:space="preserve"> </w:t>
                   </w:r>
                   <w:r>
-                    <w:t xml:space="preserve">In this matrix part of the host cell protein elutes in the SEC low molecular weight window. Reported for information only (AMD-001).</w:t>
+                    <w:t xml:space="preserve">In the Protein A and low-pH viral inactivation pools part of the host cell protein elutes in the SEC low molecular weight window. Reported for information only (AMD-001).</w:t>
                   </w:r>
                 </w:p>
               </w:tc>
@@ -10438,7 +10426,7 @@
                     <w:t xml:space="preserve"> </w:t>
                   </w:r>
                   <w:r>
-                    <w:t xml:space="preserve">Retained samples of the response-surface design and of the hold study, tested 2026-04-06 to 2026-04-17.</w:t>
+                    <w:t xml:space="preserve">Retained samples of the response-surface design, tested 2026-04-06 to 2026-04-17.</w:t>
                   </w:r>
                 </w:p>
               </w:tc>
@@ -10711,7 +10699,7 @@
         <w:t xml:space="preserve"> </w:t>
       </w:r>
       <w:r>
-        <w:t xml:space="preserve">gives the 22 criteria with their derivation. Of these, 9 are the drug-substance criterion applied directly, 8 are carried back through the downstream steps, and 5 are platform viral clearance claims. When the platform worst cases were verified (§6.2), 2 of the back-calculated criteria were tightened and 4 were widened. The criterion for aggregates at the production bioreactor step is counted in both, because one downstream step tightened it and another widened it.</w:t>
+        <w:t xml:space="preserve">gives the 22 criteria with their derivation. Of these, 9 are the drug-substance criterion applied directly, 8 are carried back through the downstream steps, and 5 are platform viral clearance claims. When the platform worst cases were verified (§6.2), 2 of the back-calculated criteria were tightened and 3 were widened. The criterion for aggregates at the production bioreactor step is counted in both, because one downstream step tightened it and another widened it.</w:t>
       </w:r>
     </w:p>
     <w:tbl>
@@ -12049,37 +12037,31 @@
                     <w:jc w:val="center"/>
                   </w:pPr>
                   <w:r>
-                    <w:t xml:space="preserve">0.40</w:t>
-                  </w:r>
-                </w:p>
-              </w:tc>
-              <w:tc>
-                <w:tcPr/>
-                <w:p>
-                  <w:pPr>
-                    <w:pStyle w:val="Compact"/>
-                    <w:jc w:val="center"/>
-                  </w:pPr>
-                  <w:r>
-                    <w:t xml:space="preserve">18.0–39.6</w:t>
-                  </w:r>
-                </w:p>
-              </w:tc>
-              <w:tc>
-                <w:tcPr/>
-                <w:p>
-                  <w:pPr>
-                    <w:pStyle w:val="Compact"/>
-                    <w:jc w:val="center"/>
-                  </w:pPr>
-                  <w:r>
-                    <w:t xml:space="preserve">Carried back, widened</w:t>
-                  </w:r>
-                  <w:r>
-                    <w:rPr>
-                      <w:vertAlign w:val="superscript"/>
-                    </w:rPr>
-                    <w:t xml:space="preserve">a)</w:t>
+                    <w:t xml:space="preserve">1.00</w:t>
+                  </w:r>
+                </w:p>
+              </w:tc>
+              <w:tc>
+                <w:tcPr/>
+                <w:p>
+                  <w:pPr>
+                    <w:pStyle w:val="Compact"/>
+                    <w:jc w:val="center"/>
+                  </w:pPr>
+                  <w:r>
+                    <w:t xml:space="preserve">18.0–39.0</w:t>
+                  </w:r>
+                </w:p>
+              </w:tc>
+              <w:tc>
+                <w:tcPr/>
+                <w:p>
+                  <w:pPr>
+                    <w:pStyle w:val="Compact"/>
+                    <w:jc w:val="center"/>
+                  </w:pPr>
+                  <w:r>
+                    <w:t xml:space="preserve">Carried back</w:t>
                   </w:r>
                 </w:p>
               </w:tc>
@@ -13061,7 +13043,7 @@
         <w:t xml:space="preserve"> </w:t>
       </w:r>
       <w:r>
-        <w:t xml:space="preserve">gives the result. Of the 7 assumptions that could be tested, 6 were confirmed, because the prediction within the NOR was no worse than the platform value. For 3 of them the single-batch bound was also better than the platform value, on an adequate model, and the criteria upstream were recalculated with the bound. For the other three the single-batch bound was not better than the platform value, so the platform value stands.</w:t>
+        <w:t xml:space="preserve">gives the result. Of the 7 assumptions that could be tested, 6 were confirmed, because the prediction within the NOR was no worse than the platform value. For 2 of them the single-batch bound was also better than the platform value, on an adequate model, and the criteria upstream were recalculated with the bound. For the increase of acidic variants at low-pH viral inactivation the bound was also better, but the acidic-variant results of that design have no scatter. The model fits them exactly, so the lack-of-fit test and the model F-test cannot be applied, and the platform value stands. For the other three the single-batch bound was not better than the platform value, so the platform value stands.</w:t>
       </w:r>
     </w:p>
     <w:tbl>
@@ -13592,6 +13574,470 @@
                     <w:jc w:val="center"/>
                   </w:pPr>
                   <w:r>
+                    <w:t xml:space="preserve">Confirmed, not widened</w:t>
+                  </w:r>
+                  <w:r>
+                    <w:rPr>
+                      <w:vertAlign w:val="superscript"/>
+                    </w:rPr>
+                    <w:t xml:space="preserve">b)</w:t>
+                  </w:r>
+                </w:p>
+              </w:tc>
+            </w:tr>
+            <w:tr>
+              <w:tc>
+                <w:tcPr>
+                  <w:vMerge w:val="restart"/>
+                </w:tcPr>
+                <w:p>
+                  <w:pPr>
+                    <w:pStyle w:val="Compact"/>
+                    <w:jc w:val="center"/>
+                  </w:pPr>
+                  <w:r>
+                    <w:t xml:space="preserve">Cation exchange</w:t>
+                  </w:r>
+                </w:p>
+              </w:tc>
+              <w:tc>
+                <w:tcPr/>
+                <w:p>
+                  <w:pPr>
+                    <w:pStyle w:val="Compact"/>
+                    <w:jc w:val="center"/>
+                  </w:pPr>
+                  <w:r>
+                    <w:t xml:space="preserve">Host cell protein</w:t>
+                  </w:r>
+                </w:p>
+              </w:tc>
+              <w:tc>
+                <w:tcPr>
+                  <w:vMerge w:val="restart"/>
+                </w:tcPr>
+                <w:p>
+                  <w:pPr>
+                    <w:pStyle w:val="Compact"/>
+                    <w:jc w:val="center"/>
+                  </w:pPr>
+                  <w:r>
+                    <w:t xml:space="preserve">Clearance factor, lowest</w:t>
+                  </w:r>
+                </w:p>
+              </w:tc>
+              <w:tc>
+                <w:tcPr/>
+                <w:p>
+                  <w:pPr>
+                    <w:pStyle w:val="Compact"/>
+                    <w:jc w:val="center"/>
+                  </w:pPr>
+                  <w:r>
+                    <w:t xml:space="preserve">40.0</w:t>
+                  </w:r>
+                </w:p>
+              </w:tc>
+              <w:tc>
+                <w:tcPr/>
+                <w:p>
+                  <w:pPr>
+                    <w:pStyle w:val="Compact"/>
+                    <w:jc w:val="center"/>
+                  </w:pPr>
+                  <w:r>
+                    <w:t xml:space="preserve">30.3</w:t>
+                  </w:r>
+                </w:p>
+              </w:tc>
+              <w:tc>
+                <w:tcPr/>
+                <w:p>
+                  <w:pPr>
+                    <w:pStyle w:val="Compact"/>
+                    <w:jc w:val="center"/>
+                  </w:pPr>
+                  <w:r>
+                    <w:t xml:space="preserve">44.9</w:t>
+                  </w:r>
+                </w:p>
+              </w:tc>
+              <w:tc>
+                <w:tcPr/>
+                <w:p>
+                  <w:pPr>
+                    <w:pStyle w:val="Compact"/>
+                    <w:jc w:val="center"/>
+                  </w:pPr>
+                  <w:r>
+                    <w:t xml:space="preserve">36.7</w:t>
+                  </w:r>
+                </w:p>
+              </w:tc>
+              <w:tc>
+                <w:tcPr/>
+                <w:p>
+                  <w:pPr>
+                    <w:pStyle w:val="Compact"/>
+                    <w:jc w:val="center"/>
+                  </w:pPr>
+                  <w:r>
+                    <w:t xml:space="preserve">Confirmed</w:t>
+                  </w:r>
+                </w:p>
+              </w:tc>
+            </w:tr>
+            <w:tr>
+              <w:tc>
+                <w:tcPr>
+                  <w:gridSpan w:val="1"/>
+                  <w:vMerge w:val="continue"/>
+                </w:tcPr>
+                <w:p>
+                  <w:pPr/>
+                </w:p>
+              </w:tc>
+              <w:tc>
+                <w:tcPr/>
+                <w:p>
+                  <w:pPr>
+                    <w:pStyle w:val="Compact"/>
+                    <w:jc w:val="center"/>
+                  </w:pPr>
+                  <w:r>
+                    <w:t xml:space="preserve">Aggregates, HMW</w:t>
+                  </w:r>
+                </w:p>
+              </w:tc>
+              <w:tc>
+                <w:tcPr>
+                  <w:gridSpan w:val="1"/>
+                  <w:vMerge w:val="continue"/>
+                </w:tcPr>
+                <w:p>
+                  <w:pPr/>
+                </w:p>
+              </w:tc>
+              <w:tc>
+                <w:tcPr/>
+                <w:p>
+                  <w:pPr>
+                    <w:pStyle w:val="Compact"/>
+                    <w:jc w:val="center"/>
+                  </w:pPr>
+                  <w:r>
+                    <w:t xml:space="preserve">2.00</w:t>
+                  </w:r>
+                </w:p>
+              </w:tc>
+              <w:tc>
+                <w:tcPr/>
+                <w:p>
+                  <w:pPr>
+                    <w:pStyle w:val="Compact"/>
+                    <w:jc w:val="center"/>
+                  </w:pPr>
+                  <w:r>
+                    <w:t xml:space="preserve">1.01</w:t>
+                  </w:r>
+                </w:p>
+              </w:tc>
+              <w:tc>
+                <w:tcPr/>
+                <w:p>
+                  <w:pPr>
+                    <w:pStyle w:val="Compact"/>
+                    <w:jc w:val="center"/>
+                  </w:pPr>
+                  <w:r>
+                    <w:t xml:space="preserve">1.58</w:t>
+                  </w:r>
+                </w:p>
+              </w:tc>
+              <w:tc>
+                <w:tcPr/>
+                <w:p>
+                  <w:pPr>
+                    <w:pStyle w:val="Compact"/>
+                    <w:jc w:val="center"/>
+                  </w:pPr>
+                  <w:r>
+                    <w:t xml:space="preserve">1.40</w:t>
+                  </w:r>
+                </w:p>
+              </w:tc>
+              <w:tc>
+                <w:tcPr/>
+                <w:p>
+                  <w:pPr>
+                    <w:pStyle w:val="Compact"/>
+                    <w:jc w:val="center"/>
+                  </w:pPr>
+                  <w:r>
+                    <w:t xml:space="preserve">Not confirmed, tightened</w:t>
+                  </w:r>
+                  <w:r>
+                    <w:rPr>
+                      <w:vertAlign w:val="superscript"/>
+                    </w:rPr>
+                    <w:t xml:space="preserve">c)</w:t>
+                  </w:r>
+                </w:p>
+              </w:tc>
+            </w:tr>
+            <w:tr>
+              <w:tc>
+                <w:tcPr>
+                  <w:gridSpan w:val="1"/>
+                  <w:vMerge w:val="continue"/>
+                </w:tcPr>
+                <w:p>
+                  <w:pPr/>
+                </w:p>
+              </w:tc>
+              <w:tc>
+                <w:tcPr/>
+                <w:p>
+                  <w:pPr>
+                    <w:pStyle w:val="Compact"/>
+                    <w:jc w:val="center"/>
+                  </w:pPr>
+                  <w:r>
+                    <w:t xml:space="preserve">Fragments, LMW</w:t>
+                  </w:r>
+                </w:p>
+              </w:tc>
+              <w:tc>
+                <w:tcPr>
+                  <w:gridSpan w:val="1"/>
+                  <w:vMerge w:val="continue"/>
+                </w:tcPr>
+                <w:p>
+                  <w:pPr/>
+                </w:p>
+              </w:tc>
+              <w:tc>
+                <w:tcPr/>
+                <w:p>
+                  <w:pPr>
+                    <w:pStyle w:val="Compact"/>
+                    <w:jc w:val="center"/>
+                  </w:pPr>
+                  <w:r>
+                    <w:t xml:space="preserve">1.30</w:t>
+                  </w:r>
+                </w:p>
+              </w:tc>
+              <w:tc>
+                <w:tcPr/>
+                <w:p>
+                  <w:pPr>
+                    <w:pStyle w:val="Compact"/>
+                    <w:jc w:val="center"/>
+                  </w:pPr>
+                  <w:r>
+                    <w:t xml:space="preserve">1.28</w:t>
+                  </w:r>
+                </w:p>
+              </w:tc>
+              <w:tc>
+                <w:tcPr/>
+                <w:p>
+                  <w:pPr>
+                    <w:pStyle w:val="Compact"/>
+                    <w:jc w:val="center"/>
+                  </w:pPr>
+                  <w:r>
+                    <w:t xml:space="preserve">1.45</w:t>
+                  </w:r>
+                </w:p>
+              </w:tc>
+              <w:tc>
+                <w:tcPr/>
+                <w:p>
+                  <w:pPr>
+                    <w:pStyle w:val="Compact"/>
+                    <w:jc w:val="center"/>
+                  </w:pPr>
+                  <w:r>
+                    <w:t xml:space="preserve">1.27</w:t>
+                  </w:r>
+                </w:p>
+              </w:tc>
+              <w:tc>
+                <w:tcPr/>
+                <w:p>
+                  <w:pPr>
+                    <w:pStyle w:val="Compact"/>
+                    <w:jc w:val="center"/>
+                  </w:pPr>
+                  <w:r>
+                    <w:t xml:space="preserve">Confirmed</w:t>
+                  </w:r>
+                </w:p>
+              </w:tc>
+            </w:tr>
+            <w:tr>
+              <w:tc>
+                <w:tcPr>
+                  <w:gridSpan w:val="1"/>
+                  <w:vMerge w:val="continue"/>
+                </w:tcPr>
+                <w:p>
+                  <w:pPr/>
+                </w:p>
+              </w:tc>
+              <w:tc>
+                <w:tcPr/>
+                <w:p>
+                  <w:pPr>
+                    <w:pStyle w:val="Compact"/>
+                    <w:jc w:val="center"/>
+                  </w:pPr>
+                  <w:r>
+                    <w:t xml:space="preserve">Leached Protein A</w:t>
+                  </w:r>
+                </w:p>
+              </w:tc>
+              <w:tc>
+                <w:tcPr>
+                  <w:gridSpan w:val="1"/>
+                  <w:vMerge w:val="continue"/>
+                </w:tcPr>
+                <w:p>
+                  <w:pPr/>
+                </w:p>
+              </w:tc>
+              <w:tc>
+                <w:tcPr/>
+                <w:p>
+                  <w:pPr>
+                    <w:pStyle w:val="Compact"/>
+                    <w:jc w:val="center"/>
+                  </w:pPr>
+                  <w:r>
+                    <w:t xml:space="preserve">3.16</w:t>
+                  </w:r>
+                </w:p>
+              </w:tc>
+              <w:tc>
+                <w:tcPr>
+                  <w:gridSpan w:val="4"/>
+                </w:tcPr>
+                <w:p>
+                  <w:pPr>
+                    <w:pStyle w:val="Compact"/>
+                    <w:jc w:val="center"/>
+                  </w:pPr>
+                  <w:r>
+                    <w:t xml:space="preserve">not a response</w:t>
+                  </w:r>
+                  <w:r>
+                    <w:rPr>
+                      <w:vertAlign w:val="superscript"/>
+                    </w:rPr>
+                    <w:t xml:space="preserve">d)</w:t>
+                  </w:r>
+                </w:p>
+              </w:tc>
+            </w:tr>
+            <w:tr>
+              <w:tc>
+                <w:tcPr>
+                  <w:vMerge w:val="restart"/>
+                </w:tcPr>
+                <w:p>
+                  <w:pPr>
+                    <w:pStyle w:val="Compact"/>
+                    <w:jc w:val="center"/>
+                  </w:pPr>
+                  <w:r>
+                    <w:t xml:space="preserve">Anion exchange</w:t>
+                  </w:r>
+                </w:p>
+              </w:tc>
+              <w:tc>
+                <w:tcPr/>
+                <w:p>
+                  <w:pPr>
+                    <w:pStyle w:val="Compact"/>
+                    <w:jc w:val="center"/>
+                  </w:pPr>
+                  <w:r>
+                    <w:t xml:space="preserve">Host cell protein</w:t>
+                  </w:r>
+                </w:p>
+              </w:tc>
+              <w:tc>
+                <w:tcPr>
+                  <w:vMerge w:val="restart"/>
+                </w:tcPr>
+                <w:p>
+                  <w:pPr>
+                    <w:pStyle w:val="Compact"/>
+                    <w:jc w:val="center"/>
+                  </w:pPr>
+                  <w:r>
+                    <w:t xml:space="preserve">Clearance factor, lowest</w:t>
+                  </w:r>
+                </w:p>
+              </w:tc>
+              <w:tc>
+                <w:tcPr/>
+                <w:p>
+                  <w:pPr>
+                    <w:pStyle w:val="Compact"/>
+                    <w:jc w:val="center"/>
+                  </w:pPr>
+                  <w:r>
+                    <w:t xml:space="preserve">4.00</w:t>
+                  </w:r>
+                </w:p>
+              </w:tc>
+              <w:tc>
+                <w:tcPr/>
+                <w:p>
+                  <w:pPr>
+                    <w:pStyle w:val="Compact"/>
+                    <w:jc w:val="center"/>
+                  </w:pPr>
+                  <w:r>
+                    <w:t xml:space="preserve">3.63</w:t>
+                  </w:r>
+                </w:p>
+              </w:tc>
+              <w:tc>
+                <w:tcPr/>
+                <w:p>
+                  <w:pPr>
+                    <w:pStyle w:val="Compact"/>
+                    <w:jc w:val="center"/>
+                  </w:pPr>
+                  <w:r>
+                    <w:t xml:space="preserve">5.51</w:t>
+                  </w:r>
+                </w:p>
+              </w:tc>
+              <w:tc>
+                <w:tcPr/>
+                <w:p>
+                  <w:pPr>
+                    <w:pStyle w:val="Compact"/>
+                    <w:jc w:val="center"/>
+                  </w:pPr>
+                  <w:r>
+                    <w:t xml:space="preserve">4.27</w:t>
+                  </w:r>
+                </w:p>
+              </w:tc>
+              <w:tc>
+                <w:tcPr/>
+                <w:p>
+                  <w:pPr>
+                    <w:pStyle w:val="Compact"/>
+                    <w:jc w:val="center"/>
+                  </w:pPr>
+                  <w:r>
                     <w:t xml:space="preserve">Better, widened</w:t>
                   </w:r>
                   <w:r>
@@ -13606,108 +14052,6 @@
             <w:tr>
               <w:tc>
                 <w:tcPr>
-                  <w:vMerge w:val="restart"/>
-                </w:tcPr>
-                <w:p>
-                  <w:pPr>
-                    <w:pStyle w:val="Compact"/>
-                    <w:jc w:val="center"/>
-                  </w:pPr>
-                  <w:r>
-                    <w:t xml:space="preserve">Cation exchange</w:t>
-                  </w:r>
-                </w:p>
-              </w:tc>
-              <w:tc>
-                <w:tcPr/>
-                <w:p>
-                  <w:pPr>
-                    <w:pStyle w:val="Compact"/>
-                    <w:jc w:val="center"/>
-                  </w:pPr>
-                  <w:r>
-                    <w:t xml:space="preserve">Host cell protein</w:t>
-                  </w:r>
-                </w:p>
-              </w:tc>
-              <w:tc>
-                <w:tcPr>
-                  <w:vMerge w:val="restart"/>
-                </w:tcPr>
-                <w:p>
-                  <w:pPr>
-                    <w:pStyle w:val="Compact"/>
-                    <w:jc w:val="center"/>
-                  </w:pPr>
-                  <w:r>
-                    <w:t xml:space="preserve">Clearance factor, lowest</w:t>
-                  </w:r>
-                </w:p>
-              </w:tc>
-              <w:tc>
-                <w:tcPr/>
-                <w:p>
-                  <w:pPr>
-                    <w:pStyle w:val="Compact"/>
-                    <w:jc w:val="center"/>
-                  </w:pPr>
-                  <w:r>
-                    <w:t xml:space="preserve">40.0</w:t>
-                  </w:r>
-                </w:p>
-              </w:tc>
-              <w:tc>
-                <w:tcPr/>
-                <w:p>
-                  <w:pPr>
-                    <w:pStyle w:val="Compact"/>
-                    <w:jc w:val="center"/>
-                  </w:pPr>
-                  <w:r>
-                    <w:t xml:space="preserve">30.3</w:t>
-                  </w:r>
-                </w:p>
-              </w:tc>
-              <w:tc>
-                <w:tcPr/>
-                <w:p>
-                  <w:pPr>
-                    <w:pStyle w:val="Compact"/>
-                    <w:jc w:val="center"/>
-                  </w:pPr>
-                  <w:r>
-                    <w:t xml:space="preserve">44.9</w:t>
-                  </w:r>
-                </w:p>
-              </w:tc>
-              <w:tc>
-                <w:tcPr/>
-                <w:p>
-                  <w:pPr>
-                    <w:pStyle w:val="Compact"/>
-                    <w:jc w:val="center"/>
-                  </w:pPr>
-                  <w:r>
-                    <w:t xml:space="preserve">36.7</w:t>
-                  </w:r>
-                </w:p>
-              </w:tc>
-              <w:tc>
-                <w:tcPr/>
-                <w:p>
-                  <w:pPr>
-                    <w:pStyle w:val="Compact"/>
-                    <w:jc w:val="center"/>
-                  </w:pPr>
-                  <w:r>
-                    <w:t xml:space="preserve">Confirmed</w:t>
-                  </w:r>
-                </w:p>
-              </w:tc>
-            </w:tr>
-            <w:tr>
-              <w:tc>
-                <w:tcPr>
                   <w:gridSpan w:val="1"/>
                   <w:vMerge w:val="continue"/>
                 </w:tcPr>
@@ -13723,7 +14067,7 @@
                     <w:jc w:val="center"/>
                   </w:pPr>
                   <w:r>
-                    <w:t xml:space="preserve">Aggregates, HMW</w:t>
+                    <w:t xml:space="preserve">Leached Protein A</w:t>
                   </w:r>
                 </w:p>
               </w:tc>
@@ -13744,458 +14088,121 @@
                     <w:jc w:val="center"/>
                   </w:pPr>
                   <w:r>
-                    <w:t xml:space="preserve">2.00</w:t>
-                  </w:r>
-                </w:p>
-              </w:tc>
-              <w:tc>
-                <w:tcPr/>
-                <w:p>
-                  <w:pPr>
-                    <w:pStyle w:val="Compact"/>
-                    <w:jc w:val="center"/>
-                  </w:pPr>
-                  <w:r>
-                    <w:t xml:space="preserve">1.01</w:t>
-                  </w:r>
-                </w:p>
-              </w:tc>
-              <w:tc>
-                <w:tcPr/>
-                <w:p>
-                  <w:pPr>
-                    <w:pStyle w:val="Compact"/>
-                    <w:jc w:val="center"/>
-                  </w:pPr>
-                  <w:r>
-                    <w:t xml:space="preserve">1.58</w:t>
-                  </w:r>
-                </w:p>
-              </w:tc>
-              <w:tc>
-                <w:tcPr/>
-                <w:p>
-                  <w:pPr>
-                    <w:pStyle w:val="Compact"/>
-                    <w:jc w:val="center"/>
-                  </w:pPr>
-                  <w:r>
-                    <w:t xml:space="preserve">1.40</w:t>
-                  </w:r>
-                </w:p>
-              </w:tc>
-              <w:tc>
-                <w:tcPr/>
-                <w:p>
-                  <w:pPr>
-                    <w:pStyle w:val="Compact"/>
-                    <w:jc w:val="center"/>
-                  </w:pPr>
-                  <w:r>
-                    <w:t xml:space="preserve">Not confirmed, tightened</w:t>
-                  </w:r>
+                    <w:t xml:space="preserve">10.0</w:t>
+                  </w:r>
+                </w:p>
+              </w:tc>
+              <w:tc>
+                <w:tcPr>
+                  <w:gridSpan w:val="4"/>
+                </w:tcPr>
+                <w:p>
+                  <w:pPr>
+                    <w:pStyle w:val="Compact"/>
+                    <w:jc w:val="center"/>
+                  </w:pPr>
+                  <w:r>
+                    <w:t xml:space="preserve">not a response</w:t>
+                  </w:r>
+                  <w:r>
+                    <w:rPr>
+                      <w:vertAlign w:val="superscript"/>
+                    </w:rPr>
+                    <w:t xml:space="preserve">d)</w:t>
+                  </w:r>
+                </w:p>
+              </w:tc>
+            </w:tr>
+            <w:tr>
+              <w:tc>
+                <w:tcPr>
+                  <w:gridSpan w:val="8"/>
+                </w:tcPr>
+                <w:p>
+                  <w:pPr>
+                    <w:pStyle w:val="Compact"/>
+                    <w:jc w:val="center"/>
+                  </w:pPr>
+                  <w:r>
+                    <w:rPr>
+                      <w:vertAlign w:val="superscript"/>
+                    </w:rPr>
+                    <w:t xml:space="preserve">a)</w:t>
+                  </w:r>
+                  <w:r>
+                    <w:t xml:space="preserve"> </w:t>
+                  </w:r>
+                  <w:r>
+                    <w:t xml:space="preserve">The one-sided 95 % prediction bound of a single batch is better than the platform worst case. The criteria upstream of this step were recalculated with the bound.</w:t>
+                  </w:r>
+                </w:p>
+              </w:tc>
+            </w:tr>
+            <w:tr>
+              <w:tc>
+                <w:tcPr>
+                  <w:gridSpan w:val="8"/>
+                </w:tcPr>
+                <w:p>
+                  <w:pPr>
+                    <w:pStyle w:val="Compact"/>
+                    <w:jc w:val="center"/>
+                  </w:pPr>
                   <w:r>
                     <w:rPr>
                       <w:vertAlign w:val="superscript"/>
                     </w:rPr>
                     <w:t xml:space="preserve">b)</w:t>
                   </w:r>
-                </w:p>
-              </w:tc>
-            </w:tr>
-            <w:tr>
-              <w:tc>
-                <w:tcPr>
-                  <w:gridSpan w:val="1"/>
-                  <w:vMerge w:val="continue"/>
-                </w:tcPr>
-                <w:p>
-                  <w:pPr/>
-                </w:p>
-              </w:tc>
-              <w:tc>
-                <w:tcPr/>
-                <w:p>
-                  <w:pPr>
-                    <w:pStyle w:val="Compact"/>
-                    <w:jc w:val="center"/>
-                  </w:pPr>
-                  <w:r>
-                    <w:t xml:space="preserve">Fragments, LMW</w:t>
-                  </w:r>
-                </w:p>
-              </w:tc>
-              <w:tc>
-                <w:tcPr>
-                  <w:gridSpan w:val="1"/>
-                  <w:vMerge w:val="continue"/>
-                </w:tcPr>
-                <w:p>
-                  <w:pPr/>
-                </w:p>
-              </w:tc>
-              <w:tc>
-                <w:tcPr/>
-                <w:p>
-                  <w:pPr>
-                    <w:pStyle w:val="Compact"/>
-                    <w:jc w:val="center"/>
-                  </w:pPr>
-                  <w:r>
-                    <w:t xml:space="preserve">1.30</w:t>
-                  </w:r>
-                </w:p>
-              </w:tc>
-              <w:tc>
-                <w:tcPr/>
-                <w:p>
-                  <w:pPr>
-                    <w:pStyle w:val="Compact"/>
-                    <w:jc w:val="center"/>
-                  </w:pPr>
-                  <w:r>
-                    <w:t xml:space="preserve">1.28</w:t>
-                  </w:r>
-                </w:p>
-              </w:tc>
-              <w:tc>
-                <w:tcPr/>
-                <w:p>
-                  <w:pPr>
-                    <w:pStyle w:val="Compact"/>
-                    <w:jc w:val="center"/>
-                  </w:pPr>
-                  <w:r>
-                    <w:t xml:space="preserve">1.45</w:t>
-                  </w:r>
-                </w:p>
-              </w:tc>
-              <w:tc>
-                <w:tcPr/>
-                <w:p>
-                  <w:pPr>
-                    <w:pStyle w:val="Compact"/>
-                    <w:jc w:val="center"/>
-                  </w:pPr>
-                  <w:r>
-                    <w:t xml:space="preserve">1.27</w:t>
-                  </w:r>
-                </w:p>
-              </w:tc>
-              <w:tc>
-                <w:tcPr/>
-                <w:p>
-                  <w:pPr>
-                    <w:pStyle w:val="Compact"/>
-                    <w:jc w:val="center"/>
-                  </w:pPr>
-                  <w:r>
-                    <w:t xml:space="preserve">Confirmed</w:t>
-                  </w:r>
-                </w:p>
-              </w:tc>
-            </w:tr>
-            <w:tr>
-              <w:tc>
-                <w:tcPr>
-                  <w:gridSpan w:val="1"/>
-                  <w:vMerge w:val="continue"/>
-                </w:tcPr>
-                <w:p>
-                  <w:pPr/>
-                </w:p>
-              </w:tc>
-              <w:tc>
-                <w:tcPr/>
-                <w:p>
-                  <w:pPr>
-                    <w:pStyle w:val="Compact"/>
-                    <w:jc w:val="center"/>
-                  </w:pPr>
-                  <w:r>
-                    <w:t xml:space="preserve">Leached Protein A</w:t>
-                  </w:r>
-                </w:p>
-              </w:tc>
-              <w:tc>
-                <w:tcPr>
-                  <w:gridSpan w:val="1"/>
-                  <w:vMerge w:val="continue"/>
-                </w:tcPr>
-                <w:p>
-                  <w:pPr/>
-                </w:p>
-              </w:tc>
-              <w:tc>
-                <w:tcPr/>
-                <w:p>
-                  <w:pPr>
-                    <w:pStyle w:val="Compact"/>
-                    <w:jc w:val="center"/>
-                  </w:pPr>
-                  <w:r>
-                    <w:t xml:space="preserve">3.16</w:t>
-                  </w:r>
-                </w:p>
-              </w:tc>
-              <w:tc>
-                <w:tcPr>
-                  <w:gridSpan w:val="4"/>
-                </w:tcPr>
-                <w:p>
-                  <w:pPr>
-                    <w:pStyle w:val="Compact"/>
-                    <w:jc w:val="center"/>
-                  </w:pPr>
-                  <w:r>
-                    <w:t xml:space="preserve">not a response</w:t>
-                  </w:r>
+                  <w:r>
+                    <w:t xml:space="preserve"> </w:t>
+                  </w:r>
+                  <w:r>
+                    <w:t xml:space="preserve">The one-sided 95 % prediction bound of a single batch is better than the platform worst case, but the model fails an adequacy test of PCMP-001, so the platform value stands.</w:t>
+                  </w:r>
+                </w:p>
+              </w:tc>
+            </w:tr>
+            <w:tr>
+              <w:tc>
+                <w:tcPr>
+                  <w:gridSpan w:val="8"/>
+                </w:tcPr>
+                <w:p>
+                  <w:pPr>
+                    <w:pStyle w:val="Compact"/>
+                    <w:jc w:val="center"/>
+                  </w:pPr>
                   <w:r>
                     <w:rPr>
                       <w:vertAlign w:val="superscript"/>
                     </w:rPr>
                     <w:t xml:space="preserve">c)</w:t>
                   </w:r>
-                </w:p>
-              </w:tc>
-            </w:tr>
-            <w:tr>
-              <w:tc>
-                <w:tcPr>
-                  <w:vMerge w:val="restart"/>
-                </w:tcPr>
-                <w:p>
-                  <w:pPr>
-                    <w:pStyle w:val="Compact"/>
-                    <w:jc w:val="center"/>
-                  </w:pPr>
-                  <w:r>
-                    <w:t xml:space="preserve">Anion exchange</w:t>
-                  </w:r>
-                </w:p>
-              </w:tc>
-              <w:tc>
-                <w:tcPr/>
-                <w:p>
-                  <w:pPr>
-                    <w:pStyle w:val="Compact"/>
-                    <w:jc w:val="center"/>
-                  </w:pPr>
-                  <w:r>
-                    <w:t xml:space="preserve">Host cell protein</w:t>
-                  </w:r>
-                </w:p>
-              </w:tc>
-              <w:tc>
-                <w:tcPr>
-                  <w:vMerge w:val="restart"/>
-                </w:tcPr>
-                <w:p>
-                  <w:pPr>
-                    <w:pStyle w:val="Compact"/>
-                    <w:jc w:val="center"/>
-                  </w:pPr>
-                  <w:r>
-                    <w:t xml:space="preserve">Clearance factor, lowest</w:t>
-                  </w:r>
-                </w:p>
-              </w:tc>
-              <w:tc>
-                <w:tcPr/>
-                <w:p>
-                  <w:pPr>
-                    <w:pStyle w:val="Compact"/>
-                    <w:jc w:val="center"/>
-                  </w:pPr>
-                  <w:r>
-                    <w:t xml:space="preserve">4.00</w:t>
-                  </w:r>
-                </w:p>
-              </w:tc>
-              <w:tc>
-                <w:tcPr/>
-                <w:p>
-                  <w:pPr>
-                    <w:pStyle w:val="Compact"/>
-                    <w:jc w:val="center"/>
-                  </w:pPr>
-                  <w:r>
-                    <w:t xml:space="preserve">3.63</w:t>
-                  </w:r>
-                </w:p>
-              </w:tc>
-              <w:tc>
-                <w:tcPr/>
-                <w:p>
-                  <w:pPr>
-                    <w:pStyle w:val="Compact"/>
-                    <w:jc w:val="center"/>
-                  </w:pPr>
-                  <w:r>
-                    <w:t xml:space="preserve">5.51</w:t>
-                  </w:r>
-                </w:p>
-              </w:tc>
-              <w:tc>
-                <w:tcPr/>
-                <w:p>
-                  <w:pPr>
-                    <w:pStyle w:val="Compact"/>
-                    <w:jc w:val="center"/>
-                  </w:pPr>
-                  <w:r>
-                    <w:t xml:space="preserve">4.27</w:t>
-                  </w:r>
-                </w:p>
-              </w:tc>
-              <w:tc>
-                <w:tcPr/>
-                <w:p>
-                  <w:pPr>
-                    <w:pStyle w:val="Compact"/>
-                    <w:jc w:val="center"/>
-                  </w:pPr>
-                  <w:r>
-                    <w:t xml:space="preserve">Better, widened</w:t>
-                  </w:r>
+                  <w:r>
+                    <w:t xml:space="preserve"> </w:t>
+                  </w:r>
+                  <w:r>
+                    <w:t xml:space="preserve">The criteria upstream of this step were recalculated with the one-sided 95 % prediction bound of a single batch at the value predicted within the NOR.</w:t>
+                  </w:r>
+                </w:p>
+              </w:tc>
+            </w:tr>
+            <w:tr>
+              <w:tc>
+                <w:tcPr>
+                  <w:gridSpan w:val="8"/>
+                </w:tcPr>
+                <w:p>
+                  <w:pPr>
+                    <w:pStyle w:val="Compact"/>
+                    <w:jc w:val="center"/>
+                  </w:pPr>
                   <w:r>
                     <w:rPr>
                       <w:vertAlign w:val="superscript"/>
                     </w:rPr>
-                    <w:t xml:space="preserve">a)</w:t>
-                  </w:r>
-                </w:p>
-              </w:tc>
-            </w:tr>
-            <w:tr>
-              <w:tc>
-                <w:tcPr>
-                  <w:gridSpan w:val="1"/>
-                  <w:vMerge w:val="continue"/>
-                </w:tcPr>
-                <w:p>
-                  <w:pPr/>
-                </w:p>
-              </w:tc>
-              <w:tc>
-                <w:tcPr/>
-                <w:p>
-                  <w:pPr>
-                    <w:pStyle w:val="Compact"/>
-                    <w:jc w:val="center"/>
-                  </w:pPr>
-                  <w:r>
-                    <w:t xml:space="preserve">Leached Protein A</w:t>
-                  </w:r>
-                </w:p>
-              </w:tc>
-              <w:tc>
-                <w:tcPr>
-                  <w:gridSpan w:val="1"/>
-                  <w:vMerge w:val="continue"/>
-                </w:tcPr>
-                <w:p>
-                  <w:pPr/>
-                </w:p>
-              </w:tc>
-              <w:tc>
-                <w:tcPr/>
-                <w:p>
-                  <w:pPr>
-                    <w:pStyle w:val="Compact"/>
-                    <w:jc w:val="center"/>
-                  </w:pPr>
-                  <w:r>
-                    <w:t xml:space="preserve">10.0</w:t>
-                  </w:r>
-                </w:p>
-              </w:tc>
-              <w:tc>
-                <w:tcPr>
-                  <w:gridSpan w:val="4"/>
-                </w:tcPr>
-                <w:p>
-                  <w:pPr>
-                    <w:pStyle w:val="Compact"/>
-                    <w:jc w:val="center"/>
-                  </w:pPr>
-                  <w:r>
-                    <w:t xml:space="preserve">not a response</w:t>
-                  </w:r>
-                  <w:r>
-                    <w:rPr>
-                      <w:vertAlign w:val="superscript"/>
-                    </w:rPr>
-                    <w:t xml:space="preserve">c)</w:t>
-                  </w:r>
-                </w:p>
-              </w:tc>
-            </w:tr>
-            <w:tr>
-              <w:tc>
-                <w:tcPr>
-                  <w:gridSpan w:val="8"/>
-                </w:tcPr>
-                <w:p>
-                  <w:pPr>
-                    <w:pStyle w:val="Compact"/>
-                    <w:jc w:val="center"/>
-                  </w:pPr>
-                  <w:r>
-                    <w:rPr>
-                      <w:vertAlign w:val="superscript"/>
-                    </w:rPr>
-                    <w:t xml:space="preserve">a)</w:t>
-                  </w:r>
-                  <w:r>
-                    <w:t xml:space="preserve"> </w:t>
-                  </w:r>
-                  <w:r>
-                    <w:t xml:space="preserve">The one-sided 95 % prediction bound of a single batch is better than the platform worst case. The criteria upstream of this step were recalculated with the bound.</w:t>
-                  </w:r>
-                </w:p>
-              </w:tc>
-            </w:tr>
-            <w:tr>
-              <w:tc>
-                <w:tcPr>
-                  <w:gridSpan w:val="8"/>
-                </w:tcPr>
-                <w:p>
-                  <w:pPr>
-                    <w:pStyle w:val="Compact"/>
-                    <w:jc w:val="center"/>
-                  </w:pPr>
-                  <w:r>
-                    <w:rPr>
-                      <w:vertAlign w:val="superscript"/>
-                    </w:rPr>
-                    <w:t xml:space="preserve">b)</w:t>
-                  </w:r>
-                  <w:r>
-                    <w:t xml:space="preserve"> </w:t>
-                  </w:r>
-                  <w:r>
-                    <w:t xml:space="preserve">The criteria upstream of this step were recalculated with the one-sided 95 % prediction bound of a single batch at the value predicted within the NOR.</w:t>
-                  </w:r>
-                </w:p>
-              </w:tc>
-            </w:tr>
-            <w:tr>
-              <w:tc>
-                <w:tcPr>
-                  <w:gridSpan w:val="8"/>
-                </w:tcPr>
-                <w:p>
-                  <w:pPr>
-                    <w:pStyle w:val="Compact"/>
-                    <w:jc w:val="center"/>
-                  </w:pPr>
-                  <w:r>
-                    <w:rPr>
-                      <w:vertAlign w:val="superscript"/>
-                    </w:rPr>
-                    <w:t xml:space="preserve">c)</w:t>
+                    <w:t xml:space="preserve">d)</w:t>
                   </w:r>
                   <w:r>
                     <w:t xml:space="preserve"> </w:t>
@@ -14233,7 +14240,7 @@
         <w:pStyle w:val="BodyText"/>
       </w:pPr>
       <w:r>
-        <w:t xml:space="preserve">At the edges of the characterization range, cation exchange cleared host cell protein 30.3-fold, short of the platform worst case of 40.0-fold. Within the NOR, the lowest clearance the model predicts is 44.9-fold, and the single-batch bound is 36.7-fold. The edges of the characterization range lie outside the NOR, so the edge value does not decide the criterion. The prediction within the NOR confirms the platform value. The single-batch bound is below it, so the platform value of 40.0-fold stands for cation exchange. The verification used the models that INV-002 corrective action CA3 selects for each output (§2). At anion exchange, the single-batch bound for host cell protein is 4.27-fold, which is better than the platform value of 4.00-fold. The anion exchange model passes the adequacy tests, so this bound replaced the platform value. The anion exchange bound widened the cation exchange criterion for host cell protein from 400 to 427 ng/mg. Carried back through the platform value at cation exchange and this bound at anion exchange, the Protein A criterion for host cell protein was widened from 16,000 to 17,069 ng/mg. The Protein A criterion is also wider than the Version 1.0 limit of 10,724 ng/mg, which was never an approved criterion (finding F1). In all, 4 criteria were widened, for acidic variants at the production bioreactor step, aggregates at the production bioreactor step, host cell protein at the Protein A step and host cell protein at the cation exchange step.</w:t>
+        <w:t xml:space="preserve">At the edges of the characterization range, cation exchange cleared host cell protein 30.3-fold, short of the platform worst case of 40.0-fold. Within the NOR, the lowest clearance the model predicts is 44.9-fold, and the single-batch bound is 36.7-fold. The edges of the characterization range lie outside the NOR, so the edge value does not decide the criterion. The prediction within the NOR confirms the platform value. The single-batch bound is below it, so the platform value of 40.0-fold stands for cation exchange. The verification used the models that INV-002 corrective action CA3 selects for each output (§2). At anion exchange, the single-batch bound for host cell protein is 4.27-fold, which is better than the platform value of 4.00-fold. The anion exchange model passes the adequacy tests, so this bound replaced the platform value. The anion exchange bound widened the cation exchange criterion for host cell protein from 400 to 427 ng/mg. Carried back through the platform value at cation exchange and this bound at anion exchange, the Protein A criterion for host cell protein was widened from 16,000 to 17,069 ng/mg. The Protein A criterion is also wider than the Version 1.0 limit of 10,724 ng/mg, which was never an approved criterion (finding F1). In all, 3 criteria were widened, for aggregates at the production bioreactor step, host cell protein at the Protein A step and host cell protein at the cation exchange step.</w:t>
       </w:r>
       <w:r>
         <w:t xml:space="preserve"> </w:t>
@@ -14258,7 +14265,7 @@
         <w:pStyle w:val="BodyText"/>
       </w:pPr>
       <w:r>
-        <w:t xml:space="preserve">One assumption was not confirmed. The platform worst case for aggregate at cation exchange is a fold clearance of 2.0. Within its NOR, the lowest fold clearance the response surface model of this campaign predicts is 1.58, and the single-batch bound is 1.40. The aggregate criteria upstream of cation exchange were recalculated with the bound, and the 2 aggregate criteria at the production bioreactor and low-pH viral inactivation steps were tightened. At the bioreactor the same criterion was also widened, because the single-batch bound of the aggregate increase at low-pH viral inactivation, 0.56 percentage points, is smaller than the platform value of 0.70. The bioreactor criterion for acidic variants was widened in the same way, on the increase of acidic variants at low-pH viral inactivation (0.40 points against a platform value of 1.00). Both platform values are increases over a hold of 180 min. The A-Mab values are increases within the NOR as characterized, where the hold lasts at most 120 min. For aggregate, the largest increase measured at the edges of the range studied, which include a hold of 180 min, is 0.84 points, above the platform value. That criterion therefore moved because the A-Mab hold is shorter, not because A-Mab is more stable at low pH. For acidic variants, the largest increase measured at the edges of the range studied is 0.60 points, below the platform value even over a hold of 180 min. A-Mab therefore adds less than the platform products over the same hold, and its shorter hold lowers the increase further. Both are still the right criteria, because routine manufacture does not hold longer than the NOR. Against the tightened criteria, every aggregate proven acceptable range at these two steps still spans the whole characterization range, so the tightening moved no range.</w:t>
+        <w:t xml:space="preserve">One assumption was not confirmed. The platform worst case for aggregate at cation exchange is a fold clearance of 2.0. Within its NOR, the lowest fold clearance the response surface model of this campaign predicts is 1.58, and the single-batch bound is 1.40. The aggregate criteria upstream of cation exchange were recalculated with the bound, and the 2 aggregate criteria at the production bioreactor and low-pH viral inactivation steps were tightened. At the bioreactor the same criterion was also widened, because the single-batch bound of the aggregate increase at low-pH viral inactivation, 0.56 percentage points, is smaller than the platform value of 0.70. The platform value is an increase over a hold of 180 min. The A-Mab value is an increase within the NOR as characterized, where the hold lasts at most 120 min. For aggregate, the largest increase measured at the edges of the range studied, which include a hold of 180 min, is 0.84 points, above the platform value. That criterion therefore moved because the A-Mab hold is shorter, not because A-Mab is more stable at low pH. The criterion is still right, because routine manufacture does not hold longer than the NOR. The acidic-variant increase at low-pH viral inactivation, 0.40 points, is also below its platform value of 1.00, but its model fits exactly, so the bioreactor criterion for acidic variants stays at its a priori value. Against the tightened criteria, every aggregate proven acceptable range at these two steps still spans the whole characterization range, so the tightening moved no range.</w:t>
       </w:r>
     </w:p>
     <w:p>
@@ -15310,7 +15317,7 @@
         <w:pStyle w:val="BodyText"/>
       </w:pPr>
       <w:r>
-        <w:t xml:space="preserve">The ranges that did not widen have three causes. At the bioreactor, the only Version 2.0 limit stricter than its Version 1.0 counterpart is the lower limit for acidic variants, which Version 1.0 did not apply (finding F4, §4.5). As a result, four of the acidic variant ranges there changed. Of these, one narrowed, three moved and none widened. Judged against the upper limit alone, every one of them would span the whole characterization range, so the lower limit of 18 % now sets them. Acidic variants fall as dissolved CO2 (pCO2) rises, in this campaign’s response surface model and in the response surface estimates of the published A-Mab case study</w:t>
+        <w:t xml:space="preserve">The ranges that did not widen have three causes. At the bioreactor, the only Version 2.0 limit stricter than its Version 1.0 counterpart is the lower limit for acidic variants, which Version 1.0 did not apply (finding F4, §4.5). As a result, four of the acidic variant ranges there changed. Of these, one narrowed, three moved and none widened. Judged against the upper limit alone, every one of them would span the whole characterization range, so the lower limit of 18 % now sets them. Acidic variants fall as CO2 partial pressure (pCO2) rises, in this campaign’s response surface model and in the response surface estimates of the published A-Mab case study</w:t>
       </w:r>
       <w:r>
         <w:t xml:space="preserve"> </w:t>
@@ -15319,7 +15326,7 @@
         <w:t xml:space="preserve">(CMC Biotech Working Group 2009, Table 3.16)</w:t>
       </w:r>
       <w:r>
-        <w:t xml:space="preserve">. For dissolved CO2 (pCO2), the range is therefore 40–115 mmHg, and it no longer reaches the upper end of the NOR at 130 mmHg.</w:t>
+        <w:t xml:space="preserve">. For CO2 partial pressure (pCO2), the range is therefore 40–115 mmHg, and it no longer reaches the upper end of the NOR at 130 mmHg.</w:t>
       </w:r>
     </w:p>
     <w:p>
@@ -15354,7 +15361,7 @@
         <w:pStyle w:val="BodyText"/>
       </w:pPr>
       <w:r>
-        <w:t xml:space="preserve">For acidic variants at the production bioreactor step, the lower 95 % prediction limit for a single batch falls to 14.7 %, against the lower limit of 18.0 %. In this campaign’s response surface model, higher culture pH and higher dissolved CO2 (pCO2) lower acidic variants, and higher culture temperature raises them. The published A-Mab case study reports the same directions</w:t>
+        <w:t xml:space="preserve">For acidic variants at the production bioreactor step, the lower 95 % prediction limit for a single batch falls to 14.7 %, against the lower limit of 18.0 %. In this campaign’s response surface model, higher culture pH and higher CO2 partial pressure (pCO2) lower acidic variants, and higher culture temperature raises them. The published A-Mab case study reports the same directions</w:t>
       </w:r>
       <w:r>
         <w:t xml:space="preserve"> </w:t>
@@ -15363,7 +15370,7 @@
         <w:t xml:space="preserve">(CMC Biotech Working Group 2009, Table 3.16)</w:t>
       </w:r>
       <w:r>
-        <w:t xml:space="preserve">. The limit is therefore lowest at the corner of the NOR where culture pH and dissolved CO2 (pCO2) are at their upper ends (6.95 and 130 mmHg) and culture temperature is at its lower end (34.5 °C). Culture duration is at its upper end (18 days) at that corner, but it has no significant effect on acidic variants in the model. With every parameter at its set-point the batch interval meets the criterion. The bioreactor report PCR-003 Version 2.0 reports the resulting range for dissolved CO2 (pCO2), 40–115 mmHg.</w:t>
+        <w:t xml:space="preserve">. The limit is therefore lowest at the corner of the NOR where culture pH and CO2 partial pressure (pCO2) are at their upper ends (6.95 and 130 mmHg) and culture temperature is at its lower end (34.5 °C). Culture duration is at its upper end (18 days) at that corner, but it has no significant effect on acidic variants in the model. With every parameter at its set-point the batch interval meets the criterion. The bioreactor report PCR-003 Version 2.0 reports the resulting range for CO2 partial pressure (pCO2), 40–115 mmHg.</w:t>
       </w:r>
     </w:p>
     <w:tbl>
@@ -15745,7 +15752,7 @@
                     <w:jc w:val="center"/>
                   </w:pPr>
                   <w:r>
-                    <w:t xml:space="preserve">18.0–39.6</w:t>
+                    <w:t xml:space="preserve">18.0–39.0</w:t>
                   </w:r>
                 </w:p>
               </w:tc>

--- a/pc_package/INV-001_investigation.docx
+++ b/pc_package/INV-001_investigation.docx
@@ -14158,7 +14158,7 @@
                     <w:t xml:space="preserve"> </w:t>
                   </w:r>
                   <w:r>
-                    <w:t xml:space="preserve">The one-sided 95 % prediction bound of a single batch is better than the platform worst case, but the model fails an adequacy test of PCMP-001, so the platform value stands.</w:t>
+                    <w:t xml:space="preserve">The one-sided 95 % prediction bound of a single batch is better than the platform worst case, but the model is not adequate by the criteria of PCMP-001: it fails a test, or it fits the results exactly and the tests cannot be applied. The platform value stands.</w:t>
                   </w:r>
                 </w:p>
               </w:tc>

--- a/pc_package/INV-001_investigation.docx
+++ b/pc_package/INV-001_investigation.docx
@@ -464,15 +464,16 @@
     <w:tbl>
       <w:tblPr>
         <w:tblStyle w:val="Table"/>
-        <w:tblW w:type="auto" w:w="0"/>
+        <w:tblW w:type="pct" w:w="5000"/>
+        <w:tblLayout w:type="fixed"/>
         <w:tblLook w:firstRow="1" w:lastRow="0" w:firstColumn="0" w:lastColumn="0" w:noHBand="0" w:noVBand="0" w:val="0020"/>
       </w:tblPr>
       <w:tblGrid>
+        <w:gridCol w:w="950"/>
+        <w:gridCol w:w="3168"/>
         <w:gridCol w:w="1584"/>
-        <w:gridCol w:w="1584"/>
-        <w:gridCol w:w="1584"/>
-        <w:gridCol w:w="1584"/>
-        <w:gridCol w:w="1584"/>
+        <w:gridCol w:w="1267"/>
+        <w:gridCol w:w="950"/>
       </w:tblGrid>
       <w:tr>
         <w:trPr>
@@ -483,6 +484,7 @@
           <w:p>
             <w:pPr>
               <w:pStyle w:val="Compact"/>
+              <w:jc w:val="left"/>
             </w:pPr>
             <w:r>
               <w:t xml:space="preserve">Role</w:t>
@@ -494,6 +496,7 @@
           <w:p>
             <w:pPr>
               <w:pStyle w:val="Compact"/>
+              <w:jc w:val="left"/>
             </w:pPr>
             <w:r>
               <w:t xml:space="preserve">Function</w:t>
@@ -505,6 +508,7 @@
           <w:p>
             <w:pPr>
               <w:pStyle w:val="Compact"/>
+              <w:jc w:val="left"/>
             </w:pPr>
             <w:r>
               <w:t xml:space="preserve">Name (synthetic)</w:t>
@@ -516,6 +520,7 @@
           <w:p>
             <w:pPr>
               <w:pStyle w:val="Compact"/>
+              <w:jc w:val="left"/>
             </w:pPr>
             <w:r>
               <w:t xml:space="preserve">Signature</w:t>
@@ -527,6 +532,7 @@
           <w:p>
             <w:pPr>
               <w:pStyle w:val="Compact"/>
+              <w:jc w:val="left"/>
             </w:pPr>
             <w:r>
               <w:t xml:space="preserve">Date</w:t>
@@ -540,6 +546,7 @@
           <w:p>
             <w:pPr>
               <w:pStyle w:val="Compact"/>
+              <w:jc w:val="left"/>
             </w:pPr>
             <w:r>
               <w:t xml:space="preserve">Author</w:t>
@@ -551,6 +558,7 @@
           <w:p>
             <w:pPr>
               <w:pStyle w:val="Compact"/>
+              <w:jc w:val="left"/>
             </w:pPr>
             <w:r>
               <w:t xml:space="preserve">Quality Assurance (investigator)</w:t>
@@ -562,6 +570,7 @@
           <w:p>
             <w:pPr>
               <w:pStyle w:val="Compact"/>
+              <w:jc w:val="left"/>
             </w:pPr>
             <w:r>
               <w:t xml:space="preserve">—</w:t>
@@ -573,6 +582,7 @@
           <w:p>
             <w:pPr>
               <w:pStyle w:val="Compact"/>
+              <w:jc w:val="left"/>
             </w:pPr>
             <w:r>
               <w:t xml:space="preserve">—</w:t>
@@ -584,6 +594,7 @@
           <w:p>
             <w:pPr>
               <w:pStyle w:val="Compact"/>
+              <w:jc w:val="left"/>
             </w:pPr>
             <w:r>
               <w:t xml:space="preserve">—</w:t>
@@ -597,6 +608,7 @@
           <w:p>
             <w:pPr>
               <w:pStyle w:val="Compact"/>
+              <w:jc w:val="left"/>
             </w:pPr>
             <w:r>
               <w:t xml:space="preserve">Reviewer</w:t>
@@ -608,6 +620,7 @@
           <w:p>
             <w:pPr>
               <w:pStyle w:val="Compact"/>
+              <w:jc w:val="left"/>
             </w:pPr>
             <w:r>
               <w:t xml:space="preserve">Manufacturing Science &amp; Technology</w:t>
@@ -619,6 +632,7 @@
           <w:p>
             <w:pPr>
               <w:pStyle w:val="Compact"/>
+              <w:jc w:val="left"/>
             </w:pPr>
             <w:r>
               <w:t xml:space="preserve">—</w:t>
@@ -630,6 +644,7 @@
           <w:p>
             <w:pPr>
               <w:pStyle w:val="Compact"/>
+              <w:jc w:val="left"/>
             </w:pPr>
             <w:r>
               <w:t xml:space="preserve">—</w:t>
@@ -641,6 +656,7 @@
           <w:p>
             <w:pPr>
               <w:pStyle w:val="Compact"/>
+              <w:jc w:val="left"/>
             </w:pPr>
             <w:r>
               <w:t xml:space="preserve">—</w:t>
@@ -654,6 +670,7 @@
           <w:p>
             <w:pPr>
               <w:pStyle w:val="Compact"/>
+              <w:jc w:val="left"/>
             </w:pPr>
             <w:r>
               <w:t xml:space="preserve">Reviewer</w:t>
@@ -665,6 +682,7 @@
           <w:p>
             <w:pPr>
               <w:pStyle w:val="Compact"/>
+              <w:jc w:val="left"/>
             </w:pPr>
             <w:r>
               <w:t xml:space="preserve">Analytical Development</w:t>
@@ -676,6 +694,7 @@
           <w:p>
             <w:pPr>
               <w:pStyle w:val="Compact"/>
+              <w:jc w:val="left"/>
             </w:pPr>
             <w:r>
               <w:t xml:space="preserve">—</w:t>
@@ -687,6 +706,7 @@
           <w:p>
             <w:pPr>
               <w:pStyle w:val="Compact"/>
+              <w:jc w:val="left"/>
             </w:pPr>
             <w:r>
               <w:t xml:space="preserve">—</w:t>
@@ -698,6 +718,7 @@
           <w:p>
             <w:pPr>
               <w:pStyle w:val="Compact"/>
+              <w:jc w:val="left"/>
             </w:pPr>
             <w:r>
               <w:t xml:space="preserve">—</w:t>
@@ -711,6 +732,7 @@
           <w:p>
             <w:pPr>
               <w:pStyle w:val="Compact"/>
+              <w:jc w:val="left"/>
             </w:pPr>
             <w:r>
               <w:t xml:space="preserve">Reviewer</w:t>
@@ -722,6 +744,7 @@
           <w:p>
             <w:pPr>
               <w:pStyle w:val="Compact"/>
+              <w:jc w:val="left"/>
             </w:pPr>
             <w:r>
               <w:t xml:space="preserve">Statistics</w:t>
@@ -733,6 +756,7 @@
           <w:p>
             <w:pPr>
               <w:pStyle w:val="Compact"/>
+              <w:jc w:val="left"/>
             </w:pPr>
             <w:r>
               <w:t xml:space="preserve">—</w:t>
@@ -744,6 +768,7 @@
           <w:p>
             <w:pPr>
               <w:pStyle w:val="Compact"/>
+              <w:jc w:val="left"/>
             </w:pPr>
             <w:r>
               <w:t xml:space="preserve">—</w:t>
@@ -755,6 +780,7 @@
           <w:p>
             <w:pPr>
               <w:pStyle w:val="Compact"/>
+              <w:jc w:val="left"/>
             </w:pPr>
             <w:r>
               <w:t xml:space="preserve">—</w:t>
@@ -768,6 +794,7 @@
           <w:p>
             <w:pPr>
               <w:pStyle w:val="Compact"/>
+              <w:jc w:val="left"/>
             </w:pPr>
             <w:r>
               <w:t xml:space="preserve">Approver</w:t>
@@ -779,6 +806,7 @@
           <w:p>
             <w:pPr>
               <w:pStyle w:val="Compact"/>
+              <w:jc w:val="left"/>
             </w:pPr>
             <w:r>
               <w:t xml:space="preserve">Head of Quality</w:t>
@@ -790,6 +818,7 @@
           <w:p>
             <w:pPr>
               <w:pStyle w:val="Compact"/>
+              <w:jc w:val="left"/>
             </w:pPr>
             <w:r>
               <w:t xml:space="preserve">—</w:t>
@@ -801,6 +830,7 @@
           <w:p>
             <w:pPr>
               <w:pStyle w:val="Compact"/>
+              <w:jc w:val="left"/>
             </w:pPr>
             <w:r>
               <w:t xml:space="preserve">—</w:t>
@@ -812,6 +842,7 @@
           <w:p>
             <w:pPr>
               <w:pStyle w:val="Compact"/>
+              <w:jc w:val="left"/>
             </w:pPr>
             <w:r>
               <w:t xml:space="preserve">—</w:t>

--- a/pc_package/INV-001_investigation.docx
+++ b/pc_package/INV-001_investigation.docx
@@ -4942,7 +4942,7 @@
                     <w:t xml:space="preserve"> </w:t>
                   </w:r>
                   <w:r>
-                    <w:t xml:space="preserve">Widened on verification: a downstream step did better than the platform worst case at the one-sided 95 % prediction bound of a single batch, on an adequate model.</w:t>
+                    <w:t xml:space="preserve">Widened on verification: a downstream step did better than the platform worst case at the one-sided 95 % prediction bound of a single batch, on a model that meets the first three adequacy criteria of PCMP-001 §7.2.</w:t>
                   </w:r>
                 </w:p>
               </w:tc>
@@ -13074,7 +13074,7 @@
         <w:t xml:space="preserve"> </w:t>
       </w:r>
       <w:r>
-        <w:t xml:space="preserve">gives the result. Of the 7 assumptions that could be tested, 6 were confirmed, because the prediction within the NOR was no worse than the platform value. For 2 of them the single-batch bound was also better than the platform value, on an adequate model, and the criteria upstream were recalculated with the bound. For the increase of acidic variants at low-pH viral inactivation the bound was also better, but the acidic-variant results of that design have no scatter. The model fits them exactly, so the lack-of-fit test and the model F-test cannot be applied, and the platform value stands. For the other three the single-batch bound was not better than the platform value, so the platform value stands.</w:t>
+        <w:t xml:space="preserve">gives the result. Of the 7 assumptions that could be tested, 6 were confirmed, because the prediction within the NOR was no worse than the platform value. For 2 of them the single-batch bound was also better than the platform value, on a model that meets the first three adequacy criteria of PCMP-001 §7.2, and the criteria upstream were recalculated with the bound. For the increase of acidic variants at low-pH viral inactivation the bound was also better, but the acidic-variant results of that design have no scatter. The model fits them exactly, so the lack-of-fit test and the model F-test cannot be applied, and the platform value stands. For the other three the single-batch bound was not better than the platform value, so the platform value stands.</w:t>
       </w:r>
     </w:p>
     <w:tbl>

--- a/pc_package/INV-001_investigation.docx
+++ b/pc_package/INV-001_investigation.docx
@@ -2820,7 +2820,7 @@
         <w:pStyle w:val="BodyText"/>
       </w:pPr>
       <w:r>
-        <w:t xml:space="preserve">Three things are outside the scope. The computation of a proven acceptable range itself, which is how the other parameters are held or varied while one parameter is scanned, is not reviewed here. The experiments themselves are not reviewed either. Finally, the study deviations recorded in the step reports keep the disposition those reports give them.</w:t>
+        <w:t xml:space="preserve">Three things are outside the scope. The computation of a proven acceptable range itself, which is how the other parameters are held or varied while one parameter is scanned, is not reviewed here. The experiments themselves are not reviewed either. Finally, the study events recorded in the step reports keep the outcome those reports give them.</w:t>
       </w:r>
     </w:p>
     <w:p>

--- a/pc_package/INV-001_investigation.docx
+++ b/pc_package/INV-001_investigation.docx
@@ -1797,7 +1797,7 @@
         <w:pStyle w:val="BodyText"/>
       </w:pPr>
       <w:r>
-        <w:t xml:space="preserve">Of the 61 proven acceptable ranges that Version 1.0 reported with the other parameters varying within their NORs, 29 are wider in the re-analysis, 3 are narrower, 3 have moved, 3 no longer give a range and 23 are unchanged. In the re-analysis, acidic variants at the production bioreactor step and XMuLV clearance at the low-pH viral inactivation step do not meet their Version 2.0 criterion across the whole NOR, although each meets it with every parameter at its set-point (§6.3). At Version 2.0, the Protein A report PCR-005 narrows the NOR of protein load, because over the NOR as it was characterized the scale-down model is not qualified for pool host cell protein (§2). The low-pH viral inactivation report PCR-006 moves the NOR and the set-point of inactivation pH lower and narrows the NORs of hold time and temperature, because XMuLV clearance does not meet its claim at the least favourable combination of the NOR as it was characterized (§6.3). The lowest capability index of the drug substance is now that of acidic variants, at 1.03, against its lower limit. No GMP batch was dispositioned on these documents, and there is no product impact (§6.6).</w:t>
+        <w:t xml:space="preserve">Of the 61 proven acceptable ranges that Version 1.0 reported with the other parameters varying within their NORs, 29 are wider in the re-analysis, 3 are narrower, 3 have moved, 3 no longer give a range and 23 are unchanged. In the re-analysis, acidic variants at the production bioreactor step and XMuLV clearance at the low-pH viral inactivation step do not meet their Version 2.0 criterion across the whole NOR, although each meets it with every parameter at its set-point (§6.3). At Version 2.0, the Protein A report PCR-005 keeps the NOR in force and flags it for discussion with manufacturing, because over that NOR the scale-down model is not qualified for pool host cell protein (§2). The low-pH viral inactivation report PCR-006 moves the NOR and the set-point of inactivation pH lower and narrows the NORs of hold time and temperature, because XMuLV clearance does not meet its claim at the least favourable combination of the NOR as it was characterized (§6.3). The lowest capability index of the drug substance is now that of acidic variants, at 1.03, against its lower limit. No GMP batch was dispositioned on these documents, and there is no product impact (§6.6).</w:t>
       </w:r>
     </w:p>
     <w:bookmarkEnd w:id="23"/>
@@ -2828,7 +2828,7 @@
         <w:pStyle w:val="BodyText"/>
       </w:pPr>
       <w:r>
-        <w:t xml:space="preserve">The re-analysis in §6 uses the same designed experiments and the same results as Version 1.0, with two additions. The first is the fragment results by nrCE-SDS of the designed experiments. They were measured before Version 1.0 was approved (§4.7), in the cation exchange response surface study, in the re-executed anion exchange design, in the virus filtration design and in the retests of retained samples (S-PA-RET and S-VI-RET), but Version 1.0 did not report them. The second is 6 further set-point runs of the Protein A scale-down model (study S-PA-SDM2), made from 2026-09-07 to 2026-09-11, during the investigation.</w:t>
+        <w:t xml:space="preserve">The re-analysis in §6 uses the same designed experiments and the same results as Version 1.0, with three additions. The first is the fragment results by nrCE-SDS of the designed experiments. They were measured before Version 1.0 was approved (§4.7), in the cation exchange response surface study, in the re-executed anion exchange design, in the virus filtration design and in the retests of retained samples (S-PA-RET and S-VI-RET), but Version 1.0 did not report them. The second is 6 further set-point runs of the Protein A scale-down model (study S-PA-SDM2), made from 2026-09-07 to 2026-09-11, during the investigation. The third is the UF/DF univariate study S-UFDF-UNI2. Only its aggregate results enter the re-analysis, in the verification of the platform worst cases (§6.2).</w:t>
       </w:r>
     </w:p>
     <w:p>
@@ -2836,7 +2836,7 @@
         <w:pStyle w:val="BodyText"/>
       </w:pPr>
       <w:r>
-        <w:t xml:space="preserve">The Protein A plan, PCP-005, had planned 3 set-point runs for the qualification of that model (study S-PA-SDM). The further runs were made during the re-analysis, to narrow the confidence interval of the offset of the model for pool host cell protein. Of the Protein A pool attributes, host cell protein comes nearest its criterion of 17,069 ng/mg. On the model that PCR-005 Version 2.0 uses, its upper 95 % prediction limit over the NOR as characterized is 92 % of the criterion, and it rises with lower elution buffer pH and higher protein load. That model is fitted on the log scale, so the offset is a difference of mean logarithms. It is stated as a ratio, the geometric mean of the scale-down runs divided by that of the manufacturing-scale batches. On the planned runs alone, the ratio is 0.935, with a 90 % confidence interval of 0.795 to 1.100. On all runs it is 0.973, with an interval of 0.891 to 1.063. The plan did not foresee the further runs, so the Protein A report PCR-005 Version 2.0 records them as PD-005-01, a discrepancy from the plan. They are not a deviation, because no approved procedure or GMP requirement was departed from.</w:t>
+        <w:t xml:space="preserve">The Protein A plan, PCP-005, had planned 3 set-point runs for the qualification of that model (study S-PA-SDM). The further runs were made during the re-analysis, to narrow the confidence interval of the offset of the model for pool host cell protein. Of the Protein A pool attributes, host cell protein comes nearest its criterion of 16,719 ng/mg. On the model that PCR-005 Version 2.0 uses, its upper 95 % prediction limit over the NOR as characterized is 94 % of the criterion, and it rises with lower elution buffer pH and higher protein load. That model is fitted on the log scale, so the offset is a difference of mean logarithms. It is stated as a ratio, the geometric mean of the scale-down runs divided by that of the manufacturing-scale batches. On the planned runs alone, the ratio is 0.935, with a 90 % confidence interval of 0.795 to 1.100. On all runs it is 0.973, with an interval of 0.891 to 1.063. The plan did not foresee the further runs, so the Protein A report PCR-005 Version 2.0 records them as PD-005-01, a discrepancy from the plan. They are not a deviation, because no approved procedure or GMP requirement was departed from.</w:t>
       </w:r>
     </w:p>
     <w:p>
@@ -2844,7 +2844,7 @@
         <w:pStyle w:val="BodyText"/>
       </w:pPr>
       <w:r>
-        <w:t xml:space="preserve">A scale-down model is qualified for an output when the conclusion against its criterion over the NOR is the same with the offset at either end of that interval (§6.1). Over the NOR as characterized, the model is not qualified for pool host cell protein, on the planned runs alone or on all runs. With the ratio at the low end of its interval, which raises the prediction at manufacturing scale, the upper prediction limit over that NOR is 17,143 ng/mg on all runs, above the criterion. The Protein A report PCR-005 Version 2.0 therefore narrows the NOR of protein load at its high end, from 20–40 g/L resin to 20–39 g/L resin. Over the narrowed NOR, that limit is 16,763 ng/mg on all runs, and the model is qualified. On the planned runs alone it is 18,786 ng/mg, and the model would not be qualified. The further runs therefore made the qualification possible. The decision to make them was taken after the result on the planned runs was known. The qualification therefore rests on runs added after a result was seen, and this is a limitation of it. The qualification rule and the criterion were not changed, and only the number of runs grew. For leached Protein A the model is qualified on either set of runs.</w:t>
+        <w:t xml:space="preserve">A scale-down model is qualified for an output when the conclusion against its criterion over the NOR is the same with the offset at either end of that interval (§6.1). Over the NOR, the model is not qualified for pool host cell protein, on the planned runs alone or on all runs. The conclusion holds with the ratio at its estimate. With the ratio at the low end of its interval, which raises the prediction at manufacturing scale, the upper prediction limit over the NOR is 17,143 ng/mg on all runs, above the criterion. NORs come from production, and an offset does not narrow them. The Protein A report PCR-005 Version 2.0 therefore keeps the NOR in force, states that the model is not qualified for pool host cell protein over it, and flags the NOR for discussion with manufacturing. The further runs narrowed the interval but did not change the conclusion. The decision to make them was taken after the result on the planned runs was known. The qualification rule and the criterion were not changed, and only the number of runs grew. For leached Protein A the model is qualified on either set of runs.</w:t>
       </w:r>
     </w:p>
     <w:bookmarkEnd w:id="26"/>
@@ -3379,7 +3379,7 @@
                     <w:jc w:val="center"/>
                   </w:pPr>
                   <w:r>
-                    <w:t xml:space="preserve">≤ 6.46</w:t>
+                    <w:t xml:space="preserve">≤ 6.30</w:t>
                   </w:r>
                 </w:p>
               </w:tc>
@@ -3775,7 +3775,7 @@
                     <w:jc w:val="center"/>
                   </w:pPr>
                   <w:r>
-                    <w:t xml:space="preserve">≤ 17,069</w:t>
+                    <w:t xml:space="preserve">≤ 16,719</w:t>
                   </w:r>
                 </w:p>
               </w:tc>
@@ -3940,7 +3940,7 @@
                     <w:jc w:val="center"/>
                   </w:pPr>
                   <w:r>
-                    <w:t xml:space="preserve">≤ 7.02</w:t>
+                    <w:t xml:space="preserve">≤ 6.84</w:t>
                   </w:r>
                 </w:p>
               </w:tc>
@@ -4176,19 +4176,31 @@
                     <w:jc w:val="center"/>
                   </w:pPr>
                   <w:r>
-                    <w:t xml:space="preserve">≤ 5.00</w:t>
-                  </w:r>
-                </w:p>
-              </w:tc>
-              <w:tc>
-                <w:tcPr/>
-                <w:p>
-                  <w:pPr>
-                    <w:pStyle w:val="Compact"/>
-                    <w:jc w:val="center"/>
-                  </w:pPr>
-                  <w:r>
-                    <w:t xml:space="preserve">Drug substance</w:t>
+                    <w:t xml:space="preserve">≤ 4.90</w:t>
+                  </w:r>
+                </w:p>
+              </w:tc>
+              <w:tc>
+                <w:tcPr/>
+                <w:p>
+                  <w:pPr>
+                    <w:pStyle w:val="Compact"/>
+                    <w:jc w:val="center"/>
+                  </w:pPr>
+                  <w:r>
+                    <w:t xml:space="preserve">Carried back, tightened</w:t>
+                  </w:r>
+                  <w:r>
+                    <w:rPr>
+                      <w:vertAlign w:val="superscript"/>
+                    </w:rPr>
+                    <w:t xml:space="preserve">b)</w:t>
+                  </w:r>
+                  <w:r>
+                    <w:t xml:space="preserve"> </w:t>
+                  </w:r>
+                  <w:r>
+                    <w:t xml:space="preserve">from ≤ 5.00</w:t>
                   </w:r>
                 </w:p>
               </w:tc>
@@ -4247,7 +4259,7 @@
                     <w:jc w:val="center"/>
                   </w:pPr>
                   <w:r>
-                    <w:t xml:space="preserve">≤ 427</w:t>
+                    <w:t xml:space="preserve">≤ 418</w:t>
                   </w:r>
                 </w:p>
               </w:tc>
@@ -10730,7 +10742,7 @@
         <w:t xml:space="preserve"> </w:t>
       </w:r>
       <w:r>
-        <w:t xml:space="preserve">gives the 22 criteria with their derivation. Of these, 9 are the drug-substance criterion applied directly, 8 are carried back through the downstream steps, and 5 are platform viral clearance claims. When the platform worst cases were verified (§6.2), 2 of the back-calculated criteria were tightened and 3 were widened. The criterion for aggregates at the production bioreactor step is counted in both, because one downstream step tightened it and another widened it.</w:t>
+        <w:t xml:space="preserve">gives the 22 criteria with their derivation. Of these, 8 are the drug-substance criterion applied directly, 9 are carried back through the downstream steps, and 5 are platform viral clearance claims. When the platform worst cases were verified (§6.2), 3 of the back-calculated criteria were tightened and 3 were widened. The criterion for aggregates at the production bioreactor step is counted in both, because two downstream steps tightened it and another widened it.</w:t>
       </w:r>
     </w:p>
     <w:tbl>
@@ -10994,7 +11006,7 @@
                     <w:jc w:val="center"/>
                   </w:pPr>
                   <w:r>
-                    <w:t xml:space="preserve">171</w:t>
+                    <w:t xml:space="preserve">167</w:t>
                   </w:r>
                 </w:p>
               </w:tc>
@@ -11018,7 +11030,7 @@
                     <w:jc w:val="center"/>
                   </w:pPr>
                   <w:r>
-                    <w:t xml:space="preserve">≤ 17,069</w:t>
+                    <w:t xml:space="preserve">≤ 16,719</w:t>
                   </w:r>
                 </w:p>
               </w:tc>
@@ -11080,7 +11092,7 @@
                     <w:jc w:val="center"/>
                   </w:pPr>
                   <w:r>
-                    <w:t xml:space="preserve">4.27</w:t>
+                    <w:t xml:space="preserve">4.18</w:t>
                   </w:r>
                 </w:p>
               </w:tc>
@@ -11104,7 +11116,7 @@
                     <w:jc w:val="center"/>
                   </w:pPr>
                   <w:r>
-                    <w:t xml:space="preserve">≤ 427</w:t>
+                    <w:t xml:space="preserve">≤ 418</w:t>
                   </w:r>
                 </w:p>
               </w:tc>
@@ -11274,19 +11286,19 @@
                     <w:jc w:val="center"/>
                   </w:pPr>
                   <w:r>
-                    <w:t xml:space="preserve">0.56</w:t>
-                  </w:r>
-                </w:p>
-              </w:tc>
-              <w:tc>
-                <w:tcPr/>
-                <w:p>
-                  <w:pPr>
-                    <w:pStyle w:val="Compact"/>
-                    <w:jc w:val="center"/>
-                  </w:pPr>
-                  <w:r>
-                    <w:t xml:space="preserve">≤ 6.46</w:t>
+                    <w:t xml:space="preserve">0.64</w:t>
+                  </w:r>
+                </w:p>
+              </w:tc>
+              <w:tc>
+                <w:tcPr/>
+                <w:p>
+                  <w:pPr>
+                    <w:pStyle w:val="Compact"/>
+                    <w:jc w:val="center"/>
+                  </w:pPr>
+                  <w:r>
+                    <w:t xml:space="preserve">≤ 6.30</w:t>
                   </w:r>
                 </w:p>
               </w:tc>
@@ -11372,19 +11384,19 @@
                     <w:jc w:val="center"/>
                   </w:pPr>
                   <w:r>
-                    <w:t xml:space="preserve">0.00</w:t>
-                  </w:r>
-                </w:p>
-              </w:tc>
-              <w:tc>
-                <w:tcPr/>
-                <w:p>
-                  <w:pPr>
-                    <w:pStyle w:val="Compact"/>
-                    <w:jc w:val="center"/>
-                  </w:pPr>
-                  <w:r>
-                    <w:t xml:space="preserve">≤ 7.02</w:t>
+                    <w:t xml:space="preserve">0.10</w:t>
+                  </w:r>
+                </w:p>
+              </w:tc>
+              <w:tc>
+                <w:tcPr/>
+                <w:p>
+                  <w:pPr>
+                    <w:pStyle w:val="Compact"/>
+                    <w:jc w:val="center"/>
+                  </w:pPr>
+                  <w:r>
+                    <w:t xml:space="preserve">≤ 6.84</w:t>
                   </w:r>
                 </w:p>
               </w:tc>
@@ -11458,37 +11470,37 @@
                     <w:jc w:val="center"/>
                   </w:pPr>
                   <w:r>
-                    <w:t xml:space="preserve">0.00</w:t>
-                  </w:r>
-                </w:p>
-              </w:tc>
-              <w:tc>
-                <w:tcPr/>
-                <w:p>
-                  <w:pPr>
-                    <w:pStyle w:val="Compact"/>
-                    <w:jc w:val="center"/>
-                  </w:pPr>
-                  <w:r>
-                    <w:t xml:space="preserve">≤ 5.00</w:t>
-                  </w:r>
-                </w:p>
-              </w:tc>
-              <w:tc>
-                <w:tcPr/>
-                <w:p>
-                  <w:pPr>
-                    <w:pStyle w:val="Compact"/>
-                    <w:jc w:val="center"/>
-                  </w:pPr>
-                  <w:r>
-                    <w:t xml:space="preserve">DS criterion</w:t>
+                    <w:t xml:space="preserve">0.10</w:t>
+                  </w:r>
+                </w:p>
+              </w:tc>
+              <w:tc>
+                <w:tcPr/>
+                <w:p>
+                  <w:pPr>
+                    <w:pStyle w:val="Compact"/>
+                    <w:jc w:val="center"/>
+                  </w:pPr>
+                  <w:r>
+                    <w:t xml:space="preserve">≤ 4.90</w:t>
+                  </w:r>
+                </w:p>
+              </w:tc>
+              <w:tc>
+                <w:tcPr/>
+                <w:p>
+                  <w:pPr>
+                    <w:pStyle w:val="Compact"/>
+                    <w:jc w:val="center"/>
+                  </w:pPr>
+                  <w:r>
+                    <w:t xml:space="preserve">Carried back, tightened</w:t>
                   </w:r>
                   <w:r>
                     <w:rPr>
                       <w:vertAlign w:val="superscript"/>
                     </w:rPr>
-                    <w:t xml:space="preserve">b)</w:t>
+                    <w:t xml:space="preserve">c)</w:t>
                   </w:r>
                 </w:p>
               </w:tc>
@@ -13057,7 +13069,7 @@
         <w:pStyle w:val="FirstParagraph"/>
       </w:pPr>
       <w:r>
-        <w:t xml:space="preserve">The platform worst cases are assumptions about A-Mab. Each was checked against the data of the downstream step it describes, under the first rule of CA1 in §6.1. The value observed at the edges of the characterization range is shown for information.</w:t>
+        <w:t xml:space="preserve">The platform worst cases are assumptions about A-Mab. Each was checked against the data of the downstream step it describes, under the first rule of CA1 in §6.1. Each prediction of the downstream step is converted to manufacturing scale with the offset of its scale-down model before the fold or the increase is computed, under the second rule of CA1. The value observed at the edges of the characterization range is shown for information.</w:t>
       </w:r>
       <w:r>
         <w:t xml:space="preserve"> </w:t>
@@ -13074,7 +13086,7 @@
         <w:t xml:space="preserve"> </w:t>
       </w:r>
       <w:r>
-        <w:t xml:space="preserve">gives the result. Of the 7 assumptions that could be tested, 6 were confirmed, because the prediction within the NOR was no worse than the platform value. For 2 of them the single-batch bound was also better than the platform value, on a model that meets the first three adequacy criteria of PCMP-001 §7.2, and the criteria upstream were recalculated with the bound. For the increase of acidic variants at low-pH viral inactivation the bound was also better, but the acidic-variant results of that design have no scatter. The model fits them exactly, so the lack-of-fit test and the model F-test cannot be applied, and the platform value stands. For the other three the single-batch bound was not better than the platform value, so the platform value stands.</w:t>
+        <w:t xml:space="preserve">gives the result. Of the 8 assumptions that could be tested, 6 were confirmed, because the prediction within the NOR was no worse than the platform value. For 2 of them the single-batch bound was also better than the platform value, on a model that meets the first three adequacy criteria of PCMP-001 §7.2, and the criteria upstream were recalculated with the bound. For the increase of acidic variants at low-pH viral inactivation the bound was also better, but the acidic-variant results of that design have no scatter. The model fits them exactly, so the lack-of-fit test and the model F-test cannot be applied, and the platform value stands. For the other three the single-batch bound was not better than the platform value, so the platform value stands.</w:t>
       </w:r>
     </w:p>
     <w:tbl>
@@ -13379,31 +13391,31 @@
                     <w:jc w:val="center"/>
                   </w:pPr>
                   <w:r>
-                    <w:t xml:space="preserve">0.84</w:t>
-                  </w:r>
-                </w:p>
-              </w:tc>
-              <w:tc>
-                <w:tcPr/>
-                <w:p>
-                  <w:pPr>
-                    <w:pStyle w:val="Compact"/>
-                    <w:jc w:val="center"/>
-                  </w:pPr>
-                  <w:r>
-                    <w:t xml:space="preserve">0.53</w:t>
-                  </w:r>
-                </w:p>
-              </w:tc>
-              <w:tc>
-                <w:tcPr/>
-                <w:p>
-                  <w:pPr>
-                    <w:pStyle w:val="Compact"/>
-                    <w:jc w:val="center"/>
-                  </w:pPr>
-                  <w:r>
-                    <w:t xml:space="preserve">0.56</w:t>
+                    <w:t xml:space="preserve">0.82</w:t>
+                  </w:r>
+                </w:p>
+              </w:tc>
+              <w:tc>
+                <w:tcPr/>
+                <w:p>
+                  <w:pPr>
+                    <w:pStyle w:val="Compact"/>
+                    <w:jc w:val="center"/>
+                  </w:pPr>
+                  <w:r>
+                    <w:t xml:space="preserve">0.50</w:t>
+                  </w:r>
+                </w:p>
+              </w:tc>
+              <w:tc>
+                <w:tcPr/>
+                <w:p>
+                  <w:pPr>
+                    <w:pStyle w:val="Compact"/>
+                    <w:jc w:val="center"/>
+                  </w:pPr>
+                  <w:r>
+                    <w:t xml:space="preserve">0.54</w:t>
                   </w:r>
                 </w:p>
               </w:tc>
@@ -13569,31 +13581,31 @@
                     <w:jc w:val="center"/>
                   </w:pPr>
                   <w:r>
-                    <w:t xml:space="preserve">0.60</w:t>
-                  </w:r>
-                </w:p>
-              </w:tc>
-              <w:tc>
-                <w:tcPr/>
-                <w:p>
-                  <w:pPr>
-                    <w:pStyle w:val="Compact"/>
-                    <w:jc w:val="center"/>
-                  </w:pPr>
-                  <w:r>
-                    <w:t xml:space="preserve">0.40</w:t>
-                  </w:r>
-                </w:p>
-              </w:tc>
-              <w:tc>
-                <w:tcPr/>
-                <w:p>
-                  <w:pPr>
-                    <w:pStyle w:val="Compact"/>
-                    <w:jc w:val="center"/>
-                  </w:pPr>
-                  <w:r>
-                    <w:t xml:space="preserve">0.40</w:t>
+                    <w:t xml:space="preserve">0.33</w:t>
+                  </w:r>
+                </w:p>
+              </w:tc>
+              <w:tc>
+                <w:tcPr/>
+                <w:p>
+                  <w:pPr>
+                    <w:pStyle w:val="Compact"/>
+                    <w:jc w:val="center"/>
+                  </w:pPr>
+                  <w:r>
+                    <w:t xml:space="preserve">0.13</w:t>
+                  </w:r>
+                </w:p>
+              </w:tc>
+              <w:tc>
+                <w:tcPr/>
+                <w:p>
+                  <w:pPr>
+                    <w:pStyle w:val="Compact"/>
+                    <w:jc w:val="center"/>
+                  </w:pPr>
+                  <w:r>
+                    <w:t xml:space="preserve">0.13</w:t>
                   </w:r>
                 </w:p>
               </w:tc>
@@ -13677,31 +13689,31 @@
                     <w:jc w:val="center"/>
                   </w:pPr>
                   <w:r>
-                    <w:t xml:space="preserve">30.3</w:t>
-                  </w:r>
-                </w:p>
-              </w:tc>
-              <w:tc>
-                <w:tcPr/>
-                <w:p>
-                  <w:pPr>
-                    <w:pStyle w:val="Compact"/>
-                    <w:jc w:val="center"/>
-                  </w:pPr>
-                  <w:r>
-                    <w:t xml:space="preserve">44.9</w:t>
-                  </w:r>
-                </w:p>
-              </w:tc>
-              <w:tc>
-                <w:tcPr/>
-                <w:p>
-                  <w:pPr>
-                    <w:pStyle w:val="Compact"/>
-                    <w:jc w:val="center"/>
-                  </w:pPr>
-                  <w:r>
-                    <w:t xml:space="preserve">36.7</w:t>
+                    <w:t xml:space="preserve">27.2</w:t>
+                  </w:r>
+                </w:p>
+              </w:tc>
+              <w:tc>
+                <w:tcPr/>
+                <w:p>
+                  <w:pPr>
+                    <w:pStyle w:val="Compact"/>
+                    <w:jc w:val="center"/>
+                  </w:pPr>
+                  <w:r>
+                    <w:t xml:space="preserve">40.2</w:t>
+                  </w:r>
+                </w:p>
+              </w:tc>
+              <w:tc>
+                <w:tcPr/>
+                <w:p>
+                  <w:pPr>
+                    <w:pStyle w:val="Compact"/>
+                    <w:jc w:val="center"/>
+                  </w:pPr>
+                  <w:r>
+                    <w:t xml:space="preserve">32.9</w:t>
                   </w:r>
                 </w:p>
               </w:tc>
@@ -13769,7 +13781,7 @@
                     <w:jc w:val="center"/>
                   </w:pPr>
                   <w:r>
-                    <w:t xml:space="preserve">1.01</w:t>
+                    <w:t xml:space="preserve">1.00</w:t>
                   </w:r>
                 </w:p>
               </w:tc>
@@ -14033,31 +14045,31 @@
                     <w:jc w:val="center"/>
                   </w:pPr>
                   <w:r>
-                    <w:t xml:space="preserve">3.63</w:t>
-                  </w:r>
-                </w:p>
-              </w:tc>
-              <w:tc>
-                <w:tcPr/>
-                <w:p>
-                  <w:pPr>
-                    <w:pStyle w:val="Compact"/>
-                    <w:jc w:val="center"/>
-                  </w:pPr>
-                  <w:r>
-                    <w:t xml:space="preserve">5.51</w:t>
-                  </w:r>
-                </w:p>
-              </w:tc>
-              <w:tc>
-                <w:tcPr/>
-                <w:p>
-                  <w:pPr>
-                    <w:pStyle w:val="Compact"/>
-                    <w:jc w:val="center"/>
-                  </w:pPr>
-                  <w:r>
-                    <w:t xml:space="preserve">4.27</w:t>
+                    <w:t xml:space="preserve">3.55</w:t>
+                  </w:r>
+                </w:p>
+              </w:tc>
+              <w:tc>
+                <w:tcPr/>
+                <w:p>
+                  <w:pPr>
+                    <w:pStyle w:val="Compact"/>
+                    <w:jc w:val="center"/>
+                  </w:pPr>
+                  <w:r>
+                    <w:t xml:space="preserve">5.40</w:t>
+                  </w:r>
+                </w:p>
+              </w:tc>
+              <w:tc>
+                <w:tcPr/>
+                <w:p>
+                  <w:pPr>
+                    <w:pStyle w:val="Compact"/>
+                    <w:jc w:val="center"/>
+                  </w:pPr>
+                  <w:r>
+                    <w:t xml:space="preserve">4.18</w:t>
                   </w:r>
                 </w:p>
               </w:tc>
@@ -14140,6 +14152,110 @@
                       <w:vertAlign w:val="superscript"/>
                     </w:rPr>
                     <w:t xml:space="preserve">d)</w:t>
+                  </w:r>
+                </w:p>
+              </w:tc>
+            </w:tr>
+            <w:tr>
+              <w:tc>
+                <w:tcPr/>
+                <w:p>
+                  <w:pPr>
+                    <w:pStyle w:val="Compact"/>
+                    <w:jc w:val="center"/>
+                  </w:pPr>
+                  <w:r>
+                    <w:t xml:space="preserve">UF/DF</w:t>
+                  </w:r>
+                </w:p>
+              </w:tc>
+              <w:tc>
+                <w:tcPr/>
+                <w:p>
+                  <w:pPr>
+                    <w:pStyle w:val="Compact"/>
+                    <w:jc w:val="center"/>
+                  </w:pPr>
+                  <w:r>
+                    <w:t xml:space="preserve">Aggregates, HMW</w:t>
+                  </w:r>
+                </w:p>
+              </w:tc>
+              <w:tc>
+                <w:tcPr/>
+                <w:p>
+                  <w:pPr>
+                    <w:pStyle w:val="Compact"/>
+                    <w:jc w:val="center"/>
+                  </w:pPr>
+                  <w:r>
+                    <w:t xml:space="preserve">Increase, largest (points)</w:t>
+                  </w:r>
+                </w:p>
+              </w:tc>
+              <w:tc>
+                <w:tcPr/>
+                <w:p>
+                  <w:pPr>
+                    <w:pStyle w:val="Compact"/>
+                    <w:jc w:val="center"/>
+                  </w:pPr>
+                  <w:r>
+                    <w:t xml:space="preserve">0.00</w:t>
+                  </w:r>
+                </w:p>
+              </w:tc>
+              <w:tc>
+                <w:tcPr/>
+                <w:p>
+                  <w:pPr>
+                    <w:pStyle w:val="Compact"/>
+                    <w:jc w:val="center"/>
+                  </w:pPr>
+                  <w:r>
+                    <w:t xml:space="preserve">0.07</w:t>
+                  </w:r>
+                </w:p>
+              </w:tc>
+              <w:tc>
+                <w:tcPr/>
+                <w:p>
+                  <w:pPr>
+                    <w:pStyle w:val="Compact"/>
+                    <w:jc w:val="center"/>
+                  </w:pPr>
+                  <w:r>
+                    <w:t xml:space="preserve">0.06</w:t>
+                  </w:r>
+                </w:p>
+              </w:tc>
+              <w:tc>
+                <w:tcPr/>
+                <w:p>
+                  <w:pPr>
+                    <w:pStyle w:val="Compact"/>
+                    <w:jc w:val="center"/>
+                  </w:pPr>
+                  <w:r>
+                    <w:t xml:space="preserve">0.10</w:t>
+                  </w:r>
+                </w:p>
+              </w:tc>
+              <w:tc>
+                <w:tcPr/>
+                <w:p>
+                  <w:pPr>
+                    <w:pStyle w:val="Compact"/>
+                    <w:jc w:val="center"/>
+                  </w:pPr>
+                  <w:r>
+                    <w:t xml:space="preserve">Not confirmed, tightened</w:t>
+                  </w:r>
+                  <w:r>
+                    <w:rPr>
+                      <w:vertAlign w:val="superscript"/>
+                    </w:rPr>
+                    <w:t xml:space="preserve">c)</w:t>
                   </w:r>
                 </w:p>
               </w:tc>
@@ -14271,7 +14387,7 @@
         <w:pStyle w:val="BodyText"/>
       </w:pPr>
       <w:r>
-        <w:t xml:space="preserve">At the edges of the characterization range, cation exchange cleared host cell protein 30.3-fold, short of the platform worst case of 40.0-fold. Within the NOR, the lowest clearance the model predicts is 44.9-fold, and the single-batch bound is 36.7-fold. The edges of the characterization range lie outside the NOR, so the edge value does not decide the criterion. The prediction within the NOR confirms the platform value. The single-batch bound is below it, so the platform value of 40.0-fold stands for cation exchange. The verification used the models that INV-002 corrective action CA3 selects for each output (§2). At anion exchange, the single-batch bound for host cell protein is 4.27-fold, which is better than the platform value of 4.00-fold. The anion exchange model passes the adequacy tests, so this bound replaced the platform value. The anion exchange bound widened the cation exchange criterion for host cell protein from 400 to 427 ng/mg. Carried back through the platform value at cation exchange and this bound at anion exchange, the Protein A criterion for host cell protein was widened from 16,000 to 17,069 ng/mg. The Protein A criterion is also wider than the Version 1.0 limit of 10,724 ng/mg, which was never an approved criterion (finding F1). In all, 3 criteria were widened, for aggregates at the production bioreactor step, host cell protein at the Protein A step and host cell protein at the cation exchange step.</w:t>
+        <w:t xml:space="preserve">At the edges of the characterization range, cation exchange cleared host cell protein 27.2-fold, short of the platform worst case of 40.0-fold. Within the NOR, the lowest clearance the model predicts is 40.2-fold, and the single-batch bound is 32.9-fold. The edges of the characterization range lie outside the NOR, so the edge value does not decide the criterion. The prediction within the NOR confirms the platform value. The single-batch bound is below it, so the platform value of 40.0-fold stands for cation exchange. The verification used the models that INV-002 corrective action CA3 selects for each output (§2). At anion exchange, the single-batch bound for host cell protein is 4.18-fold, which is better than the platform value of 4.00-fold. The anion exchange model passes the adequacy tests, so this bound replaced the platform value. The anion exchange bound widened the cation exchange criterion for host cell protein from 400 to 418 ng/mg. Carried back through the platform value at cation exchange and this bound at anion exchange, the Protein A criterion for host cell protein was widened from 16,000 to 16,719 ng/mg. The Protein A criterion is also wider than the Version 1.0 limit of 10,724 ng/mg, which was never an approved criterion (finding F1). In all, 3 criteria were widened, for aggregates at the production bioreactor step, host cell protein at the Protein A step and host cell protein at the cation exchange step.</w:t>
       </w:r>
       <w:r>
         <w:t xml:space="preserve"> </w:t>
@@ -14296,7 +14412,7 @@
         <w:pStyle w:val="BodyText"/>
       </w:pPr>
       <w:r>
-        <w:t xml:space="preserve">One assumption was not confirmed. The platform worst case for aggregate at cation exchange is a fold clearance of 2.0. Within its NOR, the lowest fold clearance the response surface model of this campaign predicts is 1.58, and the single-batch bound is 1.40. The aggregate criteria upstream of cation exchange were recalculated with the bound, and the 2 aggregate criteria at the production bioreactor and low-pH viral inactivation steps were tightened. At the bioreactor the same criterion was also widened, because the single-batch bound of the aggregate increase at low-pH viral inactivation, 0.56 percentage points, is smaller than the platform value of 0.70. The platform value is an increase over a hold of 180 min. The A-Mab value is an increase within the NOR as characterized, where the hold lasts at most 120 min. For aggregate, the largest increase measured at the edges of the range studied, which include a hold of 180 min, is 0.84 points, above the platform value. That criterion therefore moved because the A-Mab hold is shorter, not because A-Mab is more stable at low pH. The criterion is still right, because routine manufacture does not hold longer than the NOR. The acidic-variant increase at low-pH viral inactivation, 0.40 points, is also below its platform value of 1.00, but its model fits exactly, so the bioreactor criterion for acidic variants stays at its a priori value. Against the tightened criteria, every aggregate proven acceptable range at these two steps still spans the whole characterization range, so the tightening moved no range.</w:t>
+        <w:t xml:space="preserve">Two assumptions were not confirmed, both for aggregate. The platform worst case for aggregate at cation exchange is a fold clearance of 2.0. Within its NOR, the lowest fold clearance the response surface model of this campaign predicts is 1.58, and the single-batch bound is 1.40. PCMP-001 assumed that no step after cation exchange changes aggregate. UF/DF raises it within its NOR, and the single-batch bound of the increase is 0.10 percentage points. The aggregate criteria upstream were recalculated with both bounds, and the 3 aggregate criteria at the production bioreactor, low-pH viral inactivation and cation exchange steps were tightened. The cation exchange criterion moved on the UF/DF bound alone, from the drug-substance criterion of 5 % to 4.90 %. At the bioreactor the aggregate criterion was also widened, because the single-batch bound of the aggregate increase at low-pH viral inactivation, 0.54 percentage points, is smaller than the platform value of 0.70. The platform value is an increase over a hold of 180 min. The A-Mab value is an increase within the NOR as characterized, where the hold lasts at most 120 min. For aggregate, the largest increase measured at the edges of the range studied, which include a hold of 180 min, is 0.82 points, above the platform value. That criterion therefore moved because the A-Mab hold is shorter, not because A-Mab is more stable at low pH. The criterion is still right, because routine manufacture does not hold longer than the NOR. The acidic-variant increase at low-pH viral inactivation, 0.13 points, is also below its platform value of 1.00, but its model fits exactly, so the bioreactor criterion for acidic variants stays at its a priori value. Against the tightened criteria, every aggregate proven acceptable range at these steps still spans the whole characterization range, so the tightening moved no range.</w:t>
       </w:r>
     </w:p>
     <w:p>
@@ -15340,7 +15456,7 @@
         <w:pStyle w:val="BodyText"/>
       </w:pPr>
       <w:r>
-        <w:t xml:space="preserve">At cation exchange, the Version 1.0 aggregate criterion of 1.00 % HMW was the drug-substance criterion divided by a safety factor of 5.0. Against it, the proven acceptable range for protein load, with the other parameters varying within their NORs, was 10–27.6 g/L resin. That range did not reach the upper end of the protein load NOR at 32 g/L resin. Against the Version 2.0 criterion of 5 %, the range is 10–40 g/L resin, and it covers the upper end of the NOR. At the bioreactor, the range for dissolved CO2 judged on galactosylation, computed the same way, was 74.5–160 mmHg at Version 1.0. It did not reach the lower end of the NOR at 70 mmHg. Judged against the drug-substance criterion, it is 40–160 mmHg.</w:t>
+        <w:t xml:space="preserve">At cation exchange, the Version 1.0 aggregate criterion of 1.00 % HMW was the drug-substance criterion divided by a safety factor of 5.0. Against it, the proven acceptable range for protein load, with the other parameters varying within their NORs, was 10–27.6 g/L resin. That range did not reach the upper end of the protein load NOR at 32 g/L resin. Against the Version 2.0 criterion of 4.90 %, the range is 10–40 g/L resin, and it covers the upper end of the NOR. At the bioreactor, the range for dissolved CO2 judged on galactosylation, computed the same way, was 74.5–160 mmHg at Version 1.0. It did not reach the lower end of the NOR at 70 mmHg. Judged against the drug-substance criterion, it is 40–160 mmHg.</w:t>
       </w:r>
     </w:p>
     <w:p>
@@ -15854,7 +15970,7 @@
                     <w:jc w:val="center"/>
                   </w:pPr>
                   <w:r>
-                    <w:t xml:space="preserve">≤ 6.46</w:t>
+                    <w:t xml:space="preserve">≤ 6.30</w:t>
                   </w:r>
                 </w:p>
               </w:tc>
@@ -15930,7 +16046,7 @@
                     <w:jc w:val="center"/>
                   </w:pPr>
                   <w:r>
-                    <w:t xml:space="preserve">≤ 17,069</w:t>
+                    <w:t xml:space="preserve">≤ 16,719</w:t>
                   </w:r>
                 </w:p>
               </w:tc>
@@ -16148,7 +16264,7 @@
                     <w:jc w:val="center"/>
                   </w:pPr>
                   <w:r>
-                    <w:t xml:space="preserve">≤ 7.02</w:t>
+                    <w:t xml:space="preserve">≤ 6.84</w:t>
                   </w:r>
                 </w:p>
               </w:tc>
@@ -16366,7 +16482,7 @@
                     <w:jc w:val="center"/>
                   </w:pPr>
                   <w:r>
-                    <w:t xml:space="preserve">≤ 5.00</w:t>
+                    <w:t xml:space="preserve">≤ 4.90</w:t>
                   </w:r>
                 </w:p>
               </w:tc>
@@ -16437,7 +16553,7 @@
                     <w:jc w:val="center"/>
                   </w:pPr>
                   <w:r>
-                    <w:t xml:space="preserve">≤ 427</w:t>
+                    <w:t xml:space="preserve">≤ 418</w:t>
                   </w:r>
                 </w:p>
               </w:tc>
@@ -17398,7 +17514,7 @@
         <w:pStyle w:val="FirstParagraph"/>
       </w:pPr>
       <w:r>
-        <w:t xml:space="preserve">No GMP batch of A-Mab was manufactured or dispositioned on the basis of these documents, and Version 1.0 was not used in a regulatory submission. The findings concern how the characterization data were judged. The experiments and the drug-substance criteria that existed in Version 1.0 are unchanged. The process is unchanged except for NORs at the Protein A and low-pH viral inactivation steps and set-points at low-pH viral inactivation, which PCR-005 and PCR-006 Version 2.0 change (§2, §6.3). Version 2.0 adds one drug-substance criterion, for fragments, at ≤ 2.00 %. There is no product impact.</w:t>
+        <w:t xml:space="preserve">No GMP batch of A-Mab was manufactured or dispositioned on the basis of these documents, and Version 1.0 was not used in a regulatory submission. The findings concern how the characterization data were judged. The experiments and the drug-substance criteria that existed in Version 1.0 are unchanged. The process is unchanged except for NORs and set-points at the low-pH viral inactivation step, which PCR-006 Version 2.0 changes (§6.3). Version 2.0 adds one drug-substance criterion, for fragments, at ≤ 2.00 %. There is no product impact.</w:t>
       </w:r>
     </w:p>
     <w:bookmarkEnd w:id="57"/>
